--- a/docs/week05/Rapor4_Hafta5_ML-Agents.docx
+++ b/docs/week05/Rapor4_Hafta5_ML-Agents.docx
@@ -57,7 +57,7 @@
           <w:sz w:val="44"/>
           <w:szCs w:val="44"/>
         </w:rPr>
-        <w:t xml:space="preserve">Hafta 5 Raporu</w:t>
+        <w:t xml:space="preserve">Rapor 4 (Hafta 5)</w:t>
       </w:r>
     </w:p>
     <w:p>
@@ -224,7 +224,7 @@
         </w:rPr>
         <w:t xml:space="preserve">GitHub deposu: </w:t>
       </w:r>
-      <w:hyperlink w:history="1" r:id="rIdovovv2x1o0qwahtfehfph">
+      <w:hyperlink w:history="1" r:id="rIdr4qlxhspmnge05ntyhifn">
         <w:r>
           <w:rPr>
             <w:rStyle w:val="Hyperlink"/>
@@ -244,7 +244,7 @@
         </w:rPr>
         <w:t xml:space="preserve">Bu haftanın dalı: </w:t>
       </w:r>
-      <w:hyperlink w:history="1" r:id="rIdcwo6kjcllixqfr-ae2qxr">
+      <w:hyperlink w:history="1" r:id="rId_xtldylzp-6zwcahtgkeu">
         <w:r>
           <w:rPr>
             <w:rStyle w:val="Hyperlink"/>
@@ -314,7 +314,7 @@
         <w:spacing w:after="120" w:line="300"/>
       </w:pPr>
       <w:r>
-        <w:t xml:space="preserve">Bu raporda dersin 5. haftasında işlenen Unity ML-Agents konusunun uygulaması anlatılmaktadır. Amaç, bir oyun karakterine bir görevi kurallarını tek tek kodlamadan, deneme yanılma yoluyla (pekiştirmeli öğrenme) öğretmektir.</w:t>
+        <w:t xml:space="preserve">Bu raporda (Rapor 4) dersin 5. haftasında işlenen Unity ML-Agents konusunun uygulaması anlatılmaktadır. Amaç, bir oyun karakterine bir görevi kurallarını tek tek kodlamadan, deneme yanılma yoluyla (pekiştirmeli öğrenme) öğretmektir.</w:t>
       </w:r>
     </w:p>
     <w:p>
@@ -2561,210 +2561,15 @@
     </w:p>
     <w:p>
       <w:pPr>
-        <w:pStyle w:val="Heading1"/>
-        <w:pageBreakBefore/>
-      </w:pPr>
-      <w:r>
-        <w:t xml:space="preserve">3. Hazır Ortam: Basic Örneği (Sunu 1)</w:t>
-      </w:r>
-    </w:p>
-    <w:p>
-      <w:pPr>
-        <w:pStyle w:val="Heading2"/>
-      </w:pPr>
-      <w:r>
-        <w:t xml:space="preserve">3.1 Basic ortamı nedir?</w:t>
-      </w:r>
-    </w:p>
-    <w:p>
-      <w:pPr>
-        <w:spacing w:after="120" w:line="300"/>
-      </w:pPr>
-      <w:r>
-        <w:t xml:space="preserve">Basic, ML-Agents'ın en basit örneğidir. Ajan 0 ile 20 arasındaki bir doğru üzerinde 10. konumda başlar. Her adımda sola gidebilir, sağa gidebilir ya da durabilir (3 ayrık aksiyon). 7. konumda küçük bir hedef (+0.1), 17. konumda büyük bir hedef (+1) vardır. Her adım −0.01 ceza verir. Gözlem, ajanın konumunun 20 elemanlı one-hot kodlamasıdır.</w:t>
-      </w:r>
-    </w:p>
-    <w:p>
-      <w:pPr>
-        <w:spacing w:after="120" w:line="300"/>
-      </w:pPr>
-      <w:r>
-        <w:t xml:space="preserve">Bu yüzden en iyi strateji hesaplanabilir: büyük hedefe 7 adımda gidilir ve </w:t>
-      </w:r>
-      <w:r>
-        <w:rPr>
-          <w:b/>
-          <w:bCs/>
-        </w:rPr>
-        <w:t xml:space="preserve">1 − 7 × 0.01 = 0.93</w:t>
-      </w:r>
-      <w:r>
-        <w:t xml:space="preserve"> ödül alınır. Küçük hedefe gitmek ise 0.1 − 3 × 0.01 = 0.07 ödül getirir. Eğitimin doğru çalışıp çalışmadığını bu teorik değerle kontrol edebiliriz.</w:t>
-      </w:r>
-    </w:p>
-    <w:p>
-      <w:pPr>
-        <w:pStyle w:val="Heading2"/>
-      </w:pPr>
-      <w:r>
-        <w:t xml:space="preserve">3.2 Eğitim ve teşhis (Aktivite 2)</w:t>
-      </w:r>
-    </w:p>
-    <w:p>
-      <w:pPr>
-        <w:spacing w:after="120" w:line="300"/>
-      </w:pPr>
-      <w:r>
-        <w:t xml:space="preserve">Basic sahnesi, klonlanan depodaki Project/ klasöründen standalone olarak build edildi ve sunudaki komutla eğitildi. Proje Unity 6000.0 ile hazırlanmıştı ve 6000.3'te otomatik olarak yükseltildi.</w:t>
-      </w:r>
-    </w:p>
-    <w:p>
-      <w:pPr>
-        <w:shd w:fill="F5F5F5" w:color="auto" w:val="clear"/>
-        <w:spacing w:after="160" w:line="240"/>
-        <w:ind w:left="200" w:right="200"/>
-      </w:pPr>
-      <w:r>
-        <w:rPr>
-          <w:rFonts w:ascii="Consolas" w:cs="Consolas" w:eastAsia="Consolas" w:hAnsi="Consolas"/>
-          <w:sz w:val="18"/>
-          <w:szCs w:val="18"/>
-        </w:rPr>
-        <w:t xml:space="preserve">mlagents-learn config/basic_short.yaml --run-id=Basic_U63_01 --env=Builds/Basic/Basic.exe --no-graphics</w:t>
-      </w:r>
-    </w:p>
-    <w:p>
-      <w:pPr>
-        <w:pBdr>
-          <w:left w:val="single" w:color="2A6FDB" w:sz="18" w:space="8"/>
-        </w:pBdr>
-        <w:shd w:fill="EAF2FB" w:color="auto" w:val="clear"/>
-        <w:spacing w:before="120" w:after="200" w:line="288"/>
-        <w:ind w:left="200" w:right="200"/>
-      </w:pPr>
-      <w:r>
-        <w:rPr>
-          <w:b/>
-          <w:bCs/>
-        </w:rPr>
-        <w:t xml:space="preserve">Not: </w:t>
-      </w:r>
-      <w:r>
-        <w:t xml:space="preserve">Resmi config/ppo/Basic.yaml'da max_steps 500.000'dir. Ajan 12.000 adımda optimuma ulaşıp orada sabitlendiği için, yalnızca bu değer 40.000'e indirilerek config/basic_short.yaml oluşturuldu. Diğer tüm hiperparametreler aynıdır. Sunu da "kısa süre eğitim başlatın" demektedir.</w:t>
-      </w:r>
-    </w:p>
-    <w:p>
-      <w:pPr>
-        <w:spacing w:after="120" w:line="300"/>
-      </w:pPr>
-      <w:r>
-        <w:t xml:space="preserve">Aktivitenin istediği üç kanıt:</w:t>
-      </w:r>
-    </w:p>
-    <w:p>
-      <w:pPr>
-        <w:pStyle w:val="ListParagraph"/>
-        <w:numPr>
-          <w:ilvl w:val="0"/>
-          <w:numId w:val="2"/>
-        </w:numPr>
-        <w:spacing w:after="60" w:line="288"/>
-      </w:pPr>
-      <w:r>
-        <w:rPr>
-          <w:b/>
-          <w:bCs/>
-        </w:rPr>
-        <w:t xml:space="preserve">Bağlantı: </w:t>
-      </w:r>
-      <w:r>
-        <w:rPr>
-          <w:rFonts w:ascii="Consolas" w:cs="Consolas" w:eastAsia="Consolas" w:hAnsi="Consolas"/>
-          <w:color w:val="8A2B06"/>
-          <w:sz w:val="19"/>
-          <w:szCs w:val="19"/>
-        </w:rPr>
-        <w:t xml:space="preserve">Connected to Unity environment with package version 4.1.0 and communication version 1.5.0</w:t>
-      </w:r>
-    </w:p>
-    <w:p>
-      <w:pPr>
-        <w:pStyle w:val="ListParagraph"/>
-        <w:numPr>
-          <w:ilvl w:val="0"/>
-          <w:numId w:val="2"/>
-        </w:numPr>
-        <w:spacing w:after="60" w:line="288"/>
-      </w:pPr>
-      <w:r>
-        <w:rPr>
-          <w:b/>
-          <w:bCs/>
-        </w:rPr>
-        <w:t xml:space="preserve">Adım ilerlemesi: </w:t>
-      </w:r>
-      <w:r>
-        <w:rPr>
-          <w:rFonts w:ascii="Consolas" w:cs="Consolas" w:eastAsia="Consolas" w:hAnsi="Consolas"/>
-          <w:color w:val="8A2B06"/>
-          <w:sz w:val="19"/>
-          <w:szCs w:val="19"/>
-        </w:rPr>
-        <w:t xml:space="preserve">Step: 2000 … Mean Reward: 0.129</w:t>
-      </w:r>
-      <w:r>
-        <w:t xml:space="preserve"> → </w:t>
-      </w:r>
-      <w:r>
-        <w:rPr>
-          <w:rFonts w:ascii="Consolas" w:cs="Consolas" w:eastAsia="Consolas" w:hAnsi="Consolas"/>
-          <w:color w:val="8A2B06"/>
-          <w:sz w:val="19"/>
-          <w:szCs w:val="19"/>
-        </w:rPr>
-        <w:t xml:space="preserve">Step: 12000 … Mean Reward: 0.925</w:t>
-      </w:r>
-    </w:p>
-    <w:p>
-      <w:pPr>
-        <w:pStyle w:val="ListParagraph"/>
-        <w:numPr>
-          <w:ilvl w:val="0"/>
-          <w:numId w:val="2"/>
-        </w:numPr>
-        <w:spacing w:after="60" w:line="288"/>
-      </w:pPr>
-      <w:r>
-        <w:rPr>
-          <w:b/>
-          <w:bCs/>
-        </w:rPr>
-        <w:t xml:space="preserve">Üretilen dosyalar: </w:t>
-      </w:r>
-      <w:r>
-        <w:rPr>
-          <w:rFonts w:ascii="Consolas" w:cs="Consolas" w:eastAsia="Consolas" w:hAnsi="Consolas"/>
-          <w:color w:val="8A2B06"/>
-          <w:sz w:val="19"/>
-          <w:szCs w:val="19"/>
-        </w:rPr>
-        <w:t xml:space="preserve">results/Basic_U63_01/</w:t>
-      </w:r>
-      <w:r>
-        <w:t xml:space="preserve"> altında Basic.onnx, checkpoint.pt, TensorBoard event dosyası, configuration.yaml ve run_logs/</w:t>
-      </w:r>
-    </w:p>
-    <w:p>
-      <w:pPr>
         <w:spacing w:before="120" w:after="60"/>
         <w:jc w:val="center"/>
       </w:pPr>
       <w:r>
         <w:drawing>
           <wp:inline distT="0" distB="0" distL="0" distR="0">
-            <wp:extent cx="5715000" cy="2543175"/>
+            <wp:extent cx="5715000" cy="2838450"/>
             <wp:effectExtent t="0" r="0" b="0" l="0"/>
-            <wp:docPr id="1" name="basic_training_curve.png" descr="Şekil 2. Basic ortamında ortalama ödül; yeşil kesikli çizgi teorik en iyi değer (0.93)" title="Şekil 2. Basic ortamında ortalama ödül; yeşil kesikli çizgi teorik en iyi değer (0.93)"/>
+            <wp:docPr id="1" name="editor/04_package_manager.png" descr="Şekil 2. Unity Package Manager: projede ML Agents 4.1.0 (Unity Registry) yüklü" title="Şekil 2. Unity Package Manager: projede ML Agents 4.1.0 (Unity Registry) yüklü"/>
             <wp:cNvGraphicFramePr>
               <a:graphicFrameLocks xmlns:a="http://schemas.openxmlformats.org/drawingml/2006/main" noChangeAspect="1"/>
             </wp:cNvGraphicFramePr>
@@ -2787,7 +2592,7 @@
                   <pic:spPr bwMode="auto">
                     <a:xfrm>
                       <a:off x="0" y="0"/>
-                      <a:ext cx="5715000" cy="2543175"/>
+                      <a:ext cx="5715000" cy="2838450"/>
                     </a:xfrm>
                     <a:prstGeom prst="rect">
                       <a:avLst/>
@@ -2813,15 +2618,7 @@
           <w:sz w:val="19"/>
           <w:szCs w:val="19"/>
         </w:rPr>
-        <w:t xml:space="preserve">Şekil 2. Basic ortamında ortalama ödül; yeşil kesikli çizgi teorik en iyi değer (0.93)</w:t>
-      </w:r>
-    </w:p>
-    <w:p>
-      <w:pPr>
-        <w:spacing w:after="120" w:line="300"/>
-      </w:pPr>
-      <w:r>
-        <w:t xml:space="preserve">Behavior Name eşleşmesi: Unity'deki Behavior Parameters → Behavior Name değeri "Basic", YAML'daki behaviors: anahtarı da "Basic". Bu ikisi eşleşmezse trainer "behavior bulunamadı" hatası verir.</w:t>
+        <w:t xml:space="preserve">Şekil 2. Unity Package Manager: projede ML Agents 4.1.0 (Unity Registry) yüklü</w:t>
       </w:r>
     </w:p>
     <w:p>
@@ -2830,7 +2627,7 @@
         <w:pageBreakBefore/>
       </w:pPr>
       <w:r>
-        <w:t xml:space="preserve">4. Kendi Ortamımız: RollerAgent (Sunu 2)</w:t>
+        <w:t xml:space="preserve">3. Hazır Ortam: Basic Örneği (Sunu 1)</w:t>
       </w:r>
     </w:p>
     <w:p>
@@ -2838,392 +2635,33 @@
         <w:pStyle w:val="Heading2"/>
       </w:pPr>
       <w:r>
-        <w:t xml:space="preserve">4.1 Problem tanımı (MDP)</w:t>
-      </w:r>
-    </w:p>
-    <w:tbl>
-      <w:tblPr>
-        <w:tblW w:type="dxa" w:w="9026"/>
-        <w:tblBorders>
-          <w:top w:val="single" w:color="auto" w:sz="4"/>
-          <w:left w:val="single" w:color="auto" w:sz="4"/>
-          <w:bottom w:val="single" w:color="auto" w:sz="4"/>
-          <w:right w:val="single" w:color="auto" w:sz="4"/>
-          <w:insideH w:val="single" w:color="auto" w:sz="4"/>
-          <w:insideV w:val="single" w:color="auto" w:sz="4"/>
-        </w:tblBorders>
-      </w:tblPr>
-      <w:tblGrid>
-        <w:gridCol w:w="2200"/>
-        <w:gridCol w:w="6826"/>
-      </w:tblGrid>
-      <w:tr>
-        <w:trPr>
-          <w:tblHeader/>
-        </w:trPr>
-        <w:tc>
-          <w:tcPr>
-            <w:tcW w:type="dxa" w:w="2200"/>
-            <w:tcBorders>
-              <w:top w:val="single" w:color="BFC5CD" w:sz="4"/>
-              <w:left w:val="single" w:color="BFC5CD" w:sz="4"/>
-              <w:bottom w:val="single" w:color="BFC5CD" w:sz="4"/>
-              <w:right w:val="single" w:color="BFC5CD" w:sz="4"/>
-            </w:tcBorders>
-            <w:shd w:fill="DCE6F2" w:color="auto" w:val="clear"/>
-            <w:tcMar>
-              <w:top w:type="dxa" w:w="60"/>
-              <w:left w:type="dxa" w:w="100"/>
-              <w:bottom w:type="dxa" w:w="60"/>
-              <w:right w:type="dxa" w:w="100"/>
-            </w:tcMar>
-          </w:tcPr>
-          <w:p>
-            <w:r>
-              <w:rPr>
-                <w:b/>
-                <w:bCs/>
-                <w:sz w:val="19"/>
-                <w:szCs w:val="19"/>
-              </w:rPr>
-              <w:t xml:space="preserve">Bileşen</w:t>
-            </w:r>
-          </w:p>
-        </w:tc>
-        <w:tc>
-          <w:tcPr>
-            <w:tcW w:type="dxa" w:w="6826"/>
-            <w:tcBorders>
-              <w:top w:val="single" w:color="BFC5CD" w:sz="4"/>
-              <w:left w:val="single" w:color="BFC5CD" w:sz="4"/>
-              <w:bottom w:val="single" w:color="BFC5CD" w:sz="4"/>
-              <w:right w:val="single" w:color="BFC5CD" w:sz="4"/>
-            </w:tcBorders>
-            <w:shd w:fill="DCE6F2" w:color="auto" w:val="clear"/>
-            <w:tcMar>
-              <w:top w:type="dxa" w:w="60"/>
-              <w:left w:type="dxa" w:w="100"/>
-              <w:bottom w:type="dxa" w:w="60"/>
-              <w:right w:type="dxa" w:w="100"/>
-            </w:tcMar>
-          </w:tcPr>
-          <w:p>
-            <w:r>
-              <w:rPr>
-                <w:b/>
-                <w:bCs/>
-                <w:sz w:val="19"/>
-                <w:szCs w:val="19"/>
-              </w:rPr>
-              <w:t xml:space="preserve">Tasarım</w:t>
-            </w:r>
-          </w:p>
-        </w:tc>
-      </w:tr>
-      <w:tr>
-        <w:tc>
-          <w:tcPr>
-            <w:tcW w:type="dxa" w:w="2200"/>
-            <w:tcBorders>
-              <w:top w:val="single" w:color="BFC5CD" w:sz="4"/>
-              <w:left w:val="single" w:color="BFC5CD" w:sz="4"/>
-              <w:bottom w:val="single" w:color="BFC5CD" w:sz="4"/>
-              <w:right w:val="single" w:color="BFC5CD" w:sz="4"/>
-            </w:tcBorders>
-            <w:tcMar>
-              <w:top w:type="dxa" w:w="60"/>
-              <w:left w:type="dxa" w:w="100"/>
-              <w:bottom w:type="dxa" w:w="60"/>
-              <w:right w:type="dxa" w:w="100"/>
-            </w:tcMar>
-          </w:tcPr>
-          <w:p>
-            <w:r>
-              <w:rPr>
-                <w:b w:val="false"/>
-                <w:bCs w:val="false"/>
-                <w:sz w:val="19"/>
-                <w:szCs w:val="19"/>
-              </w:rPr>
-              <w:t xml:space="preserve">Durum / Gözlem</w:t>
-            </w:r>
-          </w:p>
-        </w:tc>
-        <w:tc>
-          <w:tcPr>
-            <w:tcW w:type="dxa" w:w="6826"/>
-            <w:tcBorders>
-              <w:top w:val="single" w:color="BFC5CD" w:sz="4"/>
-              <w:left w:val="single" w:color="BFC5CD" w:sz="4"/>
-              <w:bottom w:val="single" w:color="BFC5CD" w:sz="4"/>
-              <w:right w:val="single" w:color="BFC5CD" w:sz="4"/>
-            </w:tcBorders>
-            <w:tcMar>
-              <w:top w:type="dxa" w:w="60"/>
-              <w:left w:type="dxa" w:w="100"/>
-              <w:bottom w:type="dxa" w:w="60"/>
-              <w:right w:type="dxa" w:w="100"/>
-            </w:tcMar>
-          </w:tcPr>
-          <w:p>
-            <w:r>
-              <w:rPr>
-                <w:b w:val="false"/>
-                <w:bCs w:val="false"/>
-                <w:sz w:val="19"/>
-                <w:szCs w:val="19"/>
-              </w:rPr>
-              <w:t xml:space="preserve">Hedefin yerel konumu (3) + ajanın yerel konumu (3) + ajanın X, Z hızı (2) = 8 sayı</w:t>
-            </w:r>
-          </w:p>
-        </w:tc>
-      </w:tr>
-      <w:tr>
-        <w:tc>
-          <w:tcPr>
-            <w:tcW w:type="dxa" w:w="2200"/>
-            <w:tcBorders>
-              <w:top w:val="single" w:color="BFC5CD" w:sz="4"/>
-              <w:left w:val="single" w:color="BFC5CD" w:sz="4"/>
-              <w:bottom w:val="single" w:color="BFC5CD" w:sz="4"/>
-              <w:right w:val="single" w:color="BFC5CD" w:sz="4"/>
-            </w:tcBorders>
-            <w:tcMar>
-              <w:top w:type="dxa" w:w="60"/>
-              <w:left w:type="dxa" w:w="100"/>
-              <w:bottom w:type="dxa" w:w="60"/>
-              <w:right w:type="dxa" w:w="100"/>
-            </w:tcMar>
-          </w:tcPr>
-          <w:p>
-            <w:r>
-              <w:rPr>
-                <w:b w:val="false"/>
-                <w:bCs w:val="false"/>
-                <w:sz w:val="19"/>
-                <w:szCs w:val="19"/>
-              </w:rPr>
-              <w:t xml:space="preserve">Aksiyon</w:t>
-            </w:r>
-          </w:p>
-        </w:tc>
-        <w:tc>
-          <w:tcPr>
-            <w:tcW w:type="dxa" w:w="6826"/>
-            <w:tcBorders>
-              <w:top w:val="single" w:color="BFC5CD" w:sz="4"/>
-              <w:left w:val="single" w:color="BFC5CD" w:sz="4"/>
-              <w:bottom w:val="single" w:color="BFC5CD" w:sz="4"/>
-              <w:right w:val="single" w:color="BFC5CD" w:sz="4"/>
-            </w:tcBorders>
-            <w:tcMar>
-              <w:top w:type="dxa" w:w="60"/>
-              <w:left w:type="dxa" w:w="100"/>
-              <w:bottom w:type="dxa" w:w="60"/>
-              <w:right w:type="dxa" w:w="100"/>
-            </w:tcMar>
-          </w:tcPr>
-          <w:p>
-            <w:r>
-              <w:rPr>
-                <w:b w:val="false"/>
-                <w:bCs w:val="false"/>
-                <w:sz w:val="19"/>
-                <w:szCs w:val="19"/>
-              </w:rPr>
-              <w:t xml:space="preserve">2 sürekli değer (−1..+1): X ve Z yönünde uygulanacak kuvvetin yönü ve şiddeti</w:t>
-            </w:r>
-          </w:p>
-        </w:tc>
-      </w:tr>
-      <w:tr>
-        <w:tc>
-          <w:tcPr>
-            <w:tcW w:type="dxa" w:w="2200"/>
-            <w:tcBorders>
-              <w:top w:val="single" w:color="BFC5CD" w:sz="4"/>
-              <w:left w:val="single" w:color="BFC5CD" w:sz="4"/>
-              <w:bottom w:val="single" w:color="BFC5CD" w:sz="4"/>
-              <w:right w:val="single" w:color="BFC5CD" w:sz="4"/>
-            </w:tcBorders>
-            <w:tcMar>
-              <w:top w:type="dxa" w:w="60"/>
-              <w:left w:type="dxa" w:w="100"/>
-              <w:bottom w:type="dxa" w:w="60"/>
-              <w:right w:type="dxa" w:w="100"/>
-            </w:tcMar>
-          </w:tcPr>
-          <w:p>
-            <w:r>
-              <w:rPr>
-                <w:b w:val="false"/>
-                <w:bCs w:val="false"/>
-                <w:sz w:val="19"/>
-                <w:szCs w:val="19"/>
-              </w:rPr>
-              <w:t xml:space="preserve">Ödül</w:t>
-            </w:r>
-          </w:p>
-        </w:tc>
-        <w:tc>
-          <w:tcPr>
-            <w:tcW w:type="dxa" w:w="6826"/>
-            <w:tcBorders>
-              <w:top w:val="single" w:color="BFC5CD" w:sz="4"/>
-              <w:left w:val="single" w:color="BFC5CD" w:sz="4"/>
-              <w:bottom w:val="single" w:color="BFC5CD" w:sz="4"/>
-              <w:right w:val="single" w:color="BFC5CD" w:sz="4"/>
-            </w:tcBorders>
-            <w:tcMar>
-              <w:top w:type="dxa" w:w="60"/>
-              <w:left w:type="dxa" w:w="100"/>
-              <w:bottom w:type="dxa" w:w="60"/>
-              <w:right w:type="dxa" w:w="100"/>
-            </w:tcMar>
-          </w:tcPr>
-          <w:p>
-            <w:r>
-              <w:rPr>
-                <w:b w:val="false"/>
-                <w:bCs w:val="false"/>
-                <w:sz w:val="19"/>
-                <w:szCs w:val="19"/>
-              </w:rPr>
-              <w:t xml:space="preserve">Hedefe uzaklık &lt; 1.4 ise +1 ve episode biter. Başka ödül veya ceza yok (sunudaki temel tasarım)</w:t>
-            </w:r>
-          </w:p>
-        </w:tc>
-      </w:tr>
-      <w:tr>
-        <w:tc>
-          <w:tcPr>
-            <w:tcW w:type="dxa" w:w="2200"/>
-            <w:tcBorders>
-              <w:top w:val="single" w:color="BFC5CD" w:sz="4"/>
-              <w:left w:val="single" w:color="BFC5CD" w:sz="4"/>
-              <w:bottom w:val="single" w:color="BFC5CD" w:sz="4"/>
-              <w:right w:val="single" w:color="BFC5CD" w:sz="4"/>
-            </w:tcBorders>
-            <w:tcMar>
-              <w:top w:type="dxa" w:w="60"/>
-              <w:left w:type="dxa" w:w="100"/>
-              <w:bottom w:type="dxa" w:w="60"/>
-              <w:right w:type="dxa" w:w="100"/>
-            </w:tcMar>
-          </w:tcPr>
-          <w:p>
-            <w:r>
-              <w:rPr>
-                <w:b w:val="false"/>
-                <w:bCs w:val="false"/>
-                <w:sz w:val="19"/>
-                <w:szCs w:val="19"/>
-              </w:rPr>
-              <w:t xml:space="preserve">Bitiş</w:t>
-            </w:r>
-          </w:p>
-        </w:tc>
-        <w:tc>
-          <w:tcPr>
-            <w:tcW w:type="dxa" w:w="6826"/>
-            <w:tcBorders>
-              <w:top w:val="single" w:color="BFC5CD" w:sz="4"/>
-              <w:left w:val="single" w:color="BFC5CD" w:sz="4"/>
-              <w:bottom w:val="single" w:color="BFC5CD" w:sz="4"/>
-              <w:right w:val="single" w:color="BFC5CD" w:sz="4"/>
-            </w:tcBorders>
-            <w:tcMar>
-              <w:top w:type="dxa" w:w="60"/>
-              <w:left w:type="dxa" w:w="100"/>
-              <w:bottom w:type="dxa" w:w="60"/>
-              <w:right w:type="dxa" w:w="100"/>
-            </w:tcMar>
-          </w:tcPr>
-          <w:p>
-            <w:r>
-              <w:rPr>
-                <w:b w:val="false"/>
-                <w:bCs w:val="false"/>
-                <w:sz w:val="19"/>
-                <w:szCs w:val="19"/>
-              </w:rPr>
-              <w:t xml:space="preserve">Başarı · zeminden düşme (y &lt; −1) · Max Step = 500 adım (zaman aşımı)</w:t>
-            </w:r>
-          </w:p>
-        </w:tc>
-      </w:tr>
-      <w:tr>
-        <w:tc>
-          <w:tcPr>
-            <w:tcW w:type="dxa" w:w="2200"/>
-            <w:tcBorders>
-              <w:top w:val="single" w:color="BFC5CD" w:sz="4"/>
-              <w:left w:val="single" w:color="BFC5CD" w:sz="4"/>
-              <w:bottom w:val="single" w:color="BFC5CD" w:sz="4"/>
-              <w:right w:val="single" w:color="BFC5CD" w:sz="4"/>
-            </w:tcBorders>
-            <w:tcMar>
-              <w:top w:type="dxa" w:w="60"/>
-              <w:left w:type="dxa" w:w="100"/>
-              <w:bottom w:type="dxa" w:w="60"/>
-              <w:right w:type="dxa" w:w="100"/>
-            </w:tcMar>
-          </w:tcPr>
-          <w:p>
-            <w:r>
-              <w:rPr>
-                <w:b w:val="false"/>
-                <w:bCs w:val="false"/>
-                <w:sz w:val="19"/>
-                <w:szCs w:val="19"/>
-              </w:rPr>
-              <w:t xml:space="preserve">Rastgelelik</w:t>
-            </w:r>
-          </w:p>
-        </w:tc>
-        <w:tc>
-          <w:tcPr>
-            <w:tcW w:type="dxa" w:w="6826"/>
-            <w:tcBorders>
-              <w:top w:val="single" w:color="BFC5CD" w:sz="4"/>
-              <w:left w:val="single" w:color="BFC5CD" w:sz="4"/>
-              <w:bottom w:val="single" w:color="BFC5CD" w:sz="4"/>
-              <w:right w:val="single" w:color="BFC5CD" w:sz="4"/>
-            </w:tcBorders>
-            <w:tcMar>
-              <w:top w:type="dxa" w:w="60"/>
-              <w:left w:type="dxa" w:w="100"/>
-              <w:bottom w:type="dxa" w:w="60"/>
-              <w:right w:type="dxa" w:w="100"/>
-            </w:tcMar>
-          </w:tcPr>
-          <w:p>
-            <w:r>
-              <w:rPr>
-                <w:b w:val="false"/>
-                <w:bCs w:val="false"/>
-                <w:sz w:val="19"/>
-                <w:szCs w:val="19"/>
-              </w:rPr>
-              <w:t xml:space="preserve">Her episode'da hedef [−3.5, 3.5] × [−3.5, 3.5] alanında rastgele bir yere konur</w:t>
-            </w:r>
-          </w:p>
-        </w:tc>
-      </w:tr>
-    </w:tbl>
-    <w:p>
-      <w:pPr>
-        <w:spacing w:before="60" w:after="200"/>
-      </w:pPr>
-      <w:r>
-        <w:rPr>
-          <w:i/>
-          <w:iCs/>
-          <w:color w:val="555555"/>
-          <w:sz w:val="19"/>
-          <w:szCs w:val="19"/>
-        </w:rPr>
-        <w:t xml:space="preserve">Tablo 3. RollerAgent problemi</w:t>
+        <w:t xml:space="preserve">3.1 Basic ortamı nedir?</w:t>
+      </w:r>
+    </w:p>
+    <w:p>
+      <w:pPr>
+        <w:spacing w:after="120" w:line="300"/>
+      </w:pPr>
+      <w:r>
+        <w:t xml:space="preserve">Basic, ML-Agents'ın en basit örneğidir. Ajan 0 ile 20 arasındaki bir doğru üzerinde 10. konumda başlar. Her adımda sola gidebilir, sağa gidebilir ya da durabilir (3 ayrık aksiyon). 7. konumda küçük bir hedef (+0.1), 17. konumda büyük bir hedef (+1) vardır. Her adım −0.01 ceza verir. Gözlem, ajanın konumunun 20 elemanlı one-hot kodlamasıdır.</w:t>
+      </w:r>
+    </w:p>
+    <w:p>
+      <w:pPr>
+        <w:spacing w:after="120" w:line="300"/>
+      </w:pPr>
+      <w:r>
+        <w:t xml:space="preserve">Bu yüzden en iyi strateji hesaplanabilir: büyük hedefe 7 adımda gidilir ve </w:t>
+      </w:r>
+      <w:r>
+        <w:rPr>
+          <w:b/>
+          <w:bCs/>
+        </w:rPr>
+        <w:t xml:space="preserve">1 − 7 × 0.01 = 0.93</w:t>
+      </w:r>
+      <w:r>
+        <w:t xml:space="preserve"> ödül alınır. Küçük hedefe gitmek ise 0.1 − 3 × 0.01 = 0.07 ödül getirir. Eğitimin doğru çalışıp çalışmadığını bu teorik değerle kontrol edebiliriz.</w:t>
       </w:r>
     </w:p>
     <w:p>
@@ -3231,7 +2669,7 @@
         <w:pStyle w:val="Heading2"/>
       </w:pPr>
       <w:r>
-        <w:t xml:space="preserve">4.2 Sahne</w:t>
+        <w:t xml:space="preserve">3.2 Eğitim ve teşhis (Aktivite 2)</w:t>
       </w:r>
     </w:p>
     <w:p>
@@ -3239,13 +2677,13 @@
         <w:spacing w:after="120" w:line="300"/>
       </w:pPr>
       <w:r>
-        <w:t xml:space="preserve">Tüm nesneler tek bir TrainingArea altında gruplandı. Bu sayede alan kopyalanarak paralel eğitim yapılabilir. Sahne, yazdığımız bir Editor scripti (RollerBallSceneBuilder.cs, menü: ML Agents Course → 1. Build RollerBall Training Scene) ile tek tıkla, her seferinde aynı şekilde üretilebilir.</w:t>
+        <w:t xml:space="preserve">Basic sahnesi, klonlanan depodaki Project/ klasöründen standalone olarak build edildi ve sunudaki komutla eğitildi. Proje Unity 6000.0 ile hazırlanmıştı ve 6000.3'te otomatik olarak yükseltildi.</w:t>
       </w:r>
     </w:p>
     <w:p>
       <w:pPr>
         <w:shd w:fill="F5F5F5" w:color="auto" w:val="clear"/>
-        <w:spacing w:after="0" w:line="240"/>
+        <w:spacing w:after="160" w:line="240"/>
         <w:ind w:left="200" w:right="200"/>
       </w:pPr>
       <w:r>
@@ -3254,67 +2692,128 @@
           <w:sz w:val="18"/>
           <w:szCs w:val="18"/>
         </w:rPr>
-        <w:t xml:space="preserve">TrainingArea</w:t>
-      </w:r>
-    </w:p>
-    <w:p>
-      <w:pPr>
-        <w:shd w:fill="F5F5F5" w:color="auto" w:val="clear"/>
-        <w:spacing w:after="0" w:line="240"/>
+        <w:t xml:space="preserve">mlagents-learn config/basic_short.yaml --run-id=Basic_U63_01 --env=Builds/Basic/Basic.exe --no-graphics</w:t>
+      </w:r>
+    </w:p>
+    <w:p>
+      <w:pPr>
+        <w:pBdr>
+          <w:left w:val="single" w:color="2A6FDB" w:sz="18" w:space="8"/>
+        </w:pBdr>
+        <w:shd w:fill="EAF2FB" w:color="auto" w:val="clear"/>
+        <w:spacing w:before="120" w:after="200" w:line="288"/>
         <w:ind w:left="200" w:right="200"/>
       </w:pPr>
       <w:r>
         <w:rPr>
+          <w:b/>
+          <w:bCs/>
+        </w:rPr>
+        <w:t xml:space="preserve">Not: </w:t>
+      </w:r>
+      <w:r>
+        <w:t xml:space="preserve">Resmi config/ppo/Basic.yaml'da max_steps 500.000'dir. Ajan 12.000 adımda optimuma ulaşıp orada sabitlendiği için, yalnızca bu değer 40.000'e indirilerek config/basic_short.yaml oluşturuldu. Diğer tüm hiperparametreler aynıdır. Sunu da "kısa süre eğitim başlatın" demektedir.</w:t>
+      </w:r>
+    </w:p>
+    <w:p>
+      <w:pPr>
+        <w:spacing w:after="120" w:line="300"/>
+      </w:pPr>
+      <w:r>
+        <w:t xml:space="preserve">Aktivitenin istediği üç kanıt:</w:t>
+      </w:r>
+    </w:p>
+    <w:p>
+      <w:pPr>
+        <w:pStyle w:val="ListParagraph"/>
+        <w:numPr>
+          <w:ilvl w:val="0"/>
+          <w:numId w:val="2"/>
+        </w:numPr>
+        <w:spacing w:after="60" w:line="288"/>
+      </w:pPr>
+      <w:r>
+        <w:rPr>
+          <w:b/>
+          <w:bCs/>
+        </w:rPr>
+        <w:t xml:space="preserve">Bağlantı: </w:t>
+      </w:r>
+      <w:r>
+        <w:rPr>
           <w:rFonts w:ascii="Consolas" w:cs="Consolas" w:eastAsia="Consolas" w:hAnsi="Consolas"/>
-          <w:sz w:val="18"/>
-          <w:szCs w:val="18"/>
-        </w:rPr>
-        <w:t xml:space="preserve"> ├─ Floor        Plane 10x10, MeshCollider, mavi</w:t>
-      </w:r>
-    </w:p>
-    <w:p>
-      <w:pPr>
-        <w:shd w:fill="F5F5F5" w:color="auto" w:val="clear"/>
-        <w:spacing w:after="0" w:line="240"/>
-        <w:ind w:left="200" w:right="200"/>
-      </w:pPr>
+          <w:color w:val="8A2B06"/>
+          <w:sz w:val="19"/>
+          <w:szCs w:val="19"/>
+        </w:rPr>
+        <w:t xml:space="preserve">Connected to Unity environment with package version 4.1.0 and communication version 1.5.0</w:t>
+      </w:r>
+    </w:p>
+    <w:p>
+      <w:pPr>
+        <w:pStyle w:val="ListParagraph"/>
+        <w:numPr>
+          <w:ilvl w:val="0"/>
+          <w:numId w:val="2"/>
+        </w:numPr>
+        <w:spacing w:after="60" w:line="288"/>
+      </w:pPr>
+      <w:r>
+        <w:rPr>
+          <w:b/>
+          <w:bCs/>
+        </w:rPr>
+        <w:t xml:space="preserve">Adım ilerlemesi: </w:t>
+      </w:r>
       <w:r>
         <w:rPr>
           <w:rFonts w:ascii="Consolas" w:cs="Consolas" w:eastAsia="Consolas" w:hAnsi="Consolas"/>
-          <w:sz w:val="18"/>
-          <w:szCs w:val="18"/>
-        </w:rPr>
-        <w:t xml:space="preserve"> ├─ Target       Cube, turuncu, local (3, 0.5, 3), BoxCollider</w:t>
-      </w:r>
-    </w:p>
-    <w:p>
-      <w:pPr>
-        <w:shd w:fill="F5F5F5" w:color="auto" w:val="clear"/>
-        <w:spacing w:after="0" w:line="240"/>
-        <w:ind w:left="200" w:right="200"/>
-      </w:pPr>
+          <w:color w:val="8A2B06"/>
+          <w:sz w:val="19"/>
+          <w:szCs w:val="19"/>
+        </w:rPr>
+        <w:t xml:space="preserve">Step: 2000 … Mean Reward: 0.129</w:t>
+      </w:r>
+      <w:r>
+        <w:t xml:space="preserve"> → </w:t>
+      </w:r>
       <w:r>
         <w:rPr>
           <w:rFonts w:ascii="Consolas" w:cs="Consolas" w:eastAsia="Consolas" w:hAnsi="Consolas"/>
-          <w:sz w:val="18"/>
-          <w:szCs w:val="18"/>
-        </w:rPr>
-        <w:t xml:space="preserve"> └─ RollerAgent  Sphere, yeşil, local (0, 0.5, 0)</w:t>
-      </w:r>
-    </w:p>
-    <w:p>
-      <w:pPr>
-        <w:shd w:fill="F5F5F5" w:color="auto" w:val="clear"/>
-        <w:spacing w:after="160" w:line="240"/>
-        <w:ind w:left="200" w:right="200"/>
-      </w:pPr>
+          <w:color w:val="8A2B06"/>
+          <w:sz w:val="19"/>
+          <w:szCs w:val="19"/>
+        </w:rPr>
+        <w:t xml:space="preserve">Step: 12000 … Mean Reward: 0.925</w:t>
+      </w:r>
+    </w:p>
+    <w:p>
+      <w:pPr>
+        <w:pStyle w:val="ListParagraph"/>
+        <w:numPr>
+          <w:ilvl w:val="0"/>
+          <w:numId w:val="2"/>
+        </w:numPr>
+        <w:spacing w:after="60" w:line="288"/>
+      </w:pPr>
+      <w:r>
+        <w:rPr>
+          <w:b/>
+          <w:bCs/>
+        </w:rPr>
+        <w:t xml:space="preserve">Üretilen dosyalar: </w:t>
+      </w:r>
       <w:r>
         <w:rPr>
           <w:rFonts w:ascii="Consolas" w:cs="Consolas" w:eastAsia="Consolas" w:hAnsi="Consolas"/>
-          <w:sz w:val="18"/>
-          <w:szCs w:val="18"/>
-        </w:rPr>
-        <w:t xml:space="preserve">      Rigidbody · Behavior Parameters · Decision Requester · RollerBallAgent.cs</w:t>
+          <w:color w:val="8A2B06"/>
+          <w:sz w:val="19"/>
+          <w:szCs w:val="19"/>
+        </w:rPr>
+        <w:t xml:space="preserve">results/Basic_U63_01/</w:t>
+      </w:r>
+      <w:r>
+        <w:t xml:space="preserve"> altında Basic.onnx, checkpoint.pt, TensorBoard event dosyası, configuration.yaml ve run_logs/</w:t>
       </w:r>
     </w:p>
     <w:p>
@@ -3325,9 +2824,9 @@
       <w:r>
         <w:drawing>
           <wp:inline distT="0" distB="0" distL="0" distR="0">
-            <wp:extent cx="4476750" cy="2514600"/>
+            <wp:extent cx="5715000" cy="2543175"/>
             <wp:effectExtent t="0" r="0" b="0" l="0"/>
-            <wp:docPr id="1" name="scene_game_view.png" descr="Şekil 3. Oyun kamerasından RollerBallTraining sahnesi" title="Şekil 3. Oyun kamerasından RollerBallTraining sahnesi"/>
+            <wp:docPr id="1" name="basic_training_curve.png" descr="Şekil 3. Basic ortamında ortalama ödül; yeşil kesikli çizgi teorik en iyi değer (0.93)" title="Şekil 3. Basic ortamında ortalama ödül; yeşil kesikli çizgi teorik en iyi değer (0.93)"/>
             <wp:cNvGraphicFramePr>
               <a:graphicFrameLocks xmlns:a="http://schemas.openxmlformats.org/drawingml/2006/main" noChangeAspect="1"/>
             </wp:cNvGraphicFramePr>
@@ -3350,7 +2849,7 @@
                   <pic:spPr bwMode="auto">
                     <a:xfrm>
                       <a:off x="0" y="0"/>
-                      <a:ext cx="4476750" cy="2514600"/>
+                      <a:ext cx="5715000" cy="2543175"/>
                     </a:xfrm>
                     <a:prstGeom prst="rect">
                       <a:avLst/>
@@ -3376,7 +2875,7 @@
           <w:sz w:val="19"/>
           <w:szCs w:val="19"/>
         </w:rPr>
-        <w:t xml:space="preserve">Şekil 3. Oyun kamerasından RollerBallTraining sahnesi</w:t>
+        <w:t xml:space="preserve">Şekil 3. Basic ortamında ortalama ödül; yeşil kesikli çizgi teorik en iyi değer (0.93)</w:t>
       </w:r>
     </w:p>
     <w:p>
@@ -3384,7 +2883,16 @@
         <w:spacing w:after="120" w:line="300"/>
       </w:pPr>
       <w:r>
-        <w:t xml:space="preserve">Ajan bir Rigidbody ile fizik motoruna bağlıdır. Sunuda vurgulandığı gibi, dinamik bir Rigidbody her karede transform.position ile değil, kuvvet uygulanarak hareket ettirilir. Böylece momentum, sürtünme ve düşme gibi etkileri fizik motoru hesaplar.</w:t>
+        <w:t xml:space="preserve">Behavior Name eşleşmesi: Unity'deki Behavior Parameters → Behavior Name değeri "Basic", YAML'daki behaviors: anahtarı da "Basic". Bu ikisi eşleşmezse trainer "behavior bulunamadı" hatası verir.</w:t>
+      </w:r>
+    </w:p>
+    <w:p>
+      <w:pPr>
+        <w:pStyle w:val="Heading1"/>
+        <w:pageBreakBefore/>
+      </w:pPr>
+      <w:r>
+        <w:t xml:space="preserve">4. Kendi Ortamımız: RollerAgent (Sunu 2)</w:t>
       </w:r>
     </w:p>
     <w:p>
@@ -3392,7 +2900,400 @@
         <w:pStyle w:val="Heading2"/>
       </w:pPr>
       <w:r>
-        <w:t xml:space="preserve">4.3 Ajan kodu (RollerBallAgent.cs)</w:t>
+        <w:t xml:space="preserve">4.1 Problem tanımı (MDP)</w:t>
+      </w:r>
+    </w:p>
+    <w:tbl>
+      <w:tblPr>
+        <w:tblW w:type="dxa" w:w="9026"/>
+        <w:tblBorders>
+          <w:top w:val="single" w:color="auto" w:sz="4"/>
+          <w:left w:val="single" w:color="auto" w:sz="4"/>
+          <w:bottom w:val="single" w:color="auto" w:sz="4"/>
+          <w:right w:val="single" w:color="auto" w:sz="4"/>
+          <w:insideH w:val="single" w:color="auto" w:sz="4"/>
+          <w:insideV w:val="single" w:color="auto" w:sz="4"/>
+        </w:tblBorders>
+      </w:tblPr>
+      <w:tblGrid>
+        <w:gridCol w:w="2200"/>
+        <w:gridCol w:w="6826"/>
+      </w:tblGrid>
+      <w:tr>
+        <w:trPr>
+          <w:tblHeader/>
+        </w:trPr>
+        <w:tc>
+          <w:tcPr>
+            <w:tcW w:type="dxa" w:w="2200"/>
+            <w:tcBorders>
+              <w:top w:val="single" w:color="BFC5CD" w:sz="4"/>
+              <w:left w:val="single" w:color="BFC5CD" w:sz="4"/>
+              <w:bottom w:val="single" w:color="BFC5CD" w:sz="4"/>
+              <w:right w:val="single" w:color="BFC5CD" w:sz="4"/>
+            </w:tcBorders>
+            <w:shd w:fill="DCE6F2" w:color="auto" w:val="clear"/>
+            <w:tcMar>
+              <w:top w:type="dxa" w:w="60"/>
+              <w:left w:type="dxa" w:w="100"/>
+              <w:bottom w:type="dxa" w:w="60"/>
+              <w:right w:type="dxa" w:w="100"/>
+            </w:tcMar>
+          </w:tcPr>
+          <w:p>
+            <w:r>
+              <w:rPr>
+                <w:b/>
+                <w:bCs/>
+                <w:sz w:val="19"/>
+                <w:szCs w:val="19"/>
+              </w:rPr>
+              <w:t xml:space="preserve">Bileşen</w:t>
+            </w:r>
+          </w:p>
+        </w:tc>
+        <w:tc>
+          <w:tcPr>
+            <w:tcW w:type="dxa" w:w="6826"/>
+            <w:tcBorders>
+              <w:top w:val="single" w:color="BFC5CD" w:sz="4"/>
+              <w:left w:val="single" w:color="BFC5CD" w:sz="4"/>
+              <w:bottom w:val="single" w:color="BFC5CD" w:sz="4"/>
+              <w:right w:val="single" w:color="BFC5CD" w:sz="4"/>
+            </w:tcBorders>
+            <w:shd w:fill="DCE6F2" w:color="auto" w:val="clear"/>
+            <w:tcMar>
+              <w:top w:type="dxa" w:w="60"/>
+              <w:left w:type="dxa" w:w="100"/>
+              <w:bottom w:type="dxa" w:w="60"/>
+              <w:right w:type="dxa" w:w="100"/>
+            </w:tcMar>
+          </w:tcPr>
+          <w:p>
+            <w:r>
+              <w:rPr>
+                <w:b/>
+                <w:bCs/>
+                <w:sz w:val="19"/>
+                <w:szCs w:val="19"/>
+              </w:rPr>
+              <w:t xml:space="preserve">Tasarım</w:t>
+            </w:r>
+          </w:p>
+        </w:tc>
+      </w:tr>
+      <w:tr>
+        <w:tc>
+          <w:tcPr>
+            <w:tcW w:type="dxa" w:w="2200"/>
+            <w:tcBorders>
+              <w:top w:val="single" w:color="BFC5CD" w:sz="4"/>
+              <w:left w:val="single" w:color="BFC5CD" w:sz="4"/>
+              <w:bottom w:val="single" w:color="BFC5CD" w:sz="4"/>
+              <w:right w:val="single" w:color="BFC5CD" w:sz="4"/>
+            </w:tcBorders>
+            <w:tcMar>
+              <w:top w:type="dxa" w:w="60"/>
+              <w:left w:type="dxa" w:w="100"/>
+              <w:bottom w:type="dxa" w:w="60"/>
+              <w:right w:type="dxa" w:w="100"/>
+            </w:tcMar>
+          </w:tcPr>
+          <w:p>
+            <w:r>
+              <w:rPr>
+                <w:b w:val="false"/>
+                <w:bCs w:val="false"/>
+                <w:sz w:val="19"/>
+                <w:szCs w:val="19"/>
+              </w:rPr>
+              <w:t xml:space="preserve">Durum / Gözlem</w:t>
+            </w:r>
+          </w:p>
+        </w:tc>
+        <w:tc>
+          <w:tcPr>
+            <w:tcW w:type="dxa" w:w="6826"/>
+            <w:tcBorders>
+              <w:top w:val="single" w:color="BFC5CD" w:sz="4"/>
+              <w:left w:val="single" w:color="BFC5CD" w:sz="4"/>
+              <w:bottom w:val="single" w:color="BFC5CD" w:sz="4"/>
+              <w:right w:val="single" w:color="BFC5CD" w:sz="4"/>
+            </w:tcBorders>
+            <w:tcMar>
+              <w:top w:type="dxa" w:w="60"/>
+              <w:left w:type="dxa" w:w="100"/>
+              <w:bottom w:type="dxa" w:w="60"/>
+              <w:right w:type="dxa" w:w="100"/>
+            </w:tcMar>
+          </w:tcPr>
+          <w:p>
+            <w:r>
+              <w:rPr>
+                <w:b w:val="false"/>
+                <w:bCs w:val="false"/>
+                <w:sz w:val="19"/>
+                <w:szCs w:val="19"/>
+              </w:rPr>
+              <w:t xml:space="preserve">Hedefin yerel konumu (3) + ajanın yerel konumu (3) + ajanın X, Z hızı (2) = 8 sayı</w:t>
+            </w:r>
+          </w:p>
+        </w:tc>
+      </w:tr>
+      <w:tr>
+        <w:tc>
+          <w:tcPr>
+            <w:tcW w:type="dxa" w:w="2200"/>
+            <w:tcBorders>
+              <w:top w:val="single" w:color="BFC5CD" w:sz="4"/>
+              <w:left w:val="single" w:color="BFC5CD" w:sz="4"/>
+              <w:bottom w:val="single" w:color="BFC5CD" w:sz="4"/>
+              <w:right w:val="single" w:color="BFC5CD" w:sz="4"/>
+            </w:tcBorders>
+            <w:tcMar>
+              <w:top w:type="dxa" w:w="60"/>
+              <w:left w:type="dxa" w:w="100"/>
+              <w:bottom w:type="dxa" w:w="60"/>
+              <w:right w:type="dxa" w:w="100"/>
+            </w:tcMar>
+          </w:tcPr>
+          <w:p>
+            <w:r>
+              <w:rPr>
+                <w:b w:val="false"/>
+                <w:bCs w:val="false"/>
+                <w:sz w:val="19"/>
+                <w:szCs w:val="19"/>
+              </w:rPr>
+              <w:t xml:space="preserve">Aksiyon</w:t>
+            </w:r>
+          </w:p>
+        </w:tc>
+        <w:tc>
+          <w:tcPr>
+            <w:tcW w:type="dxa" w:w="6826"/>
+            <w:tcBorders>
+              <w:top w:val="single" w:color="BFC5CD" w:sz="4"/>
+              <w:left w:val="single" w:color="BFC5CD" w:sz="4"/>
+              <w:bottom w:val="single" w:color="BFC5CD" w:sz="4"/>
+              <w:right w:val="single" w:color="BFC5CD" w:sz="4"/>
+            </w:tcBorders>
+            <w:tcMar>
+              <w:top w:type="dxa" w:w="60"/>
+              <w:left w:type="dxa" w:w="100"/>
+              <w:bottom w:type="dxa" w:w="60"/>
+              <w:right w:type="dxa" w:w="100"/>
+            </w:tcMar>
+          </w:tcPr>
+          <w:p>
+            <w:r>
+              <w:rPr>
+                <w:b w:val="false"/>
+                <w:bCs w:val="false"/>
+                <w:sz w:val="19"/>
+                <w:szCs w:val="19"/>
+              </w:rPr>
+              <w:t xml:space="preserve">2 sürekli değer (−1..+1): X ve Z yönünde uygulanacak kuvvetin yönü ve şiddeti</w:t>
+            </w:r>
+          </w:p>
+        </w:tc>
+      </w:tr>
+      <w:tr>
+        <w:tc>
+          <w:tcPr>
+            <w:tcW w:type="dxa" w:w="2200"/>
+            <w:tcBorders>
+              <w:top w:val="single" w:color="BFC5CD" w:sz="4"/>
+              <w:left w:val="single" w:color="BFC5CD" w:sz="4"/>
+              <w:bottom w:val="single" w:color="BFC5CD" w:sz="4"/>
+              <w:right w:val="single" w:color="BFC5CD" w:sz="4"/>
+            </w:tcBorders>
+            <w:tcMar>
+              <w:top w:type="dxa" w:w="60"/>
+              <w:left w:type="dxa" w:w="100"/>
+              <w:bottom w:type="dxa" w:w="60"/>
+              <w:right w:type="dxa" w:w="100"/>
+            </w:tcMar>
+          </w:tcPr>
+          <w:p>
+            <w:r>
+              <w:rPr>
+                <w:b w:val="false"/>
+                <w:bCs w:val="false"/>
+                <w:sz w:val="19"/>
+                <w:szCs w:val="19"/>
+              </w:rPr>
+              <w:t xml:space="preserve">Ödül</w:t>
+            </w:r>
+          </w:p>
+        </w:tc>
+        <w:tc>
+          <w:tcPr>
+            <w:tcW w:type="dxa" w:w="6826"/>
+            <w:tcBorders>
+              <w:top w:val="single" w:color="BFC5CD" w:sz="4"/>
+              <w:left w:val="single" w:color="BFC5CD" w:sz="4"/>
+              <w:bottom w:val="single" w:color="BFC5CD" w:sz="4"/>
+              <w:right w:val="single" w:color="BFC5CD" w:sz="4"/>
+            </w:tcBorders>
+            <w:tcMar>
+              <w:top w:type="dxa" w:w="60"/>
+              <w:left w:type="dxa" w:w="100"/>
+              <w:bottom w:type="dxa" w:w="60"/>
+              <w:right w:type="dxa" w:w="100"/>
+            </w:tcMar>
+          </w:tcPr>
+          <w:p>
+            <w:r>
+              <w:rPr>
+                <w:b w:val="false"/>
+                <w:bCs w:val="false"/>
+                <w:sz w:val="19"/>
+                <w:szCs w:val="19"/>
+              </w:rPr>
+              <w:t xml:space="preserve">Hedefe uzaklık &lt; 1.4 ise +1 ve episode biter. Başka ödül veya ceza yok (sunudaki temel tasarım)</w:t>
+            </w:r>
+          </w:p>
+        </w:tc>
+      </w:tr>
+      <w:tr>
+        <w:tc>
+          <w:tcPr>
+            <w:tcW w:type="dxa" w:w="2200"/>
+            <w:tcBorders>
+              <w:top w:val="single" w:color="BFC5CD" w:sz="4"/>
+              <w:left w:val="single" w:color="BFC5CD" w:sz="4"/>
+              <w:bottom w:val="single" w:color="BFC5CD" w:sz="4"/>
+              <w:right w:val="single" w:color="BFC5CD" w:sz="4"/>
+            </w:tcBorders>
+            <w:tcMar>
+              <w:top w:type="dxa" w:w="60"/>
+              <w:left w:type="dxa" w:w="100"/>
+              <w:bottom w:type="dxa" w:w="60"/>
+              <w:right w:type="dxa" w:w="100"/>
+            </w:tcMar>
+          </w:tcPr>
+          <w:p>
+            <w:r>
+              <w:rPr>
+                <w:b w:val="false"/>
+                <w:bCs w:val="false"/>
+                <w:sz w:val="19"/>
+                <w:szCs w:val="19"/>
+              </w:rPr>
+              <w:t xml:space="preserve">Bitiş</w:t>
+            </w:r>
+          </w:p>
+        </w:tc>
+        <w:tc>
+          <w:tcPr>
+            <w:tcW w:type="dxa" w:w="6826"/>
+            <w:tcBorders>
+              <w:top w:val="single" w:color="BFC5CD" w:sz="4"/>
+              <w:left w:val="single" w:color="BFC5CD" w:sz="4"/>
+              <w:bottom w:val="single" w:color="BFC5CD" w:sz="4"/>
+              <w:right w:val="single" w:color="BFC5CD" w:sz="4"/>
+            </w:tcBorders>
+            <w:tcMar>
+              <w:top w:type="dxa" w:w="60"/>
+              <w:left w:type="dxa" w:w="100"/>
+              <w:bottom w:type="dxa" w:w="60"/>
+              <w:right w:type="dxa" w:w="100"/>
+            </w:tcMar>
+          </w:tcPr>
+          <w:p>
+            <w:r>
+              <w:rPr>
+                <w:b w:val="false"/>
+                <w:bCs w:val="false"/>
+                <w:sz w:val="19"/>
+                <w:szCs w:val="19"/>
+              </w:rPr>
+              <w:t xml:space="preserve">Başarı · zeminden düşme (y &lt; −1) · Max Step = 500 adım (zaman aşımı)</w:t>
+            </w:r>
+          </w:p>
+        </w:tc>
+      </w:tr>
+      <w:tr>
+        <w:tc>
+          <w:tcPr>
+            <w:tcW w:type="dxa" w:w="2200"/>
+            <w:tcBorders>
+              <w:top w:val="single" w:color="BFC5CD" w:sz="4"/>
+              <w:left w:val="single" w:color="BFC5CD" w:sz="4"/>
+              <w:bottom w:val="single" w:color="BFC5CD" w:sz="4"/>
+              <w:right w:val="single" w:color="BFC5CD" w:sz="4"/>
+            </w:tcBorders>
+            <w:tcMar>
+              <w:top w:type="dxa" w:w="60"/>
+              <w:left w:type="dxa" w:w="100"/>
+              <w:bottom w:type="dxa" w:w="60"/>
+              <w:right w:type="dxa" w:w="100"/>
+            </w:tcMar>
+          </w:tcPr>
+          <w:p>
+            <w:r>
+              <w:rPr>
+                <w:b w:val="false"/>
+                <w:bCs w:val="false"/>
+                <w:sz w:val="19"/>
+                <w:szCs w:val="19"/>
+              </w:rPr>
+              <w:t xml:space="preserve">Rastgelelik</w:t>
+            </w:r>
+          </w:p>
+        </w:tc>
+        <w:tc>
+          <w:tcPr>
+            <w:tcW w:type="dxa" w:w="6826"/>
+            <w:tcBorders>
+              <w:top w:val="single" w:color="BFC5CD" w:sz="4"/>
+              <w:left w:val="single" w:color="BFC5CD" w:sz="4"/>
+              <w:bottom w:val="single" w:color="BFC5CD" w:sz="4"/>
+              <w:right w:val="single" w:color="BFC5CD" w:sz="4"/>
+            </w:tcBorders>
+            <w:tcMar>
+              <w:top w:type="dxa" w:w="60"/>
+              <w:left w:type="dxa" w:w="100"/>
+              <w:bottom w:type="dxa" w:w="60"/>
+              <w:right w:type="dxa" w:w="100"/>
+            </w:tcMar>
+          </w:tcPr>
+          <w:p>
+            <w:r>
+              <w:rPr>
+                <w:b w:val="false"/>
+                <w:bCs w:val="false"/>
+                <w:sz w:val="19"/>
+                <w:szCs w:val="19"/>
+              </w:rPr>
+              <w:t xml:space="preserve">Her episode'da hedef [−3.5, 3.5] × [−3.5, 3.5] alanında rastgele bir yere konur</w:t>
+            </w:r>
+          </w:p>
+        </w:tc>
+      </w:tr>
+    </w:tbl>
+    <w:p>
+      <w:pPr>
+        <w:spacing w:before="60" w:after="200"/>
+      </w:pPr>
+      <w:r>
+        <w:rPr>
+          <w:i/>
+          <w:iCs/>
+          <w:color w:val="555555"/>
+          <w:sz w:val="19"/>
+          <w:szCs w:val="19"/>
+        </w:rPr>
+        <w:t xml:space="preserve">Tablo 3. RollerAgent problemi</w:t>
+      </w:r>
+    </w:p>
+    <w:p>
+      <w:pPr>
+        <w:pStyle w:val="Heading2"/>
+      </w:pPr>
+      <w:r>
+        <w:t xml:space="preserve">4.2 Sahne</w:t>
       </w:r>
     </w:p>
     <w:p>
@@ -3400,7 +3301,7 @@
         <w:spacing w:after="120" w:line="300"/>
       </w:pPr>
       <w:r>
-        <w:t xml:space="preserve">Ajan sınıfı MonoBehaviour yerine ML-Agents'ın Agent sınıfından türetilir ve dört metodu doldurur. Kodun özü aşağıdadır; tamamı GitHub deposundadır.</w:t>
+        <w:t xml:space="preserve">Tüm nesneler tek bir TrainingArea altında gruplandı. Bu sayede alan kopyalanarak paralel eğitim yapılabilir. Sahne, yazdığımız bir Editor scripti (RollerBallSceneBuilder.cs, menü: ML Agents Course → 1. Build RollerBall Training Scene) ile tek tıkla, her seferinde aynı şekilde üretilebilir.</w:t>
       </w:r>
     </w:p>
     <w:p>
@@ -3415,7 +3316,7 @@
           <w:sz w:val="18"/>
           <w:szCs w:val="18"/>
         </w:rPr>
-        <w:t xml:space="preserve">public override void OnEpisodeBegin()</w:t>
+        <w:t xml:space="preserve">TrainingArea</w:t>
       </w:r>
     </w:p>
     <w:p>
@@ -3430,7 +3331,7 @@
           <w:sz w:val="18"/>
           <w:szCs w:val="18"/>
         </w:rPr>
-        <w:t xml:space="preserve">{</w:t>
+        <w:t xml:space="preserve"> ├─ Floor        Plane 10x10, MeshCollider, mavi</w:t>
       </w:r>
     </w:p>
     <w:p>
@@ -3445,7 +3346,7 @@
           <w:sz w:val="18"/>
           <w:szCs w:val="18"/>
         </w:rPr>
-        <w:t xml:space="preserve">    body.linearVelocity  = Vector3.zero;   // hareket durumunu da sıfırla</w:t>
+        <w:t xml:space="preserve"> ├─ Target       Cube, turuncu, local (3, 0.5, 3), BoxCollider</w:t>
       </w:r>
     </w:p>
     <w:p>
@@ -3460,13 +3361,13 @@
           <w:sz w:val="18"/>
           <w:szCs w:val="18"/>
         </w:rPr>
-        <w:t xml:space="preserve">    body.angularVelocity = Vector3.zero;</w:t>
+        <w:t xml:space="preserve"> └─ RollerAgent  Sphere, yeşil, local (0, 0.5, 0)</w:t>
       </w:r>
     </w:p>
     <w:p>
       <w:pPr>
         <w:shd w:fill="F5F5F5" w:color="auto" w:val="clear"/>
-        <w:spacing w:after="0" w:line="240"/>
+        <w:spacing w:after="160" w:line="240"/>
         <w:ind w:left="200" w:right="200"/>
       </w:pPr>
       <w:r>
@@ -3475,352 +3376,7 @@
           <w:sz w:val="18"/>
           <w:szCs w:val="18"/>
         </w:rPr>
-        <w:t xml:space="preserve">    transform.localPosition = new Vector3(0f, 0.5f, 0f);</w:t>
-      </w:r>
-    </w:p>
-    <w:p>
-      <w:pPr>
-        <w:shd w:fill="F5F5F5" w:color="auto" w:val="clear"/>
-        <w:spacing w:after="0" w:line="240"/>
-        <w:ind w:left="200" w:right="200"/>
-      </w:pPr>
-      <w:r>
-        <w:rPr>
-          <w:rFonts w:ascii="Consolas" w:cs="Consolas" w:eastAsia="Consolas" w:hAnsi="Consolas"/>
-          <w:sz w:val="18"/>
-          <w:szCs w:val="18"/>
-        </w:rPr>
-        <w:t xml:space="preserve">    do { targetPos = RandomFloorPoint(); }               // hedef ajanın üstüne doğmasın</w:t>
-      </w:r>
-    </w:p>
-    <w:p>
-      <w:pPr>
-        <w:shd w:fill="F5F5F5" w:color="auto" w:val="clear"/>
-        <w:spacing w:after="0" w:line="240"/>
-        <w:ind w:left="200" w:right="200"/>
-      </w:pPr>
-      <w:r>
-        <w:rPr>
-          <w:rFonts w:ascii="Consolas" w:cs="Consolas" w:eastAsia="Consolas" w:hAnsi="Consolas"/>
-          <w:sz w:val="18"/>
-          <w:szCs w:val="18"/>
-        </w:rPr>
-        <w:t xml:space="preserve">    while (Vector3.Distance(targetPos, transform.localPosition) &lt; successDistance + 0.5f);</w:t>
-      </w:r>
-    </w:p>
-    <w:p>
-      <w:pPr>
-        <w:shd w:fill="F5F5F5" w:color="auto" w:val="clear"/>
-        <w:spacing w:after="0" w:line="240"/>
-        <w:ind w:left="200" w:right="200"/>
-      </w:pPr>
-      <w:r>
-        <w:rPr>
-          <w:rFonts w:ascii="Consolas" w:cs="Consolas" w:eastAsia="Consolas" w:hAnsi="Consolas"/>
-          <w:sz w:val="18"/>
-          <w:szCs w:val="18"/>
-        </w:rPr>
-        <w:t xml:space="preserve">    target.localPosition = targetPos;</w:t>
-      </w:r>
-    </w:p>
-    <w:p>
-      <w:pPr>
-        <w:shd w:fill="F5F5F5" w:color="auto" w:val="clear"/>
-        <w:spacing w:after="0" w:line="240"/>
-        <w:ind w:left="200" w:right="200"/>
-      </w:pPr>
-      <w:r>
-        <w:rPr>
-          <w:rFonts w:ascii="Consolas" w:cs="Consolas" w:eastAsia="Consolas" w:hAnsi="Consolas"/>
-          <w:sz w:val="18"/>
-          <w:szCs w:val="18"/>
-        </w:rPr>
-        <w:t xml:space="preserve">}</w:t>
-      </w:r>
-    </w:p>
-    <w:p>
-      <w:pPr>
-        <w:shd w:fill="F5F5F5" w:color="auto" w:val="clear"/>
-        <w:spacing w:after="0" w:line="240"/>
-        <w:ind w:left="200" w:right="200"/>
-      </w:pPr>
-      <w:r>
-        <w:rPr>
-          <w:rFonts w:ascii="Consolas" w:cs="Consolas" w:eastAsia="Consolas" w:hAnsi="Consolas"/>
-          <w:sz w:val="18"/>
-          <w:szCs w:val="18"/>
-        </w:rPr>
-        <w:t xml:space="preserve"> </w:t>
-      </w:r>
-    </w:p>
-    <w:p>
-      <w:pPr>
-        <w:shd w:fill="F5F5F5" w:color="auto" w:val="clear"/>
-        <w:spacing w:after="0" w:line="240"/>
-        <w:ind w:left="200" w:right="200"/>
-      </w:pPr>
-      <w:r>
-        <w:rPr>
-          <w:rFonts w:ascii="Consolas" w:cs="Consolas" w:eastAsia="Consolas" w:hAnsi="Consolas"/>
-          <w:sz w:val="18"/>
-          <w:szCs w:val="18"/>
-        </w:rPr>
-        <w:t xml:space="preserve">public override void CollectObservations(VectorSensor sensor)</w:t>
-      </w:r>
-    </w:p>
-    <w:p>
-      <w:pPr>
-        <w:shd w:fill="F5F5F5" w:color="auto" w:val="clear"/>
-        <w:spacing w:after="0" w:line="240"/>
-        <w:ind w:left="200" w:right="200"/>
-      </w:pPr>
-      <w:r>
-        <w:rPr>
-          <w:rFonts w:ascii="Consolas" w:cs="Consolas" w:eastAsia="Consolas" w:hAnsi="Consolas"/>
-          <w:sz w:val="18"/>
-          <w:szCs w:val="18"/>
-        </w:rPr>
-        <w:t xml:space="preserve">{</w:t>
-      </w:r>
-    </w:p>
-    <w:p>
-      <w:pPr>
-        <w:shd w:fill="F5F5F5" w:color="auto" w:val="clear"/>
-        <w:spacing w:after="0" w:line="240"/>
-        <w:ind w:left="200" w:right="200"/>
-      </w:pPr>
-      <w:r>
-        <w:rPr>
-          <w:rFonts w:ascii="Consolas" w:cs="Consolas" w:eastAsia="Consolas" w:hAnsi="Consolas"/>
-          <w:sz w:val="18"/>
-          <w:szCs w:val="18"/>
-        </w:rPr>
-        <w:t xml:space="preserve">    sensor.AddObservation(target.localPosition);     // 3</w:t>
-      </w:r>
-    </w:p>
-    <w:p>
-      <w:pPr>
-        <w:shd w:fill="F5F5F5" w:color="auto" w:val="clear"/>
-        <w:spacing w:after="0" w:line="240"/>
-        <w:ind w:left="200" w:right="200"/>
-      </w:pPr>
-      <w:r>
-        <w:rPr>
-          <w:rFonts w:ascii="Consolas" w:cs="Consolas" w:eastAsia="Consolas" w:hAnsi="Consolas"/>
-          <w:sz w:val="18"/>
-          <w:szCs w:val="18"/>
-        </w:rPr>
-        <w:t xml:space="preserve">    sensor.AddObservation(transform.localPosition);  // 3</w:t>
-      </w:r>
-    </w:p>
-    <w:p>
-      <w:pPr>
-        <w:shd w:fill="F5F5F5" w:color="auto" w:val="clear"/>
-        <w:spacing w:after="0" w:line="240"/>
-        <w:ind w:left="200" w:right="200"/>
-      </w:pPr>
-      <w:r>
-        <w:rPr>
-          <w:rFonts w:ascii="Consolas" w:cs="Consolas" w:eastAsia="Consolas" w:hAnsi="Consolas"/>
-          <w:sz w:val="18"/>
-          <w:szCs w:val="18"/>
-        </w:rPr>
-        <w:t xml:space="preserve">    sensor.AddObservation(body.linearVelocity.x);    // 1</w:t>
-      </w:r>
-    </w:p>
-    <w:p>
-      <w:pPr>
-        <w:shd w:fill="F5F5F5" w:color="auto" w:val="clear"/>
-        <w:spacing w:after="0" w:line="240"/>
-        <w:ind w:left="200" w:right="200"/>
-      </w:pPr>
-      <w:r>
-        <w:rPr>
-          <w:rFonts w:ascii="Consolas" w:cs="Consolas" w:eastAsia="Consolas" w:hAnsi="Consolas"/>
-          <w:sz w:val="18"/>
-          <w:szCs w:val="18"/>
-        </w:rPr>
-        <w:t xml:space="preserve">    sensor.AddObservation(body.linearVelocity.z);    // 1  -&gt; toplam 8</w:t>
-      </w:r>
-    </w:p>
-    <w:p>
-      <w:pPr>
-        <w:shd w:fill="F5F5F5" w:color="auto" w:val="clear"/>
-        <w:spacing w:after="0" w:line="240"/>
-        <w:ind w:left="200" w:right="200"/>
-      </w:pPr>
-      <w:r>
-        <w:rPr>
-          <w:rFonts w:ascii="Consolas" w:cs="Consolas" w:eastAsia="Consolas" w:hAnsi="Consolas"/>
-          <w:sz w:val="18"/>
-          <w:szCs w:val="18"/>
-        </w:rPr>
-        <w:t xml:space="preserve">}</w:t>
-      </w:r>
-    </w:p>
-    <w:p>
-      <w:pPr>
-        <w:shd w:fill="F5F5F5" w:color="auto" w:val="clear"/>
-        <w:spacing w:after="0" w:line="240"/>
-        <w:ind w:left="200" w:right="200"/>
-      </w:pPr>
-      <w:r>
-        <w:rPr>
-          <w:rFonts w:ascii="Consolas" w:cs="Consolas" w:eastAsia="Consolas" w:hAnsi="Consolas"/>
-          <w:sz w:val="18"/>
-          <w:szCs w:val="18"/>
-        </w:rPr>
-        <w:t xml:space="preserve"> </w:t>
-      </w:r>
-    </w:p>
-    <w:p>
-      <w:pPr>
-        <w:shd w:fill="F5F5F5" w:color="auto" w:val="clear"/>
-        <w:spacing w:after="0" w:line="240"/>
-        <w:ind w:left="200" w:right="200"/>
-      </w:pPr>
-      <w:r>
-        <w:rPr>
-          <w:rFonts w:ascii="Consolas" w:cs="Consolas" w:eastAsia="Consolas" w:hAnsi="Consolas"/>
-          <w:sz w:val="18"/>
-          <w:szCs w:val="18"/>
-        </w:rPr>
-        <w:t xml:space="preserve">public override void OnActionReceived(ActionBuffers actions)</w:t>
-      </w:r>
-    </w:p>
-    <w:p>
-      <w:pPr>
-        <w:shd w:fill="F5F5F5" w:color="auto" w:val="clear"/>
-        <w:spacing w:after="0" w:line="240"/>
-        <w:ind w:left="200" w:right="200"/>
-      </w:pPr>
-      <w:r>
-        <w:rPr>
-          <w:rFonts w:ascii="Consolas" w:cs="Consolas" w:eastAsia="Consolas" w:hAnsi="Consolas"/>
-          <w:sz w:val="18"/>
-          <w:szCs w:val="18"/>
-        </w:rPr>
-        <w:t xml:space="preserve">{</w:t>
-      </w:r>
-    </w:p>
-    <w:p>
-      <w:pPr>
-        <w:shd w:fill="F5F5F5" w:color="auto" w:val="clear"/>
-        <w:spacing w:after="0" w:line="240"/>
-        <w:ind w:left="200" w:right="200"/>
-      </w:pPr>
-      <w:r>
-        <w:rPr>
-          <w:rFonts w:ascii="Consolas" w:cs="Consolas" w:eastAsia="Consolas" w:hAnsi="Consolas"/>
-          <w:sz w:val="18"/>
-          <w:szCs w:val="18"/>
-        </w:rPr>
-        <w:t xml:space="preserve">    var a = actions.ContinuousActions;</w:t>
-      </w:r>
-    </w:p>
-    <w:p>
-      <w:pPr>
-        <w:shd w:fill="F5F5F5" w:color="auto" w:val="clear"/>
-        <w:spacing w:after="0" w:line="240"/>
-        <w:ind w:left="200" w:right="200"/>
-      </w:pPr>
-      <w:r>
-        <w:rPr>
-          <w:rFonts w:ascii="Consolas" w:cs="Consolas" w:eastAsia="Consolas" w:hAnsi="Consolas"/>
-          <w:sz w:val="18"/>
-          <w:szCs w:val="18"/>
-        </w:rPr>
-        <w:t xml:space="preserve">    Vector3 force = new Vector3(a[0], 0f, a[1]) * forceMultiplier;   // forceMultiplier = 10</w:t>
-      </w:r>
-    </w:p>
-    <w:p>
-      <w:pPr>
-        <w:shd w:fill="F5F5F5" w:color="auto" w:val="clear"/>
-        <w:spacing w:after="0" w:line="240"/>
-        <w:ind w:left="200" w:right="200"/>
-      </w:pPr>
-      <w:r>
-        <w:rPr>
-          <w:rFonts w:ascii="Consolas" w:cs="Consolas" w:eastAsia="Consolas" w:hAnsi="Consolas"/>
-          <w:sz w:val="18"/>
-          <w:szCs w:val="18"/>
-        </w:rPr>
-        <w:t xml:space="preserve">    body.AddForce(force, ForceMode.Force);</w:t>
-      </w:r>
-    </w:p>
-    <w:p>
-      <w:pPr>
-        <w:shd w:fill="F5F5F5" w:color="auto" w:val="clear"/>
-        <w:spacing w:after="0" w:line="240"/>
-        <w:ind w:left="200" w:right="200"/>
-      </w:pPr>
-      <w:r>
-        <w:rPr>
-          <w:rFonts w:ascii="Consolas" w:cs="Consolas" w:eastAsia="Consolas" w:hAnsi="Consolas"/>
-          <w:sz w:val="18"/>
-          <w:szCs w:val="18"/>
-        </w:rPr>
-        <w:t xml:space="preserve">    if (Vector3.Distance(transform.localPosition, target.localPosition) &lt; 1.4f)</w:t>
-      </w:r>
-    </w:p>
-    <w:p>
-      <w:pPr>
-        <w:shd w:fill="F5F5F5" w:color="auto" w:val="clear"/>
-        <w:spacing w:after="0" w:line="240"/>
-        <w:ind w:left="200" w:right="200"/>
-      </w:pPr>
-      <w:r>
-        <w:rPr>
-          <w:rFonts w:ascii="Consolas" w:cs="Consolas" w:eastAsia="Consolas" w:hAnsi="Consolas"/>
-          <w:sz w:val="18"/>
-          <w:szCs w:val="18"/>
-        </w:rPr>
-        <w:t xml:space="preserve">    { SetReward(1f); EndEpisode(); }                 // başarı</w:t>
-      </w:r>
-    </w:p>
-    <w:p>
-      <w:pPr>
-        <w:shd w:fill="F5F5F5" w:color="auto" w:val="clear"/>
-        <w:spacing w:after="0" w:line="240"/>
-        <w:ind w:left="200" w:right="200"/>
-      </w:pPr>
-      <w:r>
-        <w:rPr>
-          <w:rFonts w:ascii="Consolas" w:cs="Consolas" w:eastAsia="Consolas" w:hAnsi="Consolas"/>
-          <w:sz w:val="18"/>
-          <w:szCs w:val="18"/>
-        </w:rPr>
-        <w:t xml:space="preserve">    else if (transform.localPosition.y &lt; -1f)</w:t>
-      </w:r>
-    </w:p>
-    <w:p>
-      <w:pPr>
-        <w:shd w:fill="F5F5F5" w:color="auto" w:val="clear"/>
-        <w:spacing w:after="0" w:line="240"/>
-        <w:ind w:left="200" w:right="200"/>
-      </w:pPr>
-      <w:r>
-        <w:rPr>
-          <w:rFonts w:ascii="Consolas" w:cs="Consolas" w:eastAsia="Consolas" w:hAnsi="Consolas"/>
-          <w:sz w:val="18"/>
-          <w:szCs w:val="18"/>
-        </w:rPr>
-        <w:t xml:space="preserve">    { EndEpisode(); }                                // düştü</w:t>
-      </w:r>
-    </w:p>
-    <w:p>
-      <w:pPr>
-        <w:shd w:fill="F5F5F5" w:color="auto" w:val="clear"/>
-        <w:spacing w:after="160" w:line="240"/>
-        <w:ind w:left="200" w:right="200"/>
-      </w:pPr>
-      <w:r>
-        <w:rPr>
-          <w:rFonts w:ascii="Consolas" w:cs="Consolas" w:eastAsia="Consolas" w:hAnsi="Consolas"/>
-          <w:sz w:val="18"/>
-          <w:szCs w:val="18"/>
-        </w:rPr>
-        <w:t xml:space="preserve">}</w:t>
+        <w:t xml:space="preserve">      Rigidbody · Behavior Parameters · Decision Requester · RollerBallAgent.cs</w:t>
       </w:r>
     </w:p>
     <w:p>
@@ -3831,9 +3387,9 @@
       <w:r>
         <w:drawing>
           <wp:inline distT="0" distB="0" distL="0" distR="0">
-            <wp:extent cx="5715000" cy="1247775"/>
+            <wp:extent cx="4476750" cy="2514600"/>
             <wp:effectExtent t="0" r="0" b="0" l="0"/>
-            <wp:docPr id="1" name="diagram_episode_flow.png" descr="Şekil 4. Bir episode boyunca çağrılan metotlar" title="Şekil 4. Bir episode boyunca çağrılan metotlar"/>
+            <wp:docPr id="1" name="scene_game_view.png" descr="Şekil 4. Oyun kamerasından RollerBallTraining sahnesi" title="Şekil 4. Oyun kamerasından RollerBallTraining sahnesi"/>
             <wp:cNvGraphicFramePr>
               <a:graphicFrameLocks xmlns:a="http://schemas.openxmlformats.org/drawingml/2006/main" noChangeAspect="1"/>
             </wp:cNvGraphicFramePr>
@@ -3856,7 +3412,7 @@
                   <pic:spPr bwMode="auto">
                     <a:xfrm>
                       <a:off x="0" y="0"/>
-                      <a:ext cx="5715000" cy="1247775"/>
+                      <a:ext cx="4476750" cy="2514600"/>
                     </a:xfrm>
                     <a:prstGeom prst="rect">
                       <a:avLst/>
@@ -3882,7 +3438,451 @@
           <w:sz w:val="19"/>
           <w:szCs w:val="19"/>
         </w:rPr>
-        <w:t xml:space="preserve">Şekil 4. Bir episode boyunca çağrılan metotlar</w:t>
+        <w:t xml:space="preserve">Şekil 4. Oyun kamerasından RollerBallTraining sahnesi</w:t>
+      </w:r>
+    </w:p>
+    <w:p>
+      <w:pPr>
+        <w:spacing w:after="120" w:line="300"/>
+      </w:pPr>
+      <w:r>
+        <w:t xml:space="preserve">Ajan bir Rigidbody ile fizik motoruna bağlıdır. Sunuda vurgulandığı gibi, dinamik bir Rigidbody her karede transform.position ile değil, kuvvet uygulanarak hareket ettirilir. Böylece momentum, sürtünme ve düşme gibi etkileri fizik motoru hesaplar.</w:t>
+      </w:r>
+    </w:p>
+    <w:p>
+      <w:pPr>
+        <w:pStyle w:val="Heading2"/>
+      </w:pPr>
+      <w:r>
+        <w:t xml:space="preserve">4.3 Ajan kodu (RollerBallAgent.cs)</w:t>
+      </w:r>
+    </w:p>
+    <w:p>
+      <w:pPr>
+        <w:spacing w:after="120" w:line="300"/>
+      </w:pPr>
+      <w:r>
+        <w:t xml:space="preserve">Ajan sınıfı MonoBehaviour yerine ML-Agents'ın Agent sınıfından türetilir ve dört metodu doldurur. Kodun özü aşağıdadır; tamamı GitHub deposundadır.</w:t>
+      </w:r>
+    </w:p>
+    <w:p>
+      <w:pPr>
+        <w:shd w:fill="F5F5F5" w:color="auto" w:val="clear"/>
+        <w:spacing w:after="0" w:line="240"/>
+        <w:ind w:left="200" w:right="200"/>
+      </w:pPr>
+      <w:r>
+        <w:rPr>
+          <w:rFonts w:ascii="Consolas" w:cs="Consolas" w:eastAsia="Consolas" w:hAnsi="Consolas"/>
+          <w:sz w:val="18"/>
+          <w:szCs w:val="18"/>
+        </w:rPr>
+        <w:t xml:space="preserve">public override void OnEpisodeBegin()</w:t>
+      </w:r>
+    </w:p>
+    <w:p>
+      <w:pPr>
+        <w:shd w:fill="F5F5F5" w:color="auto" w:val="clear"/>
+        <w:spacing w:after="0" w:line="240"/>
+        <w:ind w:left="200" w:right="200"/>
+      </w:pPr>
+      <w:r>
+        <w:rPr>
+          <w:rFonts w:ascii="Consolas" w:cs="Consolas" w:eastAsia="Consolas" w:hAnsi="Consolas"/>
+          <w:sz w:val="18"/>
+          <w:szCs w:val="18"/>
+        </w:rPr>
+        <w:t xml:space="preserve">{</w:t>
+      </w:r>
+    </w:p>
+    <w:p>
+      <w:pPr>
+        <w:shd w:fill="F5F5F5" w:color="auto" w:val="clear"/>
+        <w:spacing w:after="0" w:line="240"/>
+        <w:ind w:left="200" w:right="200"/>
+      </w:pPr>
+      <w:r>
+        <w:rPr>
+          <w:rFonts w:ascii="Consolas" w:cs="Consolas" w:eastAsia="Consolas" w:hAnsi="Consolas"/>
+          <w:sz w:val="18"/>
+          <w:szCs w:val="18"/>
+        </w:rPr>
+        <w:t xml:space="preserve">    body.linearVelocity  = Vector3.zero;   // hareket durumunu da sıfırla</w:t>
+      </w:r>
+    </w:p>
+    <w:p>
+      <w:pPr>
+        <w:shd w:fill="F5F5F5" w:color="auto" w:val="clear"/>
+        <w:spacing w:after="0" w:line="240"/>
+        <w:ind w:left="200" w:right="200"/>
+      </w:pPr>
+      <w:r>
+        <w:rPr>
+          <w:rFonts w:ascii="Consolas" w:cs="Consolas" w:eastAsia="Consolas" w:hAnsi="Consolas"/>
+          <w:sz w:val="18"/>
+          <w:szCs w:val="18"/>
+        </w:rPr>
+        <w:t xml:space="preserve">    body.angularVelocity = Vector3.zero;</w:t>
+      </w:r>
+    </w:p>
+    <w:p>
+      <w:pPr>
+        <w:shd w:fill="F5F5F5" w:color="auto" w:val="clear"/>
+        <w:spacing w:after="0" w:line="240"/>
+        <w:ind w:left="200" w:right="200"/>
+      </w:pPr>
+      <w:r>
+        <w:rPr>
+          <w:rFonts w:ascii="Consolas" w:cs="Consolas" w:eastAsia="Consolas" w:hAnsi="Consolas"/>
+          <w:sz w:val="18"/>
+          <w:szCs w:val="18"/>
+        </w:rPr>
+        <w:t xml:space="preserve">    transform.localPosition = new Vector3(0f, 0.5f, 0f);</w:t>
+      </w:r>
+    </w:p>
+    <w:p>
+      <w:pPr>
+        <w:shd w:fill="F5F5F5" w:color="auto" w:val="clear"/>
+        <w:spacing w:after="0" w:line="240"/>
+        <w:ind w:left="200" w:right="200"/>
+      </w:pPr>
+      <w:r>
+        <w:rPr>
+          <w:rFonts w:ascii="Consolas" w:cs="Consolas" w:eastAsia="Consolas" w:hAnsi="Consolas"/>
+          <w:sz w:val="18"/>
+          <w:szCs w:val="18"/>
+        </w:rPr>
+        <w:t xml:space="preserve">    do { targetPos = RandomFloorPoint(); }               // hedef ajanın üstüne doğmasın</w:t>
+      </w:r>
+    </w:p>
+    <w:p>
+      <w:pPr>
+        <w:shd w:fill="F5F5F5" w:color="auto" w:val="clear"/>
+        <w:spacing w:after="0" w:line="240"/>
+        <w:ind w:left="200" w:right="200"/>
+      </w:pPr>
+      <w:r>
+        <w:rPr>
+          <w:rFonts w:ascii="Consolas" w:cs="Consolas" w:eastAsia="Consolas" w:hAnsi="Consolas"/>
+          <w:sz w:val="18"/>
+          <w:szCs w:val="18"/>
+        </w:rPr>
+        <w:t xml:space="preserve">    while (Vector3.Distance(targetPos, transform.localPosition) &lt; successDistance + 0.5f);</w:t>
+      </w:r>
+    </w:p>
+    <w:p>
+      <w:pPr>
+        <w:shd w:fill="F5F5F5" w:color="auto" w:val="clear"/>
+        <w:spacing w:after="0" w:line="240"/>
+        <w:ind w:left="200" w:right="200"/>
+      </w:pPr>
+      <w:r>
+        <w:rPr>
+          <w:rFonts w:ascii="Consolas" w:cs="Consolas" w:eastAsia="Consolas" w:hAnsi="Consolas"/>
+          <w:sz w:val="18"/>
+          <w:szCs w:val="18"/>
+        </w:rPr>
+        <w:t xml:space="preserve">    target.localPosition = targetPos;</w:t>
+      </w:r>
+    </w:p>
+    <w:p>
+      <w:pPr>
+        <w:shd w:fill="F5F5F5" w:color="auto" w:val="clear"/>
+        <w:spacing w:after="0" w:line="240"/>
+        <w:ind w:left="200" w:right="200"/>
+      </w:pPr>
+      <w:r>
+        <w:rPr>
+          <w:rFonts w:ascii="Consolas" w:cs="Consolas" w:eastAsia="Consolas" w:hAnsi="Consolas"/>
+          <w:sz w:val="18"/>
+          <w:szCs w:val="18"/>
+        </w:rPr>
+        <w:t xml:space="preserve">}</w:t>
+      </w:r>
+    </w:p>
+    <w:p>
+      <w:pPr>
+        <w:shd w:fill="F5F5F5" w:color="auto" w:val="clear"/>
+        <w:spacing w:after="0" w:line="240"/>
+        <w:ind w:left="200" w:right="200"/>
+      </w:pPr>
+      <w:r>
+        <w:rPr>
+          <w:rFonts w:ascii="Consolas" w:cs="Consolas" w:eastAsia="Consolas" w:hAnsi="Consolas"/>
+          <w:sz w:val="18"/>
+          <w:szCs w:val="18"/>
+        </w:rPr>
+        <w:t xml:space="preserve"> </w:t>
+      </w:r>
+    </w:p>
+    <w:p>
+      <w:pPr>
+        <w:shd w:fill="F5F5F5" w:color="auto" w:val="clear"/>
+        <w:spacing w:after="0" w:line="240"/>
+        <w:ind w:left="200" w:right="200"/>
+      </w:pPr>
+      <w:r>
+        <w:rPr>
+          <w:rFonts w:ascii="Consolas" w:cs="Consolas" w:eastAsia="Consolas" w:hAnsi="Consolas"/>
+          <w:sz w:val="18"/>
+          <w:szCs w:val="18"/>
+        </w:rPr>
+        <w:t xml:space="preserve">public override void CollectObservations(VectorSensor sensor)</w:t>
+      </w:r>
+    </w:p>
+    <w:p>
+      <w:pPr>
+        <w:shd w:fill="F5F5F5" w:color="auto" w:val="clear"/>
+        <w:spacing w:after="0" w:line="240"/>
+        <w:ind w:left="200" w:right="200"/>
+      </w:pPr>
+      <w:r>
+        <w:rPr>
+          <w:rFonts w:ascii="Consolas" w:cs="Consolas" w:eastAsia="Consolas" w:hAnsi="Consolas"/>
+          <w:sz w:val="18"/>
+          <w:szCs w:val="18"/>
+        </w:rPr>
+        <w:t xml:space="preserve">{</w:t>
+      </w:r>
+    </w:p>
+    <w:p>
+      <w:pPr>
+        <w:shd w:fill="F5F5F5" w:color="auto" w:val="clear"/>
+        <w:spacing w:after="0" w:line="240"/>
+        <w:ind w:left="200" w:right="200"/>
+      </w:pPr>
+      <w:r>
+        <w:rPr>
+          <w:rFonts w:ascii="Consolas" w:cs="Consolas" w:eastAsia="Consolas" w:hAnsi="Consolas"/>
+          <w:sz w:val="18"/>
+          <w:szCs w:val="18"/>
+        </w:rPr>
+        <w:t xml:space="preserve">    sensor.AddObservation(target.localPosition);     // 3</w:t>
+      </w:r>
+    </w:p>
+    <w:p>
+      <w:pPr>
+        <w:shd w:fill="F5F5F5" w:color="auto" w:val="clear"/>
+        <w:spacing w:after="0" w:line="240"/>
+        <w:ind w:left="200" w:right="200"/>
+      </w:pPr>
+      <w:r>
+        <w:rPr>
+          <w:rFonts w:ascii="Consolas" w:cs="Consolas" w:eastAsia="Consolas" w:hAnsi="Consolas"/>
+          <w:sz w:val="18"/>
+          <w:szCs w:val="18"/>
+        </w:rPr>
+        <w:t xml:space="preserve">    sensor.AddObservation(transform.localPosition);  // 3</w:t>
+      </w:r>
+    </w:p>
+    <w:p>
+      <w:pPr>
+        <w:shd w:fill="F5F5F5" w:color="auto" w:val="clear"/>
+        <w:spacing w:after="0" w:line="240"/>
+        <w:ind w:left="200" w:right="200"/>
+      </w:pPr>
+      <w:r>
+        <w:rPr>
+          <w:rFonts w:ascii="Consolas" w:cs="Consolas" w:eastAsia="Consolas" w:hAnsi="Consolas"/>
+          <w:sz w:val="18"/>
+          <w:szCs w:val="18"/>
+        </w:rPr>
+        <w:t xml:space="preserve">    sensor.AddObservation(body.linearVelocity.x);    // 1</w:t>
+      </w:r>
+    </w:p>
+    <w:p>
+      <w:pPr>
+        <w:shd w:fill="F5F5F5" w:color="auto" w:val="clear"/>
+        <w:spacing w:after="0" w:line="240"/>
+        <w:ind w:left="200" w:right="200"/>
+      </w:pPr>
+      <w:r>
+        <w:rPr>
+          <w:rFonts w:ascii="Consolas" w:cs="Consolas" w:eastAsia="Consolas" w:hAnsi="Consolas"/>
+          <w:sz w:val="18"/>
+          <w:szCs w:val="18"/>
+        </w:rPr>
+        <w:t xml:space="preserve">    sensor.AddObservation(body.linearVelocity.z);    // 1  -&gt; toplam 8</w:t>
+      </w:r>
+    </w:p>
+    <w:p>
+      <w:pPr>
+        <w:shd w:fill="F5F5F5" w:color="auto" w:val="clear"/>
+        <w:spacing w:after="0" w:line="240"/>
+        <w:ind w:left="200" w:right="200"/>
+      </w:pPr>
+      <w:r>
+        <w:rPr>
+          <w:rFonts w:ascii="Consolas" w:cs="Consolas" w:eastAsia="Consolas" w:hAnsi="Consolas"/>
+          <w:sz w:val="18"/>
+          <w:szCs w:val="18"/>
+        </w:rPr>
+        <w:t xml:space="preserve">}</w:t>
+      </w:r>
+    </w:p>
+    <w:p>
+      <w:pPr>
+        <w:shd w:fill="F5F5F5" w:color="auto" w:val="clear"/>
+        <w:spacing w:after="0" w:line="240"/>
+        <w:ind w:left="200" w:right="200"/>
+      </w:pPr>
+      <w:r>
+        <w:rPr>
+          <w:rFonts w:ascii="Consolas" w:cs="Consolas" w:eastAsia="Consolas" w:hAnsi="Consolas"/>
+          <w:sz w:val="18"/>
+          <w:szCs w:val="18"/>
+        </w:rPr>
+        <w:t xml:space="preserve"> </w:t>
+      </w:r>
+    </w:p>
+    <w:p>
+      <w:pPr>
+        <w:shd w:fill="F5F5F5" w:color="auto" w:val="clear"/>
+        <w:spacing w:after="0" w:line="240"/>
+        <w:ind w:left="200" w:right="200"/>
+      </w:pPr>
+      <w:r>
+        <w:rPr>
+          <w:rFonts w:ascii="Consolas" w:cs="Consolas" w:eastAsia="Consolas" w:hAnsi="Consolas"/>
+          <w:sz w:val="18"/>
+          <w:szCs w:val="18"/>
+        </w:rPr>
+        <w:t xml:space="preserve">public override void OnActionReceived(ActionBuffers actions)</w:t>
+      </w:r>
+    </w:p>
+    <w:p>
+      <w:pPr>
+        <w:shd w:fill="F5F5F5" w:color="auto" w:val="clear"/>
+        <w:spacing w:after="0" w:line="240"/>
+        <w:ind w:left="200" w:right="200"/>
+      </w:pPr>
+      <w:r>
+        <w:rPr>
+          <w:rFonts w:ascii="Consolas" w:cs="Consolas" w:eastAsia="Consolas" w:hAnsi="Consolas"/>
+          <w:sz w:val="18"/>
+          <w:szCs w:val="18"/>
+        </w:rPr>
+        <w:t xml:space="preserve">{</w:t>
+      </w:r>
+    </w:p>
+    <w:p>
+      <w:pPr>
+        <w:shd w:fill="F5F5F5" w:color="auto" w:val="clear"/>
+        <w:spacing w:after="0" w:line="240"/>
+        <w:ind w:left="200" w:right="200"/>
+      </w:pPr>
+      <w:r>
+        <w:rPr>
+          <w:rFonts w:ascii="Consolas" w:cs="Consolas" w:eastAsia="Consolas" w:hAnsi="Consolas"/>
+          <w:sz w:val="18"/>
+          <w:szCs w:val="18"/>
+        </w:rPr>
+        <w:t xml:space="preserve">    var a = actions.ContinuousActions;</w:t>
+      </w:r>
+    </w:p>
+    <w:p>
+      <w:pPr>
+        <w:shd w:fill="F5F5F5" w:color="auto" w:val="clear"/>
+        <w:spacing w:after="0" w:line="240"/>
+        <w:ind w:left="200" w:right="200"/>
+      </w:pPr>
+      <w:r>
+        <w:rPr>
+          <w:rFonts w:ascii="Consolas" w:cs="Consolas" w:eastAsia="Consolas" w:hAnsi="Consolas"/>
+          <w:sz w:val="18"/>
+          <w:szCs w:val="18"/>
+        </w:rPr>
+        <w:t xml:space="preserve">    Vector3 force = new Vector3(a[0], 0f, a[1]) * forceMultiplier;   // forceMultiplier = 10</w:t>
+      </w:r>
+    </w:p>
+    <w:p>
+      <w:pPr>
+        <w:shd w:fill="F5F5F5" w:color="auto" w:val="clear"/>
+        <w:spacing w:after="0" w:line="240"/>
+        <w:ind w:left="200" w:right="200"/>
+      </w:pPr>
+      <w:r>
+        <w:rPr>
+          <w:rFonts w:ascii="Consolas" w:cs="Consolas" w:eastAsia="Consolas" w:hAnsi="Consolas"/>
+          <w:sz w:val="18"/>
+          <w:szCs w:val="18"/>
+        </w:rPr>
+        <w:t xml:space="preserve">    body.AddForce(force, ForceMode.Force);</w:t>
+      </w:r>
+    </w:p>
+    <w:p>
+      <w:pPr>
+        <w:shd w:fill="F5F5F5" w:color="auto" w:val="clear"/>
+        <w:spacing w:after="0" w:line="240"/>
+        <w:ind w:left="200" w:right="200"/>
+      </w:pPr>
+      <w:r>
+        <w:rPr>
+          <w:rFonts w:ascii="Consolas" w:cs="Consolas" w:eastAsia="Consolas" w:hAnsi="Consolas"/>
+          <w:sz w:val="18"/>
+          <w:szCs w:val="18"/>
+        </w:rPr>
+        <w:t xml:space="preserve">    if (Vector3.Distance(transform.localPosition, target.localPosition) &lt; 1.4f)</w:t>
+      </w:r>
+    </w:p>
+    <w:p>
+      <w:pPr>
+        <w:shd w:fill="F5F5F5" w:color="auto" w:val="clear"/>
+        <w:spacing w:after="0" w:line="240"/>
+        <w:ind w:left="200" w:right="200"/>
+      </w:pPr>
+      <w:r>
+        <w:rPr>
+          <w:rFonts w:ascii="Consolas" w:cs="Consolas" w:eastAsia="Consolas" w:hAnsi="Consolas"/>
+          <w:sz w:val="18"/>
+          <w:szCs w:val="18"/>
+        </w:rPr>
+        <w:t xml:space="preserve">    { SetReward(1f); EndEpisode(); }                 // başarı</w:t>
+      </w:r>
+    </w:p>
+    <w:p>
+      <w:pPr>
+        <w:shd w:fill="F5F5F5" w:color="auto" w:val="clear"/>
+        <w:spacing w:after="0" w:line="240"/>
+        <w:ind w:left="200" w:right="200"/>
+      </w:pPr>
+      <w:r>
+        <w:rPr>
+          <w:rFonts w:ascii="Consolas" w:cs="Consolas" w:eastAsia="Consolas" w:hAnsi="Consolas"/>
+          <w:sz w:val="18"/>
+          <w:szCs w:val="18"/>
+        </w:rPr>
+        <w:t xml:space="preserve">    else if (transform.localPosition.y &lt; -1f)</w:t>
+      </w:r>
+    </w:p>
+    <w:p>
+      <w:pPr>
+        <w:shd w:fill="F5F5F5" w:color="auto" w:val="clear"/>
+        <w:spacing w:after="0" w:line="240"/>
+        <w:ind w:left="200" w:right="200"/>
+      </w:pPr>
+      <w:r>
+        <w:rPr>
+          <w:rFonts w:ascii="Consolas" w:cs="Consolas" w:eastAsia="Consolas" w:hAnsi="Consolas"/>
+          <w:sz w:val="18"/>
+          <w:szCs w:val="18"/>
+        </w:rPr>
+        <w:t xml:space="preserve">    { EndEpisode(); }                                // düştü</w:t>
+      </w:r>
+    </w:p>
+    <w:p>
+      <w:pPr>
+        <w:shd w:fill="F5F5F5" w:color="auto" w:val="clear"/>
+        <w:spacing w:after="160" w:line="240"/>
+        <w:ind w:left="200" w:right="200"/>
+      </w:pPr>
+      <w:r>
+        <w:rPr>
+          <w:rFonts w:ascii="Consolas" w:cs="Consolas" w:eastAsia="Consolas" w:hAnsi="Consolas"/>
+          <w:sz w:val="18"/>
+          <w:szCs w:val="18"/>
+        </w:rPr>
+        <w:t xml:space="preserve">}</w:t>
       </w:r>
     </w:p>
     <w:p>
@@ -3893,9 +3893,9 @@
       <w:r>
         <w:drawing>
           <wp:inline distT="0" distB="0" distL="0" distR="0">
-            <wp:extent cx="5715000" cy="1352550"/>
+            <wp:extent cx="5715000" cy="1247775"/>
             <wp:effectExtent t="0" r="0" b="0" l="0"/>
-            <wp:docPr id="1" name="diagram_observation_vector.png" descr="Şekil 5. Ajanın her adımda gördüğü 8 sayılık gözlem vektörü" title="Şekil 5. Ajanın her adımda gördüğü 8 sayılık gözlem vektörü"/>
+            <wp:docPr id="1" name="diagram_episode_flow.png" descr="Şekil 5. Bir episode boyunca çağrılan metotlar" title="Şekil 5. Bir episode boyunca çağrılan metotlar"/>
             <wp:cNvGraphicFramePr>
               <a:graphicFrameLocks xmlns:a="http://schemas.openxmlformats.org/drawingml/2006/main" noChangeAspect="1"/>
             </wp:cNvGraphicFramePr>
@@ -3918,7 +3918,7 @@
                   <pic:spPr bwMode="auto">
                     <a:xfrm>
                       <a:off x="0" y="0"/>
-                      <a:ext cx="5715000" cy="1352550"/>
+                      <a:ext cx="5715000" cy="1247775"/>
                     </a:xfrm>
                     <a:prstGeom prst="rect">
                       <a:avLst/>
@@ -3944,1933 +3944,7 @@
           <w:sz w:val="19"/>
           <w:szCs w:val="19"/>
         </w:rPr>
-        <w:t xml:space="preserve">Şekil 5. Ajanın her adımda gördüğü 8 sayılık gözlem vektörü</w:t>
-      </w:r>
-    </w:p>
-    <w:p>
-      <w:pPr>
-        <w:spacing w:after="120" w:line="300"/>
-      </w:pPr>
-      <w:r>
-        <w:t xml:space="preserve">Koddaki bazı tasarım kararları ve gerekçeleri:</w:t>
-      </w:r>
-    </w:p>
-    <w:p>
-      <w:pPr>
-        <w:pStyle w:val="ListParagraph"/>
-        <w:numPr>
-          <w:ilvl w:val="0"/>
-          <w:numId w:val="2"/>
-        </w:numPr>
-        <w:spacing w:after="60" w:line="288"/>
-      </w:pPr>
-      <w:r>
-        <w:rPr>
-          <w:b/>
-          <w:bCs/>
-        </w:rPr>
-        <w:t xml:space="preserve">Hızları sıfırlamak: </w:t>
-      </w:r>
-      <w:r>
-        <w:t xml:space="preserve">Sadece konumu sıfırlarsak, düşerken kazanılan hız yeni episode'a taşınır ve ajan daha başlarken kayar.</w:t>
-      </w:r>
-    </w:p>
-    <w:p>
-      <w:pPr>
-        <w:pStyle w:val="ListParagraph"/>
-        <w:numPr>
-          <w:ilvl w:val="0"/>
-          <w:numId w:val="2"/>
-        </w:numPr>
-        <w:spacing w:after="60" w:line="288"/>
-      </w:pPr>
-      <w:r>
-        <w:rPr>
-          <w:b/>
-          <w:bCs/>
-        </w:rPr>
-        <w:t xml:space="preserve">localPosition kullanmak: </w:t>
-      </w:r>
-      <w:r>
-        <w:t xml:space="preserve">Gözlemler TrainingArea'nın koordinat sistemindedir. Alan dünyada başka bir yere kopyalansa da ajan aynı sayıları görür. World ve local karışırsa, kopyalanan alanlardaki ajanlar yanlış sayılar görür ve öğrenme bozulur.</w:t>
-      </w:r>
-    </w:p>
-    <w:p>
-      <w:pPr>
-        <w:pStyle w:val="ListParagraph"/>
-        <w:numPr>
-          <w:ilvl w:val="0"/>
-          <w:numId w:val="2"/>
-        </w:numPr>
-        <w:spacing w:after="60" w:line="288"/>
-      </w:pPr>
-      <w:r>
-        <w:rPr>
-          <w:b/>
-          <w:bCs/>
-        </w:rPr>
-        <w:t xml:space="preserve">Aksiyonu kuvvet olarak uygulamak: </w:t>
-      </w:r>
-      <w:r>
-        <w:t xml:space="preserve">Ajan konumu doğrudan değiştirmez, fiziksel bir itme uygular. Bu, Hafta 3'te işlenen F = m·a ilişkisinin doğrudan uygulamasıdır.</w:t>
-      </w:r>
-    </w:p>
-    <w:p>
-      <w:pPr>
-        <w:pStyle w:val="ListParagraph"/>
-        <w:numPr>
-          <w:ilvl w:val="0"/>
-          <w:numId w:val="2"/>
-        </w:numPr>
-        <w:spacing w:after="60" w:line="288"/>
-      </w:pPr>
-      <w:r>
-        <w:rPr>
-          <w:b/>
-          <w:bCs/>
-        </w:rPr>
-        <w:t xml:space="preserve">Hedefin ajanın üstüne doğmaması: </w:t>
-      </w:r>
-      <w:r>
-        <w:t xml:space="preserve">Aksi halde ajan hiçbir şey yapmadan ödül alır ve bu yanlış bir öğrenme sinyali olur.</w:t>
-      </w:r>
-    </w:p>
-    <w:p>
-      <w:pPr>
-        <w:pStyle w:val="ListParagraph"/>
-        <w:numPr>
-          <w:ilvl w:val="0"/>
-          <w:numId w:val="2"/>
-        </w:numPr>
-        <w:spacing w:after="60" w:line="288"/>
-      </w:pPr>
-      <w:r>
-        <w:rPr>
-          <w:b/>
-          <w:bCs/>
-        </w:rPr>
-        <w:t xml:space="preserve">Ek metrikler: </w:t>
-      </w:r>
-      <w:r>
-        <w:t xml:space="preserve">Koda, TensorBoard'a başarı, düşme ve zaman aşımı oranlarını yazan satırlar eklendi (Academy.Instance.StatsRecorder). Ortalama ödül tek başına "ne kadar sık düşüyor" sorusunu cevaplamaz.</w:t>
-      </w:r>
-    </w:p>
-    <w:p>
-      <w:pPr>
-        <w:pStyle w:val="Heading2"/>
-      </w:pPr>
-      <w:r>
-        <w:t xml:space="preserve">4.4 Behavior Parameters ve Decision Requester</w:t>
-      </w:r>
-    </w:p>
-    <w:tbl>
-      <w:tblPr>
-        <w:tblW w:type="dxa" w:w="9026"/>
-        <w:tblBorders>
-          <w:top w:val="single" w:color="auto" w:sz="4"/>
-          <w:left w:val="single" w:color="auto" w:sz="4"/>
-          <w:bottom w:val="single" w:color="auto" w:sz="4"/>
-          <w:right w:val="single" w:color="auto" w:sz="4"/>
-          <w:insideH w:val="single" w:color="auto" w:sz="4"/>
-          <w:insideV w:val="single" w:color="auto" w:sz="4"/>
-        </w:tblBorders>
-      </w:tblPr>
-      <w:tblGrid>
-        <w:gridCol w:w="3000"/>
-        <w:gridCol w:w="2400"/>
-        <w:gridCol w:w="3626"/>
-      </w:tblGrid>
-      <w:tr>
-        <w:trPr>
-          <w:tblHeader/>
-        </w:trPr>
-        <w:tc>
-          <w:tcPr>
-            <w:tcW w:type="dxa" w:w="3000"/>
-            <w:tcBorders>
-              <w:top w:val="single" w:color="BFC5CD" w:sz="4"/>
-              <w:left w:val="single" w:color="BFC5CD" w:sz="4"/>
-              <w:bottom w:val="single" w:color="BFC5CD" w:sz="4"/>
-              <w:right w:val="single" w:color="BFC5CD" w:sz="4"/>
-            </w:tcBorders>
-            <w:shd w:fill="DCE6F2" w:color="auto" w:val="clear"/>
-            <w:tcMar>
-              <w:top w:type="dxa" w:w="60"/>
-              <w:left w:type="dxa" w:w="100"/>
-              <w:bottom w:type="dxa" w:w="60"/>
-              <w:right w:type="dxa" w:w="100"/>
-            </w:tcMar>
-          </w:tcPr>
-          <w:p>
-            <w:r>
-              <w:rPr>
-                <w:b/>
-                <w:bCs/>
-                <w:sz w:val="19"/>
-                <w:szCs w:val="19"/>
-              </w:rPr>
-              <w:t xml:space="preserve">Ayar</w:t>
-            </w:r>
-          </w:p>
-        </w:tc>
-        <w:tc>
-          <w:tcPr>
-            <w:tcW w:type="dxa" w:w="2400"/>
-            <w:tcBorders>
-              <w:top w:val="single" w:color="BFC5CD" w:sz="4"/>
-              <w:left w:val="single" w:color="BFC5CD" w:sz="4"/>
-              <w:bottom w:val="single" w:color="BFC5CD" w:sz="4"/>
-              <w:right w:val="single" w:color="BFC5CD" w:sz="4"/>
-            </w:tcBorders>
-            <w:shd w:fill="DCE6F2" w:color="auto" w:val="clear"/>
-            <w:tcMar>
-              <w:top w:type="dxa" w:w="60"/>
-              <w:left w:type="dxa" w:w="100"/>
-              <w:bottom w:type="dxa" w:w="60"/>
-              <w:right w:type="dxa" w:w="100"/>
-            </w:tcMar>
-          </w:tcPr>
-          <w:p>
-            <w:r>
-              <w:rPr>
-                <w:b/>
-                <w:bCs/>
-                <w:sz w:val="19"/>
-                <w:szCs w:val="19"/>
-              </w:rPr>
-              <w:t xml:space="preserve">Değer</w:t>
-            </w:r>
-          </w:p>
-        </w:tc>
-        <w:tc>
-          <w:tcPr>
-            <w:tcW w:type="dxa" w:w="3626"/>
-            <w:tcBorders>
-              <w:top w:val="single" w:color="BFC5CD" w:sz="4"/>
-              <w:left w:val="single" w:color="BFC5CD" w:sz="4"/>
-              <w:bottom w:val="single" w:color="BFC5CD" w:sz="4"/>
-              <w:right w:val="single" w:color="BFC5CD" w:sz="4"/>
-            </w:tcBorders>
-            <w:shd w:fill="DCE6F2" w:color="auto" w:val="clear"/>
-            <w:tcMar>
-              <w:top w:type="dxa" w:w="60"/>
-              <w:left w:type="dxa" w:w="100"/>
-              <w:bottom w:type="dxa" w:w="60"/>
-              <w:right w:type="dxa" w:w="100"/>
-            </w:tcMar>
-          </w:tcPr>
-          <w:p>
-            <w:r>
-              <w:rPr>
-                <w:b/>
-                <w:bCs/>
-                <w:sz w:val="19"/>
-                <w:szCs w:val="19"/>
-              </w:rPr>
-              <w:t xml:space="preserve">Açıklama</w:t>
-            </w:r>
-          </w:p>
-        </w:tc>
-      </w:tr>
-      <w:tr>
-        <w:tc>
-          <w:tcPr>
-            <w:tcW w:type="dxa" w:w="3000"/>
-            <w:tcBorders>
-              <w:top w:val="single" w:color="BFC5CD" w:sz="4"/>
-              <w:left w:val="single" w:color="BFC5CD" w:sz="4"/>
-              <w:bottom w:val="single" w:color="BFC5CD" w:sz="4"/>
-              <w:right w:val="single" w:color="BFC5CD" w:sz="4"/>
-            </w:tcBorders>
-            <w:tcMar>
-              <w:top w:type="dxa" w:w="60"/>
-              <w:left w:type="dxa" w:w="100"/>
-              <w:bottom w:type="dxa" w:w="60"/>
-              <w:right w:type="dxa" w:w="100"/>
-            </w:tcMar>
-          </w:tcPr>
-          <w:p>
-            <w:r>
-              <w:rPr>
-                <w:b w:val="false"/>
-                <w:bCs w:val="false"/>
-                <w:sz w:val="19"/>
-                <w:szCs w:val="19"/>
-              </w:rPr>
-              <w:t xml:space="preserve">Behavior Name</w:t>
-            </w:r>
-          </w:p>
-        </w:tc>
-        <w:tc>
-          <w:tcPr>
-            <w:tcW w:type="dxa" w:w="2400"/>
-            <w:tcBorders>
-              <w:top w:val="single" w:color="BFC5CD" w:sz="4"/>
-              <w:left w:val="single" w:color="BFC5CD" w:sz="4"/>
-              <w:bottom w:val="single" w:color="BFC5CD" w:sz="4"/>
-              <w:right w:val="single" w:color="BFC5CD" w:sz="4"/>
-            </w:tcBorders>
-            <w:tcMar>
-              <w:top w:type="dxa" w:w="60"/>
-              <w:left w:type="dxa" w:w="100"/>
-              <w:bottom w:type="dxa" w:w="60"/>
-              <w:right w:type="dxa" w:w="100"/>
-            </w:tcMar>
-          </w:tcPr>
-          <w:p>
-            <w:r>
-              <w:rPr>
-                <w:b w:val="false"/>
-                <w:bCs w:val="false"/>
-                <w:sz w:val="19"/>
-                <w:szCs w:val="19"/>
-              </w:rPr>
-              <w:t xml:space="preserve">RollerBall_U63</w:t>
-            </w:r>
-          </w:p>
-        </w:tc>
-        <w:tc>
-          <w:tcPr>
-            <w:tcW w:type="dxa" w:w="3626"/>
-            <w:tcBorders>
-              <w:top w:val="single" w:color="BFC5CD" w:sz="4"/>
-              <w:left w:val="single" w:color="BFC5CD" w:sz="4"/>
-              <w:bottom w:val="single" w:color="BFC5CD" w:sz="4"/>
-              <w:right w:val="single" w:color="BFC5CD" w:sz="4"/>
-            </w:tcBorders>
-            <w:tcMar>
-              <w:top w:type="dxa" w:w="60"/>
-              <w:left w:type="dxa" w:w="100"/>
-              <w:bottom w:type="dxa" w:w="60"/>
-              <w:right w:type="dxa" w:w="100"/>
-            </w:tcMar>
-          </w:tcPr>
-          <w:p>
-            <w:r>
-              <w:rPr>
-                <w:b w:val="false"/>
-                <w:bCs w:val="false"/>
-                <w:sz w:val="19"/>
-                <w:szCs w:val="19"/>
-              </w:rPr>
-              <w:t xml:space="preserve">YAML'daki behaviors anahtarıyla aynı olmalı</w:t>
-            </w:r>
-          </w:p>
-        </w:tc>
-      </w:tr>
-      <w:tr>
-        <w:tc>
-          <w:tcPr>
-            <w:tcW w:type="dxa" w:w="3000"/>
-            <w:tcBorders>
-              <w:top w:val="single" w:color="BFC5CD" w:sz="4"/>
-              <w:left w:val="single" w:color="BFC5CD" w:sz="4"/>
-              <w:bottom w:val="single" w:color="BFC5CD" w:sz="4"/>
-              <w:right w:val="single" w:color="BFC5CD" w:sz="4"/>
-            </w:tcBorders>
-            <w:tcMar>
-              <w:top w:type="dxa" w:w="60"/>
-              <w:left w:type="dxa" w:w="100"/>
-              <w:bottom w:type="dxa" w:w="60"/>
-              <w:right w:type="dxa" w:w="100"/>
-            </w:tcMar>
-          </w:tcPr>
-          <w:p>
-            <w:r>
-              <w:rPr>
-                <w:b w:val="false"/>
-                <w:bCs w:val="false"/>
-                <w:sz w:val="19"/>
-                <w:szCs w:val="19"/>
-              </w:rPr>
-              <w:t xml:space="preserve">Vector Observation Space Size</w:t>
-            </w:r>
-          </w:p>
-        </w:tc>
-        <w:tc>
-          <w:tcPr>
-            <w:tcW w:type="dxa" w:w="2400"/>
-            <w:tcBorders>
-              <w:top w:val="single" w:color="BFC5CD" w:sz="4"/>
-              <w:left w:val="single" w:color="BFC5CD" w:sz="4"/>
-              <w:bottom w:val="single" w:color="BFC5CD" w:sz="4"/>
-              <w:right w:val="single" w:color="BFC5CD" w:sz="4"/>
-            </w:tcBorders>
-            <w:tcMar>
-              <w:top w:type="dxa" w:w="60"/>
-              <w:left w:type="dxa" w:w="100"/>
-              <w:bottom w:type="dxa" w:w="60"/>
-              <w:right w:type="dxa" w:w="100"/>
-            </w:tcMar>
-          </w:tcPr>
-          <w:p>
-            <w:r>
-              <w:rPr>
-                <w:b w:val="false"/>
-                <w:bCs w:val="false"/>
-                <w:sz w:val="19"/>
-                <w:szCs w:val="19"/>
-              </w:rPr>
-              <w:t xml:space="preserve">8</w:t>
-            </w:r>
-          </w:p>
-        </w:tc>
-        <w:tc>
-          <w:tcPr>
-            <w:tcW w:type="dxa" w:w="3626"/>
-            <w:tcBorders>
-              <w:top w:val="single" w:color="BFC5CD" w:sz="4"/>
-              <w:left w:val="single" w:color="BFC5CD" w:sz="4"/>
-              <w:bottom w:val="single" w:color="BFC5CD" w:sz="4"/>
-              <w:right w:val="single" w:color="BFC5CD" w:sz="4"/>
-            </w:tcBorders>
-            <w:tcMar>
-              <w:top w:type="dxa" w:w="60"/>
-              <w:left w:type="dxa" w:w="100"/>
-              <w:bottom w:type="dxa" w:w="60"/>
-              <w:right w:type="dxa" w:w="100"/>
-            </w:tcMar>
-          </w:tcPr>
-          <w:p>
-            <w:r>
-              <w:rPr>
-                <w:b w:val="false"/>
-                <w:bCs w:val="false"/>
-                <w:sz w:val="19"/>
-                <w:szCs w:val="19"/>
-              </w:rPr>
-              <w:t xml:space="preserve">CollectObservations'ın ürettiği sayı adedi</w:t>
-            </w:r>
-          </w:p>
-        </w:tc>
-      </w:tr>
-      <w:tr>
-        <w:tc>
-          <w:tcPr>
-            <w:tcW w:type="dxa" w:w="3000"/>
-            <w:tcBorders>
-              <w:top w:val="single" w:color="BFC5CD" w:sz="4"/>
-              <w:left w:val="single" w:color="BFC5CD" w:sz="4"/>
-              <w:bottom w:val="single" w:color="BFC5CD" w:sz="4"/>
-              <w:right w:val="single" w:color="BFC5CD" w:sz="4"/>
-            </w:tcBorders>
-            <w:tcMar>
-              <w:top w:type="dxa" w:w="60"/>
-              <w:left w:type="dxa" w:w="100"/>
-              <w:bottom w:type="dxa" w:w="60"/>
-              <w:right w:type="dxa" w:w="100"/>
-            </w:tcMar>
-          </w:tcPr>
-          <w:p>
-            <w:r>
-              <w:rPr>
-                <w:b w:val="false"/>
-                <w:bCs w:val="false"/>
-                <w:sz w:val="19"/>
-                <w:szCs w:val="19"/>
-              </w:rPr>
-              <w:t xml:space="preserve">Continuous Actions</w:t>
-            </w:r>
-          </w:p>
-        </w:tc>
-        <w:tc>
-          <w:tcPr>
-            <w:tcW w:type="dxa" w:w="2400"/>
-            <w:tcBorders>
-              <w:top w:val="single" w:color="BFC5CD" w:sz="4"/>
-              <w:left w:val="single" w:color="BFC5CD" w:sz="4"/>
-              <w:bottom w:val="single" w:color="BFC5CD" w:sz="4"/>
-              <w:right w:val="single" w:color="BFC5CD" w:sz="4"/>
-            </w:tcBorders>
-            <w:tcMar>
-              <w:top w:type="dxa" w:w="60"/>
-              <w:left w:type="dxa" w:w="100"/>
-              <w:bottom w:type="dxa" w:w="60"/>
-              <w:right w:type="dxa" w:w="100"/>
-            </w:tcMar>
-          </w:tcPr>
-          <w:p>
-            <w:r>
-              <w:rPr>
-                <w:b w:val="false"/>
-                <w:bCs w:val="false"/>
-                <w:sz w:val="19"/>
-                <w:szCs w:val="19"/>
-              </w:rPr>
-              <w:t xml:space="preserve">2</w:t>
-            </w:r>
-          </w:p>
-        </w:tc>
-        <w:tc>
-          <w:tcPr>
-            <w:tcW w:type="dxa" w:w="3626"/>
-            <w:tcBorders>
-              <w:top w:val="single" w:color="BFC5CD" w:sz="4"/>
-              <w:left w:val="single" w:color="BFC5CD" w:sz="4"/>
-              <w:bottom w:val="single" w:color="BFC5CD" w:sz="4"/>
-              <w:right w:val="single" w:color="BFC5CD" w:sz="4"/>
-            </w:tcBorders>
-            <w:tcMar>
-              <w:top w:type="dxa" w:w="60"/>
-              <w:left w:type="dxa" w:w="100"/>
-              <w:bottom w:type="dxa" w:w="60"/>
-              <w:right w:type="dxa" w:w="100"/>
-            </w:tcMar>
-          </w:tcPr>
-          <w:p>
-            <w:r>
-              <w:rPr>
-                <w:b w:val="false"/>
-                <w:bCs w:val="false"/>
-                <w:sz w:val="19"/>
-                <w:szCs w:val="19"/>
-              </w:rPr>
-              <w:t xml:space="preserve">X ve Z kuvveti</w:t>
-            </w:r>
-          </w:p>
-        </w:tc>
-      </w:tr>
-      <w:tr>
-        <w:tc>
-          <w:tcPr>
-            <w:tcW w:type="dxa" w:w="3000"/>
-            <w:tcBorders>
-              <w:top w:val="single" w:color="BFC5CD" w:sz="4"/>
-              <w:left w:val="single" w:color="BFC5CD" w:sz="4"/>
-              <w:bottom w:val="single" w:color="BFC5CD" w:sz="4"/>
-              <w:right w:val="single" w:color="BFC5CD" w:sz="4"/>
-            </w:tcBorders>
-            <w:tcMar>
-              <w:top w:type="dxa" w:w="60"/>
-              <w:left w:type="dxa" w:w="100"/>
-              <w:bottom w:type="dxa" w:w="60"/>
-              <w:right w:type="dxa" w:w="100"/>
-            </w:tcMar>
-          </w:tcPr>
-          <w:p>
-            <w:r>
-              <w:rPr>
-                <w:b w:val="false"/>
-                <w:bCs w:val="false"/>
-                <w:sz w:val="19"/>
-                <w:szCs w:val="19"/>
-              </w:rPr>
-              <w:t xml:space="preserve">Discrete Branches</w:t>
-            </w:r>
-          </w:p>
-        </w:tc>
-        <w:tc>
-          <w:tcPr>
-            <w:tcW w:type="dxa" w:w="2400"/>
-            <w:tcBorders>
-              <w:top w:val="single" w:color="BFC5CD" w:sz="4"/>
-              <w:left w:val="single" w:color="BFC5CD" w:sz="4"/>
-              <w:bottom w:val="single" w:color="BFC5CD" w:sz="4"/>
-              <w:right w:val="single" w:color="BFC5CD" w:sz="4"/>
-            </w:tcBorders>
-            <w:tcMar>
-              <w:top w:type="dxa" w:w="60"/>
-              <w:left w:type="dxa" w:w="100"/>
-              <w:bottom w:type="dxa" w:w="60"/>
-              <w:right w:type="dxa" w:w="100"/>
-            </w:tcMar>
-          </w:tcPr>
-          <w:p>
-            <w:r>
-              <w:rPr>
-                <w:b w:val="false"/>
-                <w:bCs w:val="false"/>
-                <w:sz w:val="19"/>
-                <w:szCs w:val="19"/>
-              </w:rPr>
-              <w:t xml:space="preserve">0</w:t>
-            </w:r>
-          </w:p>
-        </w:tc>
-        <w:tc>
-          <w:tcPr>
-            <w:tcW w:type="dxa" w:w="3626"/>
-            <w:tcBorders>
-              <w:top w:val="single" w:color="BFC5CD" w:sz="4"/>
-              <w:left w:val="single" w:color="BFC5CD" w:sz="4"/>
-              <w:bottom w:val="single" w:color="BFC5CD" w:sz="4"/>
-              <w:right w:val="single" w:color="BFC5CD" w:sz="4"/>
-            </w:tcBorders>
-            <w:tcMar>
-              <w:top w:type="dxa" w:w="60"/>
-              <w:left w:type="dxa" w:w="100"/>
-              <w:bottom w:type="dxa" w:w="60"/>
-              <w:right w:type="dxa" w:w="100"/>
-            </w:tcMar>
-          </w:tcPr>
-          <w:p>
-            <w:r>
-              <w:rPr>
-                <w:b w:val="false"/>
-                <w:bCs w:val="false"/>
-                <w:sz w:val="19"/>
-                <w:szCs w:val="19"/>
-              </w:rPr>
-              <w:t xml:space="preserve">Ayrık aksiyon yok</w:t>
-            </w:r>
-          </w:p>
-        </w:tc>
-      </w:tr>
-      <w:tr>
-        <w:tc>
-          <w:tcPr>
-            <w:tcW w:type="dxa" w:w="3000"/>
-            <w:tcBorders>
-              <w:top w:val="single" w:color="BFC5CD" w:sz="4"/>
-              <w:left w:val="single" w:color="BFC5CD" w:sz="4"/>
-              <w:bottom w:val="single" w:color="BFC5CD" w:sz="4"/>
-              <w:right w:val="single" w:color="BFC5CD" w:sz="4"/>
-            </w:tcBorders>
-            <w:tcMar>
-              <w:top w:type="dxa" w:w="60"/>
-              <w:left w:type="dxa" w:w="100"/>
-              <w:bottom w:type="dxa" w:w="60"/>
-              <w:right w:type="dxa" w:w="100"/>
-            </w:tcMar>
-          </w:tcPr>
-          <w:p>
-            <w:r>
-              <w:rPr>
-                <w:b w:val="false"/>
-                <w:bCs w:val="false"/>
-                <w:sz w:val="19"/>
-                <w:szCs w:val="19"/>
-              </w:rPr>
-              <w:t xml:space="preserve">Behavior Type</w:t>
-            </w:r>
-          </w:p>
-        </w:tc>
-        <w:tc>
-          <w:tcPr>
-            <w:tcW w:type="dxa" w:w="2400"/>
-            <w:tcBorders>
-              <w:top w:val="single" w:color="BFC5CD" w:sz="4"/>
-              <w:left w:val="single" w:color="BFC5CD" w:sz="4"/>
-              <w:bottom w:val="single" w:color="BFC5CD" w:sz="4"/>
-              <w:right w:val="single" w:color="BFC5CD" w:sz="4"/>
-            </w:tcBorders>
-            <w:tcMar>
-              <w:top w:type="dxa" w:w="60"/>
-              <w:left w:type="dxa" w:w="100"/>
-              <w:bottom w:type="dxa" w:w="60"/>
-              <w:right w:type="dxa" w:w="100"/>
-            </w:tcMar>
-          </w:tcPr>
-          <w:p>
-            <w:r>
-              <w:rPr>
-                <w:b w:val="false"/>
-                <w:bCs w:val="false"/>
-                <w:sz w:val="19"/>
-                <w:szCs w:val="19"/>
-              </w:rPr>
-              <w:t xml:space="preserve">Default / Inference Only</w:t>
-            </w:r>
-          </w:p>
-        </w:tc>
-        <w:tc>
-          <w:tcPr>
-            <w:tcW w:type="dxa" w:w="3626"/>
-            <w:tcBorders>
-              <w:top w:val="single" w:color="BFC5CD" w:sz="4"/>
-              <w:left w:val="single" w:color="BFC5CD" w:sz="4"/>
-              <w:bottom w:val="single" w:color="BFC5CD" w:sz="4"/>
-              <w:right w:val="single" w:color="BFC5CD" w:sz="4"/>
-            </w:tcBorders>
-            <w:tcMar>
-              <w:top w:type="dxa" w:w="60"/>
-              <w:left w:type="dxa" w:w="100"/>
-              <w:bottom w:type="dxa" w:w="60"/>
-              <w:right w:type="dxa" w:w="100"/>
-            </w:tcMar>
-          </w:tcPr>
-          <w:p>
-            <w:r>
-              <w:rPr>
-                <w:b w:val="false"/>
-                <w:bCs w:val="false"/>
-                <w:sz w:val="19"/>
-                <w:szCs w:val="19"/>
-              </w:rPr>
-              <w:t xml:space="preserve">Eğitimde Default, modelle oynatırken Inference Only</w:t>
-            </w:r>
-          </w:p>
-        </w:tc>
-      </w:tr>
-      <w:tr>
-        <w:tc>
-          <w:tcPr>
-            <w:tcW w:type="dxa" w:w="3000"/>
-            <w:tcBorders>
-              <w:top w:val="single" w:color="BFC5CD" w:sz="4"/>
-              <w:left w:val="single" w:color="BFC5CD" w:sz="4"/>
-              <w:bottom w:val="single" w:color="BFC5CD" w:sz="4"/>
-              <w:right w:val="single" w:color="BFC5CD" w:sz="4"/>
-            </w:tcBorders>
-            <w:tcMar>
-              <w:top w:type="dxa" w:w="60"/>
-              <w:left w:type="dxa" w:w="100"/>
-              <w:bottom w:type="dxa" w:w="60"/>
-              <w:right w:type="dxa" w:w="100"/>
-            </w:tcMar>
-          </w:tcPr>
-          <w:p>
-            <w:r>
-              <w:rPr>
-                <w:b w:val="false"/>
-                <w:bCs w:val="false"/>
-                <w:sz w:val="19"/>
-                <w:szCs w:val="19"/>
-              </w:rPr>
-              <w:t xml:space="preserve">Decision Period</w:t>
-            </w:r>
-          </w:p>
-        </w:tc>
-        <w:tc>
-          <w:tcPr>
-            <w:tcW w:type="dxa" w:w="2400"/>
-            <w:tcBorders>
-              <w:top w:val="single" w:color="BFC5CD" w:sz="4"/>
-              <w:left w:val="single" w:color="BFC5CD" w:sz="4"/>
-              <w:bottom w:val="single" w:color="BFC5CD" w:sz="4"/>
-              <w:right w:val="single" w:color="BFC5CD" w:sz="4"/>
-            </w:tcBorders>
-            <w:tcMar>
-              <w:top w:type="dxa" w:w="60"/>
-              <w:left w:type="dxa" w:w="100"/>
-              <w:bottom w:type="dxa" w:w="60"/>
-              <w:right w:type="dxa" w:w="100"/>
-            </w:tcMar>
-          </w:tcPr>
-          <w:p>
-            <w:r>
-              <w:rPr>
-                <w:b w:val="false"/>
-                <w:bCs w:val="false"/>
-                <w:sz w:val="19"/>
-                <w:szCs w:val="19"/>
-              </w:rPr>
-              <w:t xml:space="preserve">1</w:t>
-            </w:r>
-          </w:p>
-        </w:tc>
-        <w:tc>
-          <w:tcPr>
-            <w:tcW w:type="dxa" w:w="3626"/>
-            <w:tcBorders>
-              <w:top w:val="single" w:color="BFC5CD" w:sz="4"/>
-              <w:left w:val="single" w:color="BFC5CD" w:sz="4"/>
-              <w:bottom w:val="single" w:color="BFC5CD" w:sz="4"/>
-              <w:right w:val="single" w:color="BFC5CD" w:sz="4"/>
-            </w:tcBorders>
-            <w:tcMar>
-              <w:top w:type="dxa" w:w="60"/>
-              <w:left w:type="dxa" w:w="100"/>
-              <w:bottom w:type="dxa" w:w="60"/>
-              <w:right w:type="dxa" w:w="100"/>
-            </w:tcMar>
-          </w:tcPr>
-          <w:p>
-            <w:r>
-              <w:rPr>
-                <w:b w:val="false"/>
-                <w:bCs w:val="false"/>
-                <w:sz w:val="19"/>
-                <w:szCs w:val="19"/>
-              </w:rPr>
-              <w:t xml:space="preserve">Her fizik adımında (0.02 s) karar</w:t>
-            </w:r>
-          </w:p>
-        </w:tc>
-      </w:tr>
-      <w:tr>
-        <w:tc>
-          <w:tcPr>
-            <w:tcW w:type="dxa" w:w="3000"/>
-            <w:tcBorders>
-              <w:top w:val="single" w:color="BFC5CD" w:sz="4"/>
-              <w:left w:val="single" w:color="BFC5CD" w:sz="4"/>
-              <w:bottom w:val="single" w:color="BFC5CD" w:sz="4"/>
-              <w:right w:val="single" w:color="BFC5CD" w:sz="4"/>
-            </w:tcBorders>
-            <w:tcMar>
-              <w:top w:type="dxa" w:w="60"/>
-              <w:left w:type="dxa" w:w="100"/>
-              <w:bottom w:type="dxa" w:w="60"/>
-              <w:right w:type="dxa" w:w="100"/>
-            </w:tcMar>
-          </w:tcPr>
-          <w:p>
-            <w:r>
-              <w:rPr>
-                <w:b w:val="false"/>
-                <w:bCs w:val="false"/>
-                <w:sz w:val="19"/>
-                <w:szCs w:val="19"/>
-              </w:rPr>
-              <w:t xml:space="preserve">Take Actions Between Decisions</w:t>
-            </w:r>
-          </w:p>
-        </w:tc>
-        <w:tc>
-          <w:tcPr>
-            <w:tcW w:type="dxa" w:w="2400"/>
-            <w:tcBorders>
-              <w:top w:val="single" w:color="BFC5CD" w:sz="4"/>
-              <w:left w:val="single" w:color="BFC5CD" w:sz="4"/>
-              <w:bottom w:val="single" w:color="BFC5CD" w:sz="4"/>
-              <w:right w:val="single" w:color="BFC5CD" w:sz="4"/>
-            </w:tcBorders>
-            <w:tcMar>
-              <w:top w:type="dxa" w:w="60"/>
-              <w:left w:type="dxa" w:w="100"/>
-              <w:bottom w:type="dxa" w:w="60"/>
-              <w:right w:type="dxa" w:w="100"/>
-            </w:tcMar>
-          </w:tcPr>
-          <w:p>
-            <w:r>
-              <w:rPr>
-                <w:b w:val="false"/>
-                <w:bCs w:val="false"/>
-                <w:sz w:val="19"/>
-                <w:szCs w:val="19"/>
-              </w:rPr>
-              <w:t xml:space="preserve">Açık</w:t>
-            </w:r>
-          </w:p>
-        </w:tc>
-        <w:tc>
-          <w:tcPr>
-            <w:tcW w:type="dxa" w:w="3626"/>
-            <w:tcBorders>
-              <w:top w:val="single" w:color="BFC5CD" w:sz="4"/>
-              <w:left w:val="single" w:color="BFC5CD" w:sz="4"/>
-              <w:bottom w:val="single" w:color="BFC5CD" w:sz="4"/>
-              <w:right w:val="single" w:color="BFC5CD" w:sz="4"/>
-            </w:tcBorders>
-            <w:tcMar>
-              <w:top w:type="dxa" w:w="60"/>
-              <w:left w:type="dxa" w:w="100"/>
-              <w:bottom w:type="dxa" w:w="60"/>
-              <w:right w:type="dxa" w:w="100"/>
-            </w:tcMar>
-          </w:tcPr>
-          <w:p>
-            <w:r>
-              <w:rPr>
-                <w:b w:val="false"/>
-                <w:bCs w:val="false"/>
-                <w:sz w:val="19"/>
-                <w:szCs w:val="19"/>
-              </w:rPr>
-              <w:t xml:space="preserve"/>
-            </w:r>
-          </w:p>
-        </w:tc>
-      </w:tr>
-      <w:tr>
-        <w:tc>
-          <w:tcPr>
-            <w:tcW w:type="dxa" w:w="3000"/>
-            <w:tcBorders>
-              <w:top w:val="single" w:color="BFC5CD" w:sz="4"/>
-              <w:left w:val="single" w:color="BFC5CD" w:sz="4"/>
-              <w:bottom w:val="single" w:color="BFC5CD" w:sz="4"/>
-              <w:right w:val="single" w:color="BFC5CD" w:sz="4"/>
-            </w:tcBorders>
-            <w:tcMar>
-              <w:top w:type="dxa" w:w="60"/>
-              <w:left w:type="dxa" w:w="100"/>
-              <w:bottom w:type="dxa" w:w="60"/>
-              <w:right w:type="dxa" w:w="100"/>
-            </w:tcMar>
-          </w:tcPr>
-          <w:p>
-            <w:r>
-              <w:rPr>
-                <w:b w:val="false"/>
-                <w:bCs w:val="false"/>
-                <w:sz w:val="19"/>
-                <w:szCs w:val="19"/>
-              </w:rPr>
-              <w:t xml:space="preserve">Agent Max Step</w:t>
-            </w:r>
-          </w:p>
-        </w:tc>
-        <w:tc>
-          <w:tcPr>
-            <w:tcW w:type="dxa" w:w="2400"/>
-            <w:tcBorders>
-              <w:top w:val="single" w:color="BFC5CD" w:sz="4"/>
-              <w:left w:val="single" w:color="BFC5CD" w:sz="4"/>
-              <w:bottom w:val="single" w:color="BFC5CD" w:sz="4"/>
-              <w:right w:val="single" w:color="BFC5CD" w:sz="4"/>
-            </w:tcBorders>
-            <w:tcMar>
-              <w:top w:type="dxa" w:w="60"/>
-              <w:left w:type="dxa" w:w="100"/>
-              <w:bottom w:type="dxa" w:w="60"/>
-              <w:right w:type="dxa" w:w="100"/>
-            </w:tcMar>
-          </w:tcPr>
-          <w:p>
-            <w:r>
-              <w:rPr>
-                <w:b w:val="false"/>
-                <w:bCs w:val="false"/>
-                <w:sz w:val="19"/>
-                <w:szCs w:val="19"/>
-              </w:rPr>
-              <w:t xml:space="preserve">500</w:t>
-            </w:r>
-          </w:p>
-        </w:tc>
-        <w:tc>
-          <w:tcPr>
-            <w:tcW w:type="dxa" w:w="3626"/>
-            <w:tcBorders>
-              <w:top w:val="single" w:color="BFC5CD" w:sz="4"/>
-              <w:left w:val="single" w:color="BFC5CD" w:sz="4"/>
-              <w:bottom w:val="single" w:color="BFC5CD" w:sz="4"/>
-              <w:right w:val="single" w:color="BFC5CD" w:sz="4"/>
-            </w:tcBorders>
-            <w:tcMar>
-              <w:top w:type="dxa" w:w="60"/>
-              <w:left w:type="dxa" w:w="100"/>
-              <w:bottom w:type="dxa" w:w="60"/>
-              <w:right w:type="dxa" w:w="100"/>
-            </w:tcMar>
-          </w:tcPr>
-          <w:p>
-            <w:r>
-              <w:rPr>
-                <w:b w:val="false"/>
-                <w:bCs w:val="false"/>
-                <w:sz w:val="19"/>
-                <w:szCs w:val="19"/>
-              </w:rPr>
-              <w:t xml:space="preserve">500 adımda (10 s) hedefe varamazsa episode biter</w:t>
-            </w:r>
-          </w:p>
-        </w:tc>
-      </w:tr>
-    </w:tbl>
-    <w:p>
-      <w:pPr>
-        <w:spacing w:before="60" w:after="200"/>
-      </w:pPr>
-      <w:r>
-        <w:rPr>
-          <w:i/>
-          <w:iCs/>
-          <w:color w:val="555555"/>
-          <w:sz w:val="19"/>
-          <w:szCs w:val="19"/>
-        </w:rPr>
-        <w:t xml:space="preserve">Tablo 4. Behavior Parameters, C# ve YAML arasındaki sözleşme</w:t>
-      </w:r>
-    </w:p>
-    <w:p>
-      <w:pPr>
-        <w:pStyle w:val="Heading2"/>
-      </w:pPr>
-      <w:r>
-        <w:t xml:space="preserve">4.5 Heuristic: eğitimden önce ortam testi</w:t>
-      </w:r>
-    </w:p>
-    <w:p>
-      <w:pPr>
-        <w:spacing w:after="120" w:line="300"/>
-      </w:pPr>
-      <w:r>
-        <w:t xml:space="preserve">"RL öğrendi mi?" sorusundan önce "ortam doğru mu?" sorusu cevaplanmalıdır. Heuristic metodu, yeni Input System'in Keyboard.current API'siyle WASD ve ok tuşlarını iki aksiyona çevirir; eski Input.GetAxis kullanılmamıştır. Behavior Type = Heuristic Only yapılınca top klavyeyle sürülebilir.</w:t>
-      </w:r>
-    </w:p>
-    <w:p>
-      <w:pPr>
-        <w:spacing w:after="120" w:line="300"/>
-      </w:pPr>
-      <w:r>
-        <w:rPr>
-          <w:b/>
-          <w:bCs/>
-        </w:rPr>
-        <w:t xml:space="preserve">Manuel test sonucu (Aktivite 4): </w:t>
-      </w:r>
-      <w:r>
-        <w:t xml:space="preserve">Unity Editor'da Behavior Type = Heuristic Only yapılarak top WASD ile sürüldü. Üç senaryo da beklendiği gibi çalıştı: (1) top tuşlarla hareket ediyor; (2) hedefe değince episode bitiyor, top merkeze dönüyor ve hedef yeni bir yere taşınıyor; (3) zeminden düşünce episode bitiyor ve top merkeze dönüyor.</w:t>
-      </w:r>
-    </w:p>
-    <w:p>
-      <w:pPr>
-        <w:spacing w:after="120" w:line="300"/>
-      </w:pPr>
-      <w:r>
-        <w:t xml:space="preserve">Ortam mantığı ayrıca otomatik olarak da test edilmiştir. Hedefe doğru iten basit bir kural tabanlı kontrolcü 200 denemenin tamamında hedefe ulaşmıştır; bu, başarı kontrolünün ve episode sıfırlamanın çalıştığını gösterir. Rastgele hareket eden bir politika ise denemelerin çoğunda zeminden düşmüştür; bu da düşme kontrolünün ve sıfırlamanın çalıştığını gösterir.</w:t>
-      </w:r>
-    </w:p>
-    <w:p>
-      <w:pPr>
-        <w:pStyle w:val="Heading2"/>
-      </w:pPr>
-      <w:r>
-        <w:t xml:space="preserve">4.6 Eğitim</w:t>
-      </w:r>
-    </w:p>
-    <w:p>
-      <w:pPr>
-        <w:spacing w:after="120" w:line="300"/>
-      </w:pPr>
-      <w:r>
-        <w:t xml:space="preserve">Sunudaki PPO yapılandırması (config/rollerball_2026.yaml) hiç değiştirilmeden kullanıldı:</w:t>
-      </w:r>
-    </w:p>
-    <w:tbl>
-      <w:tblPr>
-        <w:tblW w:type="dxa" w:w="9026"/>
-        <w:tblBorders>
-          <w:top w:val="single" w:color="auto" w:sz="4"/>
-          <w:left w:val="single" w:color="auto" w:sz="4"/>
-          <w:bottom w:val="single" w:color="auto" w:sz="4"/>
-          <w:right w:val="single" w:color="auto" w:sz="4"/>
-          <w:insideH w:val="single" w:color="auto" w:sz="4"/>
-          <w:insideV w:val="single" w:color="auto" w:sz="4"/>
-        </w:tblBorders>
-      </w:tblPr>
-      <w:tblGrid>
-        <w:gridCol w:w="2800"/>
-        <w:gridCol w:w="1800"/>
-        <w:gridCol w:w="4426"/>
-      </w:tblGrid>
-      <w:tr>
-        <w:trPr>
-          <w:tblHeader/>
-        </w:trPr>
-        <w:tc>
-          <w:tcPr>
-            <w:tcW w:type="dxa" w:w="2800"/>
-            <w:tcBorders>
-              <w:top w:val="single" w:color="BFC5CD" w:sz="4"/>
-              <w:left w:val="single" w:color="BFC5CD" w:sz="4"/>
-              <w:bottom w:val="single" w:color="BFC5CD" w:sz="4"/>
-              <w:right w:val="single" w:color="BFC5CD" w:sz="4"/>
-            </w:tcBorders>
-            <w:shd w:fill="DCE6F2" w:color="auto" w:val="clear"/>
-            <w:tcMar>
-              <w:top w:type="dxa" w:w="60"/>
-              <w:left w:type="dxa" w:w="100"/>
-              <w:bottom w:type="dxa" w:w="60"/>
-              <w:right w:type="dxa" w:w="100"/>
-            </w:tcMar>
-          </w:tcPr>
-          <w:p>
-            <w:r>
-              <w:rPr>
-                <w:b/>
-                <w:bCs/>
-                <w:sz w:val="19"/>
-                <w:szCs w:val="19"/>
-              </w:rPr>
-              <w:t xml:space="preserve">Hiperparametre</w:t>
-            </w:r>
-          </w:p>
-        </w:tc>
-        <w:tc>
-          <w:tcPr>
-            <w:tcW w:type="dxa" w:w="1800"/>
-            <w:tcBorders>
-              <w:top w:val="single" w:color="BFC5CD" w:sz="4"/>
-              <w:left w:val="single" w:color="BFC5CD" w:sz="4"/>
-              <w:bottom w:val="single" w:color="BFC5CD" w:sz="4"/>
-              <w:right w:val="single" w:color="BFC5CD" w:sz="4"/>
-            </w:tcBorders>
-            <w:shd w:fill="DCE6F2" w:color="auto" w:val="clear"/>
-            <w:tcMar>
-              <w:top w:type="dxa" w:w="60"/>
-              <w:left w:type="dxa" w:w="100"/>
-              <w:bottom w:type="dxa" w:w="60"/>
-              <w:right w:type="dxa" w:w="100"/>
-            </w:tcMar>
-          </w:tcPr>
-          <w:p>
-            <w:r>
-              <w:rPr>
-                <w:b/>
-                <w:bCs/>
-                <w:sz w:val="19"/>
-                <w:szCs w:val="19"/>
-              </w:rPr>
-              <w:t xml:space="preserve">Değer</w:t>
-            </w:r>
-          </w:p>
-        </w:tc>
-        <w:tc>
-          <w:tcPr>
-            <w:tcW w:type="dxa" w:w="4426"/>
-            <w:tcBorders>
-              <w:top w:val="single" w:color="BFC5CD" w:sz="4"/>
-              <w:left w:val="single" w:color="BFC5CD" w:sz="4"/>
-              <w:bottom w:val="single" w:color="BFC5CD" w:sz="4"/>
-              <w:right w:val="single" w:color="BFC5CD" w:sz="4"/>
-            </w:tcBorders>
-            <w:shd w:fill="DCE6F2" w:color="auto" w:val="clear"/>
-            <w:tcMar>
-              <w:top w:type="dxa" w:w="60"/>
-              <w:left w:type="dxa" w:w="100"/>
-              <w:bottom w:type="dxa" w:w="60"/>
-              <w:right w:type="dxa" w:w="100"/>
-            </w:tcMar>
-          </w:tcPr>
-          <w:p>
-            <w:r>
-              <w:rPr>
-                <w:b/>
-                <w:bCs/>
-                <w:sz w:val="19"/>
-                <w:szCs w:val="19"/>
-              </w:rPr>
-              <w:t xml:space="preserve">Ne işe yarar</w:t>
-            </w:r>
-          </w:p>
-        </w:tc>
-      </w:tr>
-      <w:tr>
-        <w:tc>
-          <w:tcPr>
-            <w:tcW w:type="dxa" w:w="2800"/>
-            <w:tcBorders>
-              <w:top w:val="single" w:color="BFC5CD" w:sz="4"/>
-              <w:left w:val="single" w:color="BFC5CD" w:sz="4"/>
-              <w:bottom w:val="single" w:color="BFC5CD" w:sz="4"/>
-              <w:right w:val="single" w:color="BFC5CD" w:sz="4"/>
-            </w:tcBorders>
-            <w:tcMar>
-              <w:top w:type="dxa" w:w="60"/>
-              <w:left w:type="dxa" w:w="100"/>
-              <w:bottom w:type="dxa" w:w="60"/>
-              <w:right w:type="dxa" w:w="100"/>
-            </w:tcMar>
-          </w:tcPr>
-          <w:p>
-            <w:r>
-              <w:rPr>
-                <w:b w:val="false"/>
-                <w:bCs w:val="false"/>
-                <w:sz w:val="19"/>
-                <w:szCs w:val="19"/>
-              </w:rPr>
-              <w:t xml:space="preserve">batch_size / buffer_size</w:t>
-            </w:r>
-          </w:p>
-        </w:tc>
-        <w:tc>
-          <w:tcPr>
-            <w:tcW w:type="dxa" w:w="1800"/>
-            <w:tcBorders>
-              <w:top w:val="single" w:color="BFC5CD" w:sz="4"/>
-              <w:left w:val="single" w:color="BFC5CD" w:sz="4"/>
-              <w:bottom w:val="single" w:color="BFC5CD" w:sz="4"/>
-              <w:right w:val="single" w:color="BFC5CD" w:sz="4"/>
-            </w:tcBorders>
-            <w:tcMar>
-              <w:top w:type="dxa" w:w="60"/>
-              <w:left w:type="dxa" w:w="100"/>
-              <w:bottom w:type="dxa" w:w="60"/>
-              <w:right w:type="dxa" w:w="100"/>
-            </w:tcMar>
-          </w:tcPr>
-          <w:p>
-            <w:r>
-              <w:rPr>
-                <w:b w:val="false"/>
-                <w:bCs w:val="false"/>
-                <w:sz w:val="19"/>
-                <w:szCs w:val="19"/>
-              </w:rPr>
-              <w:t xml:space="preserve">128 / 2048</w:t>
-            </w:r>
-          </w:p>
-        </w:tc>
-        <w:tc>
-          <w:tcPr>
-            <w:tcW w:type="dxa" w:w="4426"/>
-            <w:tcBorders>
-              <w:top w:val="single" w:color="BFC5CD" w:sz="4"/>
-              <w:left w:val="single" w:color="BFC5CD" w:sz="4"/>
-              <w:bottom w:val="single" w:color="BFC5CD" w:sz="4"/>
-              <w:right w:val="single" w:color="BFC5CD" w:sz="4"/>
-            </w:tcBorders>
-            <w:tcMar>
-              <w:top w:type="dxa" w:w="60"/>
-              <w:left w:type="dxa" w:w="100"/>
-              <w:bottom w:type="dxa" w:w="60"/>
-              <w:right w:type="dxa" w:w="100"/>
-            </w:tcMar>
-          </w:tcPr>
-          <w:p>
-            <w:r>
-              <w:rPr>
-                <w:b w:val="false"/>
-                <w:bCs w:val="false"/>
-                <w:sz w:val="19"/>
-                <w:szCs w:val="19"/>
-              </w:rPr>
-              <w:t xml:space="preserve">Her güncellemede kullanılan örnek sayısı / toplanan deneyim</w:t>
-            </w:r>
-          </w:p>
-        </w:tc>
-      </w:tr>
-      <w:tr>
-        <w:tc>
-          <w:tcPr>
-            <w:tcW w:type="dxa" w:w="2800"/>
-            <w:tcBorders>
-              <w:top w:val="single" w:color="BFC5CD" w:sz="4"/>
-              <w:left w:val="single" w:color="BFC5CD" w:sz="4"/>
-              <w:bottom w:val="single" w:color="BFC5CD" w:sz="4"/>
-              <w:right w:val="single" w:color="BFC5CD" w:sz="4"/>
-            </w:tcBorders>
-            <w:tcMar>
-              <w:top w:type="dxa" w:w="60"/>
-              <w:left w:type="dxa" w:w="100"/>
-              <w:bottom w:type="dxa" w:w="60"/>
-              <w:right w:type="dxa" w:w="100"/>
-            </w:tcMar>
-          </w:tcPr>
-          <w:p>
-            <w:r>
-              <w:rPr>
-                <w:b w:val="false"/>
-                <w:bCs w:val="false"/>
-                <w:sz w:val="19"/>
-                <w:szCs w:val="19"/>
-              </w:rPr>
-              <w:t xml:space="preserve">learning_rate</w:t>
-            </w:r>
-          </w:p>
-        </w:tc>
-        <w:tc>
-          <w:tcPr>
-            <w:tcW w:type="dxa" w:w="1800"/>
-            <w:tcBorders>
-              <w:top w:val="single" w:color="BFC5CD" w:sz="4"/>
-              <w:left w:val="single" w:color="BFC5CD" w:sz="4"/>
-              <w:bottom w:val="single" w:color="BFC5CD" w:sz="4"/>
-              <w:right w:val="single" w:color="BFC5CD" w:sz="4"/>
-            </w:tcBorders>
-            <w:tcMar>
-              <w:top w:type="dxa" w:w="60"/>
-              <w:left w:type="dxa" w:w="100"/>
-              <w:bottom w:type="dxa" w:w="60"/>
-              <w:right w:type="dxa" w:w="100"/>
-            </w:tcMar>
-          </w:tcPr>
-          <w:p>
-            <w:r>
-              <w:rPr>
-                <w:b w:val="false"/>
-                <w:bCs w:val="false"/>
-                <w:sz w:val="19"/>
-                <w:szCs w:val="19"/>
-              </w:rPr>
-              <w:t xml:space="preserve">3.0e-4</w:t>
-            </w:r>
-          </w:p>
-        </w:tc>
-        <w:tc>
-          <w:tcPr>
-            <w:tcW w:type="dxa" w:w="4426"/>
-            <w:tcBorders>
-              <w:top w:val="single" w:color="BFC5CD" w:sz="4"/>
-              <w:left w:val="single" w:color="BFC5CD" w:sz="4"/>
-              <w:bottom w:val="single" w:color="BFC5CD" w:sz="4"/>
-              <w:right w:val="single" w:color="BFC5CD" w:sz="4"/>
-            </w:tcBorders>
-            <w:tcMar>
-              <w:top w:type="dxa" w:w="60"/>
-              <w:left w:type="dxa" w:w="100"/>
-              <w:bottom w:type="dxa" w:w="60"/>
-              <w:right w:type="dxa" w:w="100"/>
-            </w:tcMar>
-          </w:tcPr>
-          <w:p>
-            <w:r>
-              <w:rPr>
-                <w:b w:val="false"/>
-                <w:bCs w:val="false"/>
-                <w:sz w:val="19"/>
-                <w:szCs w:val="19"/>
-              </w:rPr>
-              <w:t xml:space="preserve">Ağ ağırlıklarının ne kadar hızlı değiştiği</w:t>
-            </w:r>
-          </w:p>
-        </w:tc>
-      </w:tr>
-      <w:tr>
-        <w:tc>
-          <w:tcPr>
-            <w:tcW w:type="dxa" w:w="2800"/>
-            <w:tcBorders>
-              <w:top w:val="single" w:color="BFC5CD" w:sz="4"/>
-              <w:left w:val="single" w:color="BFC5CD" w:sz="4"/>
-              <w:bottom w:val="single" w:color="BFC5CD" w:sz="4"/>
-              <w:right w:val="single" w:color="BFC5CD" w:sz="4"/>
-            </w:tcBorders>
-            <w:tcMar>
-              <w:top w:type="dxa" w:w="60"/>
-              <w:left w:type="dxa" w:w="100"/>
-              <w:bottom w:type="dxa" w:w="60"/>
-              <w:right w:type="dxa" w:w="100"/>
-            </w:tcMar>
-          </w:tcPr>
-          <w:p>
-            <w:r>
-              <w:rPr>
-                <w:b w:val="false"/>
-                <w:bCs w:val="false"/>
-                <w:sz w:val="19"/>
-                <w:szCs w:val="19"/>
-              </w:rPr>
-              <w:t xml:space="preserve">beta</w:t>
-            </w:r>
-          </w:p>
-        </w:tc>
-        <w:tc>
-          <w:tcPr>
-            <w:tcW w:type="dxa" w:w="1800"/>
-            <w:tcBorders>
-              <w:top w:val="single" w:color="BFC5CD" w:sz="4"/>
-              <w:left w:val="single" w:color="BFC5CD" w:sz="4"/>
-              <w:bottom w:val="single" w:color="BFC5CD" w:sz="4"/>
-              <w:right w:val="single" w:color="BFC5CD" w:sz="4"/>
-            </w:tcBorders>
-            <w:tcMar>
-              <w:top w:type="dxa" w:w="60"/>
-              <w:left w:type="dxa" w:w="100"/>
-              <w:bottom w:type="dxa" w:w="60"/>
-              <w:right w:type="dxa" w:w="100"/>
-            </w:tcMar>
-          </w:tcPr>
-          <w:p>
-            <w:r>
-              <w:rPr>
-                <w:b w:val="false"/>
-                <w:bCs w:val="false"/>
-                <w:sz w:val="19"/>
-                <w:szCs w:val="19"/>
-              </w:rPr>
-              <w:t xml:space="preserve">5.0e-3</w:t>
-            </w:r>
-          </w:p>
-        </w:tc>
-        <w:tc>
-          <w:tcPr>
-            <w:tcW w:type="dxa" w:w="4426"/>
-            <w:tcBorders>
-              <w:top w:val="single" w:color="BFC5CD" w:sz="4"/>
-              <w:left w:val="single" w:color="BFC5CD" w:sz="4"/>
-              <w:bottom w:val="single" w:color="BFC5CD" w:sz="4"/>
-              <w:right w:val="single" w:color="BFC5CD" w:sz="4"/>
-            </w:tcBorders>
-            <w:tcMar>
-              <w:top w:type="dxa" w:w="60"/>
-              <w:left w:type="dxa" w:w="100"/>
-              <w:bottom w:type="dxa" w:w="60"/>
-              <w:right w:type="dxa" w:w="100"/>
-            </w:tcMar>
-          </w:tcPr>
-          <w:p>
-            <w:r>
-              <w:rPr>
-                <w:b w:val="false"/>
-                <w:bCs w:val="false"/>
-                <w:sz w:val="19"/>
-                <w:szCs w:val="19"/>
-              </w:rPr>
-              <w:t xml:space="preserve">Keşfi teşvik eden entropi katsayısı</w:t>
-            </w:r>
-          </w:p>
-        </w:tc>
-      </w:tr>
-      <w:tr>
-        <w:tc>
-          <w:tcPr>
-            <w:tcW w:type="dxa" w:w="2800"/>
-            <w:tcBorders>
-              <w:top w:val="single" w:color="BFC5CD" w:sz="4"/>
-              <w:left w:val="single" w:color="BFC5CD" w:sz="4"/>
-              <w:bottom w:val="single" w:color="BFC5CD" w:sz="4"/>
-              <w:right w:val="single" w:color="BFC5CD" w:sz="4"/>
-            </w:tcBorders>
-            <w:tcMar>
-              <w:top w:type="dxa" w:w="60"/>
-              <w:left w:type="dxa" w:w="100"/>
-              <w:bottom w:type="dxa" w:w="60"/>
-              <w:right w:type="dxa" w:w="100"/>
-            </w:tcMar>
-          </w:tcPr>
-          <w:p>
-            <w:r>
-              <w:rPr>
-                <w:b w:val="false"/>
-                <w:bCs w:val="false"/>
-                <w:sz w:val="19"/>
-                <w:szCs w:val="19"/>
-              </w:rPr>
-              <w:t xml:space="preserve">epsilon</w:t>
-            </w:r>
-          </w:p>
-        </w:tc>
-        <w:tc>
-          <w:tcPr>
-            <w:tcW w:type="dxa" w:w="1800"/>
-            <w:tcBorders>
-              <w:top w:val="single" w:color="BFC5CD" w:sz="4"/>
-              <w:left w:val="single" w:color="BFC5CD" w:sz="4"/>
-              <w:bottom w:val="single" w:color="BFC5CD" w:sz="4"/>
-              <w:right w:val="single" w:color="BFC5CD" w:sz="4"/>
-            </w:tcBorders>
-            <w:tcMar>
-              <w:top w:type="dxa" w:w="60"/>
-              <w:left w:type="dxa" w:w="100"/>
-              <w:bottom w:type="dxa" w:w="60"/>
-              <w:right w:type="dxa" w:w="100"/>
-            </w:tcMar>
-          </w:tcPr>
-          <w:p>
-            <w:r>
-              <w:rPr>
-                <w:b w:val="false"/>
-                <w:bCs w:val="false"/>
-                <w:sz w:val="19"/>
-                <w:szCs w:val="19"/>
-              </w:rPr>
-              <w:t xml:space="preserve">0.2</w:t>
-            </w:r>
-          </w:p>
-        </w:tc>
-        <w:tc>
-          <w:tcPr>
-            <w:tcW w:type="dxa" w:w="4426"/>
-            <w:tcBorders>
-              <w:top w:val="single" w:color="BFC5CD" w:sz="4"/>
-              <w:left w:val="single" w:color="BFC5CD" w:sz="4"/>
-              <w:bottom w:val="single" w:color="BFC5CD" w:sz="4"/>
-              <w:right w:val="single" w:color="BFC5CD" w:sz="4"/>
-            </w:tcBorders>
-            <w:tcMar>
-              <w:top w:type="dxa" w:w="60"/>
-              <w:left w:type="dxa" w:w="100"/>
-              <w:bottom w:type="dxa" w:w="60"/>
-              <w:right w:type="dxa" w:w="100"/>
-            </w:tcMar>
-          </w:tcPr>
-          <w:p>
-            <w:r>
-              <w:rPr>
-                <w:b w:val="false"/>
-                <w:bCs w:val="false"/>
-                <w:sz w:val="19"/>
-                <w:szCs w:val="19"/>
-              </w:rPr>
-              <w:t xml:space="preserve">PPO'nun bir güncellemede politikayı ne kadar değiştirebileceği</w:t>
-            </w:r>
-          </w:p>
-        </w:tc>
-      </w:tr>
-      <w:tr>
-        <w:tc>
-          <w:tcPr>
-            <w:tcW w:type="dxa" w:w="2800"/>
-            <w:tcBorders>
-              <w:top w:val="single" w:color="BFC5CD" w:sz="4"/>
-              <w:left w:val="single" w:color="BFC5CD" w:sz="4"/>
-              <w:bottom w:val="single" w:color="BFC5CD" w:sz="4"/>
-              <w:right w:val="single" w:color="BFC5CD" w:sz="4"/>
-            </w:tcBorders>
-            <w:tcMar>
-              <w:top w:type="dxa" w:w="60"/>
-              <w:left w:type="dxa" w:w="100"/>
-              <w:bottom w:type="dxa" w:w="60"/>
-              <w:right w:type="dxa" w:w="100"/>
-            </w:tcMar>
-          </w:tcPr>
-          <w:p>
-            <w:r>
-              <w:rPr>
-                <w:b w:val="false"/>
-                <w:bCs w:val="false"/>
-                <w:sz w:val="19"/>
-                <w:szCs w:val="19"/>
-              </w:rPr>
-              <w:t xml:space="preserve">lambd / gamma</w:t>
-            </w:r>
-          </w:p>
-        </w:tc>
-        <w:tc>
-          <w:tcPr>
-            <w:tcW w:type="dxa" w:w="1800"/>
-            <w:tcBorders>
-              <w:top w:val="single" w:color="BFC5CD" w:sz="4"/>
-              <w:left w:val="single" w:color="BFC5CD" w:sz="4"/>
-              <w:bottom w:val="single" w:color="BFC5CD" w:sz="4"/>
-              <w:right w:val="single" w:color="BFC5CD" w:sz="4"/>
-            </w:tcBorders>
-            <w:tcMar>
-              <w:top w:type="dxa" w:w="60"/>
-              <w:left w:type="dxa" w:w="100"/>
-              <w:bottom w:type="dxa" w:w="60"/>
-              <w:right w:type="dxa" w:w="100"/>
-            </w:tcMar>
-          </w:tcPr>
-          <w:p>
-            <w:r>
-              <w:rPr>
-                <w:b w:val="false"/>
-                <w:bCs w:val="false"/>
-                <w:sz w:val="19"/>
-                <w:szCs w:val="19"/>
-              </w:rPr>
-              <w:t xml:space="preserve">0.95 / 0.99</w:t>
-            </w:r>
-          </w:p>
-        </w:tc>
-        <w:tc>
-          <w:tcPr>
-            <w:tcW w:type="dxa" w:w="4426"/>
-            <w:tcBorders>
-              <w:top w:val="single" w:color="BFC5CD" w:sz="4"/>
-              <w:left w:val="single" w:color="BFC5CD" w:sz="4"/>
-              <w:bottom w:val="single" w:color="BFC5CD" w:sz="4"/>
-              <w:right w:val="single" w:color="BFC5CD" w:sz="4"/>
-            </w:tcBorders>
-            <w:tcMar>
-              <w:top w:type="dxa" w:w="60"/>
-              <w:left w:type="dxa" w:w="100"/>
-              <w:bottom w:type="dxa" w:w="60"/>
-              <w:right w:type="dxa" w:w="100"/>
-            </w:tcMar>
-          </w:tcPr>
-          <w:p>
-            <w:r>
-              <w:rPr>
-                <w:b w:val="false"/>
-                <w:bCs w:val="false"/>
-                <w:sz w:val="19"/>
-                <w:szCs w:val="19"/>
-              </w:rPr>
-              <w:t xml:space="preserve">Avantaj tahmini (GAE) / gelecekteki ödüllerin indirimi</w:t>
-            </w:r>
-          </w:p>
-        </w:tc>
-      </w:tr>
-      <w:tr>
-        <w:tc>
-          <w:tcPr>
-            <w:tcW w:type="dxa" w:w="2800"/>
-            <w:tcBorders>
-              <w:top w:val="single" w:color="BFC5CD" w:sz="4"/>
-              <w:left w:val="single" w:color="BFC5CD" w:sz="4"/>
-              <w:bottom w:val="single" w:color="BFC5CD" w:sz="4"/>
-              <w:right w:val="single" w:color="BFC5CD" w:sz="4"/>
-            </w:tcBorders>
-            <w:tcMar>
-              <w:top w:type="dxa" w:w="60"/>
-              <w:left w:type="dxa" w:w="100"/>
-              <w:bottom w:type="dxa" w:w="60"/>
-              <w:right w:type="dxa" w:w="100"/>
-            </w:tcMar>
-          </w:tcPr>
-          <w:p>
-            <w:r>
-              <w:rPr>
-                <w:b w:val="false"/>
-                <w:bCs w:val="false"/>
-                <w:sz w:val="19"/>
-                <w:szCs w:val="19"/>
-              </w:rPr>
-              <w:t xml:space="preserve">num_epoch</w:t>
-            </w:r>
-          </w:p>
-        </w:tc>
-        <w:tc>
-          <w:tcPr>
-            <w:tcW w:type="dxa" w:w="1800"/>
-            <w:tcBorders>
-              <w:top w:val="single" w:color="BFC5CD" w:sz="4"/>
-              <w:left w:val="single" w:color="BFC5CD" w:sz="4"/>
-              <w:bottom w:val="single" w:color="BFC5CD" w:sz="4"/>
-              <w:right w:val="single" w:color="BFC5CD" w:sz="4"/>
-            </w:tcBorders>
-            <w:tcMar>
-              <w:top w:type="dxa" w:w="60"/>
-              <w:left w:type="dxa" w:w="100"/>
-              <w:bottom w:type="dxa" w:w="60"/>
-              <w:right w:type="dxa" w:w="100"/>
-            </w:tcMar>
-          </w:tcPr>
-          <w:p>
-            <w:r>
-              <w:rPr>
-                <w:b w:val="false"/>
-                <w:bCs w:val="false"/>
-                <w:sz w:val="19"/>
-                <w:szCs w:val="19"/>
-              </w:rPr>
-              <w:t xml:space="preserve">3</w:t>
-            </w:r>
-          </w:p>
-        </w:tc>
-        <w:tc>
-          <w:tcPr>
-            <w:tcW w:type="dxa" w:w="4426"/>
-            <w:tcBorders>
-              <w:top w:val="single" w:color="BFC5CD" w:sz="4"/>
-              <w:left w:val="single" w:color="BFC5CD" w:sz="4"/>
-              <w:bottom w:val="single" w:color="BFC5CD" w:sz="4"/>
-              <w:right w:val="single" w:color="BFC5CD" w:sz="4"/>
-            </w:tcBorders>
-            <w:tcMar>
-              <w:top w:type="dxa" w:w="60"/>
-              <w:left w:type="dxa" w:w="100"/>
-              <w:bottom w:type="dxa" w:w="60"/>
-              <w:right w:type="dxa" w:w="100"/>
-            </w:tcMar>
-          </w:tcPr>
-          <w:p>
-            <w:r>
-              <w:rPr>
-                <w:b w:val="false"/>
-                <w:bCs w:val="false"/>
-                <w:sz w:val="19"/>
-                <w:szCs w:val="19"/>
-              </w:rPr>
-              <w:t xml:space="preserve">Aynı veriden kaç kez öğrenileceği</w:t>
-            </w:r>
-          </w:p>
-        </w:tc>
-      </w:tr>
-      <w:tr>
-        <w:tc>
-          <w:tcPr>
-            <w:tcW w:type="dxa" w:w="2800"/>
-            <w:tcBorders>
-              <w:top w:val="single" w:color="BFC5CD" w:sz="4"/>
-              <w:left w:val="single" w:color="BFC5CD" w:sz="4"/>
-              <w:bottom w:val="single" w:color="BFC5CD" w:sz="4"/>
-              <w:right w:val="single" w:color="BFC5CD" w:sz="4"/>
-            </w:tcBorders>
-            <w:tcMar>
-              <w:top w:type="dxa" w:w="60"/>
-              <w:left w:type="dxa" w:w="100"/>
-              <w:bottom w:type="dxa" w:w="60"/>
-              <w:right w:type="dxa" w:w="100"/>
-            </w:tcMar>
-          </w:tcPr>
-          <w:p>
-            <w:r>
-              <w:rPr>
-                <w:b w:val="false"/>
-                <w:bCs w:val="false"/>
-                <w:sz w:val="19"/>
-                <w:szCs w:val="19"/>
-              </w:rPr>
-              <w:t xml:space="preserve">hidden_units × num_layers</w:t>
-            </w:r>
-          </w:p>
-        </w:tc>
-        <w:tc>
-          <w:tcPr>
-            <w:tcW w:type="dxa" w:w="1800"/>
-            <w:tcBorders>
-              <w:top w:val="single" w:color="BFC5CD" w:sz="4"/>
-              <w:left w:val="single" w:color="BFC5CD" w:sz="4"/>
-              <w:bottom w:val="single" w:color="BFC5CD" w:sz="4"/>
-              <w:right w:val="single" w:color="BFC5CD" w:sz="4"/>
-            </w:tcBorders>
-            <w:tcMar>
-              <w:top w:type="dxa" w:w="60"/>
-              <w:left w:type="dxa" w:w="100"/>
-              <w:bottom w:type="dxa" w:w="60"/>
-              <w:right w:type="dxa" w:w="100"/>
-            </w:tcMar>
-          </w:tcPr>
-          <w:p>
-            <w:r>
-              <w:rPr>
-                <w:b w:val="false"/>
-                <w:bCs w:val="false"/>
-                <w:sz w:val="19"/>
-                <w:szCs w:val="19"/>
-              </w:rPr>
-              <w:t xml:space="preserve">128 × 2</w:t>
-            </w:r>
-          </w:p>
-        </w:tc>
-        <w:tc>
-          <w:tcPr>
-            <w:tcW w:type="dxa" w:w="4426"/>
-            <w:tcBorders>
-              <w:top w:val="single" w:color="BFC5CD" w:sz="4"/>
-              <w:left w:val="single" w:color="BFC5CD" w:sz="4"/>
-              <w:bottom w:val="single" w:color="BFC5CD" w:sz="4"/>
-              <w:right w:val="single" w:color="BFC5CD" w:sz="4"/>
-            </w:tcBorders>
-            <w:tcMar>
-              <w:top w:type="dxa" w:w="60"/>
-              <w:left w:type="dxa" w:w="100"/>
-              <w:bottom w:type="dxa" w:w="60"/>
-              <w:right w:type="dxa" w:w="100"/>
-            </w:tcMar>
-          </w:tcPr>
-          <w:p>
-            <w:r>
-              <w:rPr>
-                <w:b w:val="false"/>
-                <w:bCs w:val="false"/>
-                <w:sz w:val="19"/>
-                <w:szCs w:val="19"/>
-              </w:rPr>
-              <w:t xml:space="preserve">Sinir ağının boyutu</w:t>
-            </w:r>
-          </w:p>
-        </w:tc>
-      </w:tr>
-      <w:tr>
-        <w:tc>
-          <w:tcPr>
-            <w:tcW w:type="dxa" w:w="2800"/>
-            <w:tcBorders>
-              <w:top w:val="single" w:color="BFC5CD" w:sz="4"/>
-              <w:left w:val="single" w:color="BFC5CD" w:sz="4"/>
-              <w:bottom w:val="single" w:color="BFC5CD" w:sz="4"/>
-              <w:right w:val="single" w:color="BFC5CD" w:sz="4"/>
-            </w:tcBorders>
-            <w:tcMar>
-              <w:top w:type="dxa" w:w="60"/>
-              <w:left w:type="dxa" w:w="100"/>
-              <w:bottom w:type="dxa" w:w="60"/>
-              <w:right w:type="dxa" w:w="100"/>
-            </w:tcMar>
-          </w:tcPr>
-          <w:p>
-            <w:r>
-              <w:rPr>
-                <w:b w:val="false"/>
-                <w:bCs w:val="false"/>
-                <w:sz w:val="19"/>
-                <w:szCs w:val="19"/>
-              </w:rPr>
-              <w:t xml:space="preserve">max_steps / time_horizon</w:t>
-            </w:r>
-          </w:p>
-        </w:tc>
-        <w:tc>
-          <w:tcPr>
-            <w:tcW w:type="dxa" w:w="1800"/>
-            <w:tcBorders>
-              <w:top w:val="single" w:color="BFC5CD" w:sz="4"/>
-              <w:left w:val="single" w:color="BFC5CD" w:sz="4"/>
-              <w:bottom w:val="single" w:color="BFC5CD" w:sz="4"/>
-              <w:right w:val="single" w:color="BFC5CD" w:sz="4"/>
-            </w:tcBorders>
-            <w:tcMar>
-              <w:top w:type="dxa" w:w="60"/>
-              <w:left w:type="dxa" w:w="100"/>
-              <w:bottom w:type="dxa" w:w="60"/>
-              <w:right w:type="dxa" w:w="100"/>
-            </w:tcMar>
-          </w:tcPr>
-          <w:p>
-            <w:r>
-              <w:rPr>
-                <w:b w:val="false"/>
-                <w:bCs w:val="false"/>
-                <w:sz w:val="19"/>
-                <w:szCs w:val="19"/>
-              </w:rPr>
-              <w:t xml:space="preserve">200000 / 64</w:t>
-            </w:r>
-          </w:p>
-        </w:tc>
-        <w:tc>
-          <w:tcPr>
-            <w:tcW w:type="dxa" w:w="4426"/>
-            <w:tcBorders>
-              <w:top w:val="single" w:color="BFC5CD" w:sz="4"/>
-              <w:left w:val="single" w:color="BFC5CD" w:sz="4"/>
-              <w:bottom w:val="single" w:color="BFC5CD" w:sz="4"/>
-              <w:right w:val="single" w:color="BFC5CD" w:sz="4"/>
-            </w:tcBorders>
-            <w:tcMar>
-              <w:top w:type="dxa" w:w="60"/>
-              <w:left w:type="dxa" w:w="100"/>
-              <w:bottom w:type="dxa" w:w="60"/>
-              <w:right w:type="dxa" w:w="100"/>
-            </w:tcMar>
-          </w:tcPr>
-          <w:p>
-            <w:r>
-              <w:rPr>
-                <w:b w:val="false"/>
-                <w:bCs w:val="false"/>
-                <w:sz w:val="19"/>
-                <w:szCs w:val="19"/>
-              </w:rPr>
-              <w:t xml:space="preserve">Toplam eğitim bütçesi / deneyim parçası uzunluğu</w:t>
-            </w:r>
-          </w:p>
-        </w:tc>
-      </w:tr>
-    </w:tbl>
-    <w:p>
-      <w:pPr>
-        <w:spacing w:before="60" w:after="200"/>
-      </w:pPr>
-      <w:r>
-        <w:rPr>
-          <w:i/>
-          <w:iCs/>
-          <w:color w:val="555555"/>
-          <w:sz w:val="19"/>
-          <w:szCs w:val="19"/>
-        </w:rPr>
-        <w:t xml:space="preserve">Tablo 5. PPO hiperparametreleri</w:t>
-      </w:r>
-    </w:p>
-    <w:p>
-      <w:pPr>
-        <w:spacing w:after="120" w:line="300"/>
-      </w:pPr>
-      <w:r>
-        <w:t xml:space="preserve">Eğitim, Unity Editor'da Play'e basmak yerine standalone build üzerinden yapıldı. Bu yöntem grafiksiz ve 20 kat hızlı çalıştığı için birden fazla seed'i makul sürede eğitmeyi mümkün kıldı:</w:t>
-      </w:r>
-    </w:p>
-    <w:p>
-      <w:pPr>
-        <w:shd w:fill="F5F5F5" w:color="auto" w:val="clear"/>
-        <w:spacing w:after="0" w:line="240"/>
-        <w:ind w:left="200" w:right="200"/>
-      </w:pPr>
-      <w:r>
-        <w:rPr>
-          <w:rFonts w:ascii="Consolas" w:cs="Consolas" w:eastAsia="Consolas" w:hAnsi="Consolas"/>
-          <w:sz w:val="18"/>
-          <w:szCs w:val="18"/>
-        </w:rPr>
-        <w:t xml:space="preserve">mlagents-learn config/rollerball_2026.yaml --run-id=RB_Absolute8_s1 \</w:t>
-      </w:r>
-    </w:p>
-    <w:p>
-      <w:pPr>
-        <w:shd w:fill="F5F5F5" w:color="auto" w:val="clear"/>
-        <w:spacing w:after="0" w:line="240"/>
-        <w:ind w:left="200" w:right="200"/>
-      </w:pPr>
-      <w:r>
-        <w:rPr>
-          <w:rFonts w:ascii="Consolas" w:cs="Consolas" w:eastAsia="Consolas" w:hAnsi="Consolas"/>
-          <w:sz w:val="18"/>
-          <w:szCs w:val="18"/>
-        </w:rPr>
-        <w:t xml:space="preserve">  --env=Builds/RollerBall/RollerBall.exe --no-graphics --seed=1 --time-scale=20 \</w:t>
-      </w:r>
-    </w:p>
-    <w:p>
-      <w:pPr>
-        <w:shd w:fill="F5F5F5" w:color="auto" w:val="clear"/>
-        <w:spacing w:after="160" w:line="240"/>
-        <w:ind w:left="200" w:right="200"/>
-      </w:pPr>
-      <w:r>
-        <w:rPr>
-          <w:rFonts w:ascii="Consolas" w:cs="Consolas" w:eastAsia="Consolas" w:hAnsi="Consolas"/>
-          <w:sz w:val="18"/>
-          <w:szCs w:val="18"/>
-        </w:rPr>
-        <w:t xml:space="preserve">  --env-args -obsMode Absolute8 -areas 9</w:t>
-      </w:r>
-    </w:p>
-    <w:p>
-      <w:pPr>
-        <w:spacing w:after="120" w:line="300"/>
-      </w:pPr>
-      <w:r>
-        <w:t xml:space="preserve">-areas 9 argümanı, yazdığımız TrainingAreaReplicator.cs scripti ile sahnedeki eğitim alanını 9 kopyaya çıkarır. Dokuz ajan aynı politikayı paylaşarak paralel deneyim toplar. Bu sadece duvar saati süresini kısaltır; toplam adım bütçesi (200.000) değişmez. Her eğitim CPU üzerinde yaklaşık 4–13 dakika sürdü.</w:t>
-      </w:r>
-    </w:p>
-    <w:p>
-      <w:pPr>
-        <w:pStyle w:val="Heading2"/>
-      </w:pPr>
-      <w:r>
-        <w:t xml:space="preserve">4.7 Inference: modeli Unity'de çalıştırmak</w:t>
-      </w:r>
-    </w:p>
-    <w:p>
-      <w:pPr>
-        <w:pStyle w:val="ListParagraph"/>
-        <w:numPr>
-          <w:ilvl w:val="0"/>
-          <w:numId w:val="4"/>
-        </w:numPr>
-        <w:spacing w:after="60" w:line="288"/>
-      </w:pPr>
-      <w:r>
-        <w:t xml:space="preserve">Eğitim sonunda results/&lt;run-id&gt;/RollerBall_U63.onnx dosyası üretilir.</w:t>
-      </w:r>
-    </w:p>
-    <w:p>
-      <w:pPr>
-        <w:pStyle w:val="ListParagraph"/>
-        <w:numPr>
-          <w:ilvl w:val="0"/>
-          <w:numId w:val="4"/>
-        </w:numPr>
-        <w:spacing w:after="60" w:line="288"/>
-      </w:pPr>
-      <w:r>
-        <w:t xml:space="preserve">Dosya Assets/MLAgentsCourse/Models/ klasörüne kopyalanır.</w:t>
-      </w:r>
-    </w:p>
-    <w:p>
-      <w:pPr>
-        <w:pStyle w:val="ListParagraph"/>
-        <w:numPr>
-          <w:ilvl w:val="0"/>
-          <w:numId w:val="4"/>
-        </w:numPr>
-        <w:spacing w:after="60" w:line="288"/>
-      </w:pPr>
-      <w:r>
-        <w:t xml:space="preserve">Behavior Parameters → Model alanına atanır, Behavior Type = Inference Only yapılır.</w:t>
-      </w:r>
-    </w:p>
-    <w:p>
-      <w:pPr>
-        <w:pStyle w:val="ListParagraph"/>
-        <w:numPr>
-          <w:ilvl w:val="0"/>
-          <w:numId w:val="4"/>
-        </w:numPr>
-        <w:spacing w:after="60" w:line="288"/>
-      </w:pPr>
-      <w:r>
-        <w:t xml:space="preserve">Play'e basılır. Ajan artık Python olmadan, sadece Unity içindeki Inference Engine ile hareket eder.</w:t>
-      </w:r>
-    </w:p>
-    <w:p>
-      <w:pPr>
-        <w:spacing w:after="120" w:line="300"/>
-      </w:pPr>
-      <w:r>
-        <w:t xml:space="preserve">Bu adımlar sonucunda iki sahne hazırlandı: RollerBallInference.unity (baseline modeli) ve RollerBallInference_Relative5.unity (Deney B modeli, ajan rastgele yerlerden başlar).</w:t>
+        <w:t xml:space="preserve">Şekil 5. Bir episode boyunca çağrılan metotlar</w:t>
       </w:r>
     </w:p>
     <w:p>
@@ -5881,9 +3955,9 @@
       <w:r>
         <w:drawing>
           <wp:inline distT="0" distB="0" distL="0" distR="0">
-            <wp:extent cx="5715000" cy="2200275"/>
+            <wp:extent cx="5715000" cy="1352550"/>
             <wp:effectExtent t="0" r="0" b="0" l="0"/>
-            <wp:docPr id="1" name="trained_agent_filmstrip.png" descr="Şekil 6. Eğitilmiş ajan, 0.4 saniye aralıklarla. Her başarıdan sonra hedef yeni bir yere taşınıyor (3 s içinde 3 başarı)" title="Şekil 6. Eğitilmiş ajan, 0.4 saniye aralıklarla. Her başarıdan sonra hedef yeni bir yere taşınıyor (3 s içinde 3 başarı)"/>
+            <wp:docPr id="1" name="diagram_observation_vector.png" descr="Şekil 6. Ajanın her adımda gördüğü 8 sayılık gözlem vektörü" title="Şekil 6. Ajanın her adımda gördüğü 8 sayılık gözlem vektörü"/>
             <wp:cNvGraphicFramePr>
               <a:graphicFrameLocks xmlns:a="http://schemas.openxmlformats.org/drawingml/2006/main" noChangeAspect="1"/>
             </wp:cNvGraphicFramePr>
@@ -5906,6 +3980,2180 @@
                   <pic:spPr bwMode="auto">
                     <a:xfrm>
                       <a:off x="0" y="0"/>
+                      <a:ext cx="5715000" cy="1352550"/>
+                    </a:xfrm>
+                    <a:prstGeom prst="rect">
+                      <a:avLst/>
+                    </a:prstGeom>
+                  </pic:spPr>
+                </pic:pic>
+              </a:graphicData>
+            </a:graphic>
+          </wp:inline>
+        </w:drawing>
+      </w:r>
+    </w:p>
+    <w:p>
+      <w:pPr>
+        <w:spacing w:after="200"/>
+        <w:jc w:val="center"/>
+      </w:pPr>
+      <w:r>
+        <w:rPr>
+          <w:i/>
+          <w:iCs/>
+          <w:color w:val="555555"/>
+          <w:sz w:val="19"/>
+          <w:szCs w:val="19"/>
+        </w:rPr>
+        <w:t xml:space="preserve">Şekil 6. Ajanın her adımda gördüğü 8 sayılık gözlem vektörü</w:t>
+      </w:r>
+    </w:p>
+    <w:p>
+      <w:pPr>
+        <w:spacing w:after="120" w:line="300"/>
+      </w:pPr>
+      <w:r>
+        <w:t xml:space="preserve">Koddaki bazı tasarım kararları ve gerekçeleri:</w:t>
+      </w:r>
+    </w:p>
+    <w:p>
+      <w:pPr>
+        <w:pStyle w:val="ListParagraph"/>
+        <w:numPr>
+          <w:ilvl w:val="0"/>
+          <w:numId w:val="2"/>
+        </w:numPr>
+        <w:spacing w:after="60" w:line="288"/>
+      </w:pPr>
+      <w:r>
+        <w:rPr>
+          <w:b/>
+          <w:bCs/>
+        </w:rPr>
+        <w:t xml:space="preserve">Hızları sıfırlamak: </w:t>
+      </w:r>
+      <w:r>
+        <w:t xml:space="preserve">Sadece konumu sıfırlarsak, düşerken kazanılan hız yeni episode'a taşınır ve ajan daha başlarken kayar.</w:t>
+      </w:r>
+    </w:p>
+    <w:p>
+      <w:pPr>
+        <w:pStyle w:val="ListParagraph"/>
+        <w:numPr>
+          <w:ilvl w:val="0"/>
+          <w:numId w:val="2"/>
+        </w:numPr>
+        <w:spacing w:after="60" w:line="288"/>
+      </w:pPr>
+      <w:r>
+        <w:rPr>
+          <w:b/>
+          <w:bCs/>
+        </w:rPr>
+        <w:t xml:space="preserve">localPosition kullanmak: </w:t>
+      </w:r>
+      <w:r>
+        <w:t xml:space="preserve">Gözlemler TrainingArea'nın koordinat sistemindedir. Alan dünyada başka bir yere kopyalansa da ajan aynı sayıları görür. World ve local karışırsa, kopyalanan alanlardaki ajanlar yanlış sayılar görür ve öğrenme bozulur.</w:t>
+      </w:r>
+    </w:p>
+    <w:p>
+      <w:pPr>
+        <w:pStyle w:val="ListParagraph"/>
+        <w:numPr>
+          <w:ilvl w:val="0"/>
+          <w:numId w:val="2"/>
+        </w:numPr>
+        <w:spacing w:after="60" w:line="288"/>
+      </w:pPr>
+      <w:r>
+        <w:rPr>
+          <w:b/>
+          <w:bCs/>
+        </w:rPr>
+        <w:t xml:space="preserve">Aksiyonu kuvvet olarak uygulamak: </w:t>
+      </w:r>
+      <w:r>
+        <w:t xml:space="preserve">Ajan konumu doğrudan değiştirmez, fiziksel bir itme uygular. Bu, Hafta 3'te işlenen F = m·a ilişkisinin doğrudan uygulamasıdır.</w:t>
+      </w:r>
+    </w:p>
+    <w:p>
+      <w:pPr>
+        <w:pStyle w:val="ListParagraph"/>
+        <w:numPr>
+          <w:ilvl w:val="0"/>
+          <w:numId w:val="2"/>
+        </w:numPr>
+        <w:spacing w:after="60" w:line="288"/>
+      </w:pPr>
+      <w:r>
+        <w:rPr>
+          <w:b/>
+          <w:bCs/>
+        </w:rPr>
+        <w:t xml:space="preserve">Hedefin ajanın üstüne doğmaması: </w:t>
+      </w:r>
+      <w:r>
+        <w:t xml:space="preserve">Aksi halde ajan hiçbir şey yapmadan ödül alır ve bu yanlış bir öğrenme sinyali olur.</w:t>
+      </w:r>
+    </w:p>
+    <w:p>
+      <w:pPr>
+        <w:pStyle w:val="ListParagraph"/>
+        <w:numPr>
+          <w:ilvl w:val="0"/>
+          <w:numId w:val="2"/>
+        </w:numPr>
+        <w:spacing w:after="60" w:line="288"/>
+      </w:pPr>
+      <w:r>
+        <w:rPr>
+          <w:b/>
+          <w:bCs/>
+        </w:rPr>
+        <w:t xml:space="preserve">Ek metrikler: </w:t>
+      </w:r>
+      <w:r>
+        <w:t xml:space="preserve">Koda, TensorBoard'a başarı, düşme ve zaman aşımı oranlarını yazan satırlar eklendi (Academy.Instance.StatsRecorder). Ortalama ödül tek başına "ne kadar sık düşüyor" sorusunu cevaplamaz.</w:t>
+      </w:r>
+    </w:p>
+    <w:p>
+      <w:pPr>
+        <w:pStyle w:val="Heading2"/>
+      </w:pPr>
+      <w:r>
+        <w:t xml:space="preserve">4.4 Behavior Parameters ve Decision Requester</w:t>
+      </w:r>
+    </w:p>
+    <w:tbl>
+      <w:tblPr>
+        <w:tblW w:type="dxa" w:w="9026"/>
+        <w:tblBorders>
+          <w:top w:val="single" w:color="auto" w:sz="4"/>
+          <w:left w:val="single" w:color="auto" w:sz="4"/>
+          <w:bottom w:val="single" w:color="auto" w:sz="4"/>
+          <w:right w:val="single" w:color="auto" w:sz="4"/>
+          <w:insideH w:val="single" w:color="auto" w:sz="4"/>
+          <w:insideV w:val="single" w:color="auto" w:sz="4"/>
+        </w:tblBorders>
+      </w:tblPr>
+      <w:tblGrid>
+        <w:gridCol w:w="3000"/>
+        <w:gridCol w:w="2400"/>
+        <w:gridCol w:w="3626"/>
+      </w:tblGrid>
+      <w:tr>
+        <w:trPr>
+          <w:tblHeader/>
+        </w:trPr>
+        <w:tc>
+          <w:tcPr>
+            <w:tcW w:type="dxa" w:w="3000"/>
+            <w:tcBorders>
+              <w:top w:val="single" w:color="BFC5CD" w:sz="4"/>
+              <w:left w:val="single" w:color="BFC5CD" w:sz="4"/>
+              <w:bottom w:val="single" w:color="BFC5CD" w:sz="4"/>
+              <w:right w:val="single" w:color="BFC5CD" w:sz="4"/>
+            </w:tcBorders>
+            <w:shd w:fill="DCE6F2" w:color="auto" w:val="clear"/>
+            <w:tcMar>
+              <w:top w:type="dxa" w:w="60"/>
+              <w:left w:type="dxa" w:w="100"/>
+              <w:bottom w:type="dxa" w:w="60"/>
+              <w:right w:type="dxa" w:w="100"/>
+            </w:tcMar>
+          </w:tcPr>
+          <w:p>
+            <w:r>
+              <w:rPr>
+                <w:b/>
+                <w:bCs/>
+                <w:sz w:val="19"/>
+                <w:szCs w:val="19"/>
+              </w:rPr>
+              <w:t xml:space="preserve">Ayar</w:t>
+            </w:r>
+          </w:p>
+        </w:tc>
+        <w:tc>
+          <w:tcPr>
+            <w:tcW w:type="dxa" w:w="2400"/>
+            <w:tcBorders>
+              <w:top w:val="single" w:color="BFC5CD" w:sz="4"/>
+              <w:left w:val="single" w:color="BFC5CD" w:sz="4"/>
+              <w:bottom w:val="single" w:color="BFC5CD" w:sz="4"/>
+              <w:right w:val="single" w:color="BFC5CD" w:sz="4"/>
+            </w:tcBorders>
+            <w:shd w:fill="DCE6F2" w:color="auto" w:val="clear"/>
+            <w:tcMar>
+              <w:top w:type="dxa" w:w="60"/>
+              <w:left w:type="dxa" w:w="100"/>
+              <w:bottom w:type="dxa" w:w="60"/>
+              <w:right w:type="dxa" w:w="100"/>
+            </w:tcMar>
+          </w:tcPr>
+          <w:p>
+            <w:r>
+              <w:rPr>
+                <w:b/>
+                <w:bCs/>
+                <w:sz w:val="19"/>
+                <w:szCs w:val="19"/>
+              </w:rPr>
+              <w:t xml:space="preserve">Değer</w:t>
+            </w:r>
+          </w:p>
+        </w:tc>
+        <w:tc>
+          <w:tcPr>
+            <w:tcW w:type="dxa" w:w="3626"/>
+            <w:tcBorders>
+              <w:top w:val="single" w:color="BFC5CD" w:sz="4"/>
+              <w:left w:val="single" w:color="BFC5CD" w:sz="4"/>
+              <w:bottom w:val="single" w:color="BFC5CD" w:sz="4"/>
+              <w:right w:val="single" w:color="BFC5CD" w:sz="4"/>
+            </w:tcBorders>
+            <w:shd w:fill="DCE6F2" w:color="auto" w:val="clear"/>
+            <w:tcMar>
+              <w:top w:type="dxa" w:w="60"/>
+              <w:left w:type="dxa" w:w="100"/>
+              <w:bottom w:type="dxa" w:w="60"/>
+              <w:right w:type="dxa" w:w="100"/>
+            </w:tcMar>
+          </w:tcPr>
+          <w:p>
+            <w:r>
+              <w:rPr>
+                <w:b/>
+                <w:bCs/>
+                <w:sz w:val="19"/>
+                <w:szCs w:val="19"/>
+              </w:rPr>
+              <w:t xml:space="preserve">Açıklama</w:t>
+            </w:r>
+          </w:p>
+        </w:tc>
+      </w:tr>
+      <w:tr>
+        <w:tc>
+          <w:tcPr>
+            <w:tcW w:type="dxa" w:w="3000"/>
+            <w:tcBorders>
+              <w:top w:val="single" w:color="BFC5CD" w:sz="4"/>
+              <w:left w:val="single" w:color="BFC5CD" w:sz="4"/>
+              <w:bottom w:val="single" w:color="BFC5CD" w:sz="4"/>
+              <w:right w:val="single" w:color="BFC5CD" w:sz="4"/>
+            </w:tcBorders>
+            <w:tcMar>
+              <w:top w:type="dxa" w:w="60"/>
+              <w:left w:type="dxa" w:w="100"/>
+              <w:bottom w:type="dxa" w:w="60"/>
+              <w:right w:type="dxa" w:w="100"/>
+            </w:tcMar>
+          </w:tcPr>
+          <w:p>
+            <w:r>
+              <w:rPr>
+                <w:b w:val="false"/>
+                <w:bCs w:val="false"/>
+                <w:sz w:val="19"/>
+                <w:szCs w:val="19"/>
+              </w:rPr>
+              <w:t xml:space="preserve">Behavior Name</w:t>
+            </w:r>
+          </w:p>
+        </w:tc>
+        <w:tc>
+          <w:tcPr>
+            <w:tcW w:type="dxa" w:w="2400"/>
+            <w:tcBorders>
+              <w:top w:val="single" w:color="BFC5CD" w:sz="4"/>
+              <w:left w:val="single" w:color="BFC5CD" w:sz="4"/>
+              <w:bottom w:val="single" w:color="BFC5CD" w:sz="4"/>
+              <w:right w:val="single" w:color="BFC5CD" w:sz="4"/>
+            </w:tcBorders>
+            <w:tcMar>
+              <w:top w:type="dxa" w:w="60"/>
+              <w:left w:type="dxa" w:w="100"/>
+              <w:bottom w:type="dxa" w:w="60"/>
+              <w:right w:type="dxa" w:w="100"/>
+            </w:tcMar>
+          </w:tcPr>
+          <w:p>
+            <w:r>
+              <w:rPr>
+                <w:b w:val="false"/>
+                <w:bCs w:val="false"/>
+                <w:sz w:val="19"/>
+                <w:szCs w:val="19"/>
+              </w:rPr>
+              <w:t xml:space="preserve">RollerBall_U63</w:t>
+            </w:r>
+          </w:p>
+        </w:tc>
+        <w:tc>
+          <w:tcPr>
+            <w:tcW w:type="dxa" w:w="3626"/>
+            <w:tcBorders>
+              <w:top w:val="single" w:color="BFC5CD" w:sz="4"/>
+              <w:left w:val="single" w:color="BFC5CD" w:sz="4"/>
+              <w:bottom w:val="single" w:color="BFC5CD" w:sz="4"/>
+              <w:right w:val="single" w:color="BFC5CD" w:sz="4"/>
+            </w:tcBorders>
+            <w:tcMar>
+              <w:top w:type="dxa" w:w="60"/>
+              <w:left w:type="dxa" w:w="100"/>
+              <w:bottom w:type="dxa" w:w="60"/>
+              <w:right w:type="dxa" w:w="100"/>
+            </w:tcMar>
+          </w:tcPr>
+          <w:p>
+            <w:r>
+              <w:rPr>
+                <w:b w:val="false"/>
+                <w:bCs w:val="false"/>
+                <w:sz w:val="19"/>
+                <w:szCs w:val="19"/>
+              </w:rPr>
+              <w:t xml:space="preserve">YAML'daki behaviors anahtarıyla aynı olmalı</w:t>
+            </w:r>
+          </w:p>
+        </w:tc>
+      </w:tr>
+      <w:tr>
+        <w:tc>
+          <w:tcPr>
+            <w:tcW w:type="dxa" w:w="3000"/>
+            <w:tcBorders>
+              <w:top w:val="single" w:color="BFC5CD" w:sz="4"/>
+              <w:left w:val="single" w:color="BFC5CD" w:sz="4"/>
+              <w:bottom w:val="single" w:color="BFC5CD" w:sz="4"/>
+              <w:right w:val="single" w:color="BFC5CD" w:sz="4"/>
+            </w:tcBorders>
+            <w:tcMar>
+              <w:top w:type="dxa" w:w="60"/>
+              <w:left w:type="dxa" w:w="100"/>
+              <w:bottom w:type="dxa" w:w="60"/>
+              <w:right w:type="dxa" w:w="100"/>
+            </w:tcMar>
+          </w:tcPr>
+          <w:p>
+            <w:r>
+              <w:rPr>
+                <w:b w:val="false"/>
+                <w:bCs w:val="false"/>
+                <w:sz w:val="19"/>
+                <w:szCs w:val="19"/>
+              </w:rPr>
+              <w:t xml:space="preserve">Vector Observation Space Size</w:t>
+            </w:r>
+          </w:p>
+        </w:tc>
+        <w:tc>
+          <w:tcPr>
+            <w:tcW w:type="dxa" w:w="2400"/>
+            <w:tcBorders>
+              <w:top w:val="single" w:color="BFC5CD" w:sz="4"/>
+              <w:left w:val="single" w:color="BFC5CD" w:sz="4"/>
+              <w:bottom w:val="single" w:color="BFC5CD" w:sz="4"/>
+              <w:right w:val="single" w:color="BFC5CD" w:sz="4"/>
+            </w:tcBorders>
+            <w:tcMar>
+              <w:top w:type="dxa" w:w="60"/>
+              <w:left w:type="dxa" w:w="100"/>
+              <w:bottom w:type="dxa" w:w="60"/>
+              <w:right w:type="dxa" w:w="100"/>
+            </w:tcMar>
+          </w:tcPr>
+          <w:p>
+            <w:r>
+              <w:rPr>
+                <w:b w:val="false"/>
+                <w:bCs w:val="false"/>
+                <w:sz w:val="19"/>
+                <w:szCs w:val="19"/>
+              </w:rPr>
+              <w:t xml:space="preserve">8</w:t>
+            </w:r>
+          </w:p>
+        </w:tc>
+        <w:tc>
+          <w:tcPr>
+            <w:tcW w:type="dxa" w:w="3626"/>
+            <w:tcBorders>
+              <w:top w:val="single" w:color="BFC5CD" w:sz="4"/>
+              <w:left w:val="single" w:color="BFC5CD" w:sz="4"/>
+              <w:bottom w:val="single" w:color="BFC5CD" w:sz="4"/>
+              <w:right w:val="single" w:color="BFC5CD" w:sz="4"/>
+            </w:tcBorders>
+            <w:tcMar>
+              <w:top w:type="dxa" w:w="60"/>
+              <w:left w:type="dxa" w:w="100"/>
+              <w:bottom w:type="dxa" w:w="60"/>
+              <w:right w:type="dxa" w:w="100"/>
+            </w:tcMar>
+          </w:tcPr>
+          <w:p>
+            <w:r>
+              <w:rPr>
+                <w:b w:val="false"/>
+                <w:bCs w:val="false"/>
+                <w:sz w:val="19"/>
+                <w:szCs w:val="19"/>
+              </w:rPr>
+              <w:t xml:space="preserve">CollectObservations'ın ürettiği sayı adedi</w:t>
+            </w:r>
+          </w:p>
+        </w:tc>
+      </w:tr>
+      <w:tr>
+        <w:tc>
+          <w:tcPr>
+            <w:tcW w:type="dxa" w:w="3000"/>
+            <w:tcBorders>
+              <w:top w:val="single" w:color="BFC5CD" w:sz="4"/>
+              <w:left w:val="single" w:color="BFC5CD" w:sz="4"/>
+              <w:bottom w:val="single" w:color="BFC5CD" w:sz="4"/>
+              <w:right w:val="single" w:color="BFC5CD" w:sz="4"/>
+            </w:tcBorders>
+            <w:tcMar>
+              <w:top w:type="dxa" w:w="60"/>
+              <w:left w:type="dxa" w:w="100"/>
+              <w:bottom w:type="dxa" w:w="60"/>
+              <w:right w:type="dxa" w:w="100"/>
+            </w:tcMar>
+          </w:tcPr>
+          <w:p>
+            <w:r>
+              <w:rPr>
+                <w:b w:val="false"/>
+                <w:bCs w:val="false"/>
+                <w:sz w:val="19"/>
+                <w:szCs w:val="19"/>
+              </w:rPr>
+              <w:t xml:space="preserve">Continuous Actions</w:t>
+            </w:r>
+          </w:p>
+        </w:tc>
+        <w:tc>
+          <w:tcPr>
+            <w:tcW w:type="dxa" w:w="2400"/>
+            <w:tcBorders>
+              <w:top w:val="single" w:color="BFC5CD" w:sz="4"/>
+              <w:left w:val="single" w:color="BFC5CD" w:sz="4"/>
+              <w:bottom w:val="single" w:color="BFC5CD" w:sz="4"/>
+              <w:right w:val="single" w:color="BFC5CD" w:sz="4"/>
+            </w:tcBorders>
+            <w:tcMar>
+              <w:top w:type="dxa" w:w="60"/>
+              <w:left w:type="dxa" w:w="100"/>
+              <w:bottom w:type="dxa" w:w="60"/>
+              <w:right w:type="dxa" w:w="100"/>
+            </w:tcMar>
+          </w:tcPr>
+          <w:p>
+            <w:r>
+              <w:rPr>
+                <w:b w:val="false"/>
+                <w:bCs w:val="false"/>
+                <w:sz w:val="19"/>
+                <w:szCs w:val="19"/>
+              </w:rPr>
+              <w:t xml:space="preserve">2</w:t>
+            </w:r>
+          </w:p>
+        </w:tc>
+        <w:tc>
+          <w:tcPr>
+            <w:tcW w:type="dxa" w:w="3626"/>
+            <w:tcBorders>
+              <w:top w:val="single" w:color="BFC5CD" w:sz="4"/>
+              <w:left w:val="single" w:color="BFC5CD" w:sz="4"/>
+              <w:bottom w:val="single" w:color="BFC5CD" w:sz="4"/>
+              <w:right w:val="single" w:color="BFC5CD" w:sz="4"/>
+            </w:tcBorders>
+            <w:tcMar>
+              <w:top w:type="dxa" w:w="60"/>
+              <w:left w:type="dxa" w:w="100"/>
+              <w:bottom w:type="dxa" w:w="60"/>
+              <w:right w:type="dxa" w:w="100"/>
+            </w:tcMar>
+          </w:tcPr>
+          <w:p>
+            <w:r>
+              <w:rPr>
+                <w:b w:val="false"/>
+                <w:bCs w:val="false"/>
+                <w:sz w:val="19"/>
+                <w:szCs w:val="19"/>
+              </w:rPr>
+              <w:t xml:space="preserve">X ve Z kuvveti</w:t>
+            </w:r>
+          </w:p>
+        </w:tc>
+      </w:tr>
+      <w:tr>
+        <w:tc>
+          <w:tcPr>
+            <w:tcW w:type="dxa" w:w="3000"/>
+            <w:tcBorders>
+              <w:top w:val="single" w:color="BFC5CD" w:sz="4"/>
+              <w:left w:val="single" w:color="BFC5CD" w:sz="4"/>
+              <w:bottom w:val="single" w:color="BFC5CD" w:sz="4"/>
+              <w:right w:val="single" w:color="BFC5CD" w:sz="4"/>
+            </w:tcBorders>
+            <w:tcMar>
+              <w:top w:type="dxa" w:w="60"/>
+              <w:left w:type="dxa" w:w="100"/>
+              <w:bottom w:type="dxa" w:w="60"/>
+              <w:right w:type="dxa" w:w="100"/>
+            </w:tcMar>
+          </w:tcPr>
+          <w:p>
+            <w:r>
+              <w:rPr>
+                <w:b w:val="false"/>
+                <w:bCs w:val="false"/>
+                <w:sz w:val="19"/>
+                <w:szCs w:val="19"/>
+              </w:rPr>
+              <w:t xml:space="preserve">Discrete Branches</w:t>
+            </w:r>
+          </w:p>
+        </w:tc>
+        <w:tc>
+          <w:tcPr>
+            <w:tcW w:type="dxa" w:w="2400"/>
+            <w:tcBorders>
+              <w:top w:val="single" w:color="BFC5CD" w:sz="4"/>
+              <w:left w:val="single" w:color="BFC5CD" w:sz="4"/>
+              <w:bottom w:val="single" w:color="BFC5CD" w:sz="4"/>
+              <w:right w:val="single" w:color="BFC5CD" w:sz="4"/>
+            </w:tcBorders>
+            <w:tcMar>
+              <w:top w:type="dxa" w:w="60"/>
+              <w:left w:type="dxa" w:w="100"/>
+              <w:bottom w:type="dxa" w:w="60"/>
+              <w:right w:type="dxa" w:w="100"/>
+            </w:tcMar>
+          </w:tcPr>
+          <w:p>
+            <w:r>
+              <w:rPr>
+                <w:b w:val="false"/>
+                <w:bCs w:val="false"/>
+                <w:sz w:val="19"/>
+                <w:szCs w:val="19"/>
+              </w:rPr>
+              <w:t xml:space="preserve">0</w:t>
+            </w:r>
+          </w:p>
+        </w:tc>
+        <w:tc>
+          <w:tcPr>
+            <w:tcW w:type="dxa" w:w="3626"/>
+            <w:tcBorders>
+              <w:top w:val="single" w:color="BFC5CD" w:sz="4"/>
+              <w:left w:val="single" w:color="BFC5CD" w:sz="4"/>
+              <w:bottom w:val="single" w:color="BFC5CD" w:sz="4"/>
+              <w:right w:val="single" w:color="BFC5CD" w:sz="4"/>
+            </w:tcBorders>
+            <w:tcMar>
+              <w:top w:type="dxa" w:w="60"/>
+              <w:left w:type="dxa" w:w="100"/>
+              <w:bottom w:type="dxa" w:w="60"/>
+              <w:right w:type="dxa" w:w="100"/>
+            </w:tcMar>
+          </w:tcPr>
+          <w:p>
+            <w:r>
+              <w:rPr>
+                <w:b w:val="false"/>
+                <w:bCs w:val="false"/>
+                <w:sz w:val="19"/>
+                <w:szCs w:val="19"/>
+              </w:rPr>
+              <w:t xml:space="preserve">Ayrık aksiyon yok</w:t>
+            </w:r>
+          </w:p>
+        </w:tc>
+      </w:tr>
+      <w:tr>
+        <w:tc>
+          <w:tcPr>
+            <w:tcW w:type="dxa" w:w="3000"/>
+            <w:tcBorders>
+              <w:top w:val="single" w:color="BFC5CD" w:sz="4"/>
+              <w:left w:val="single" w:color="BFC5CD" w:sz="4"/>
+              <w:bottom w:val="single" w:color="BFC5CD" w:sz="4"/>
+              <w:right w:val="single" w:color="BFC5CD" w:sz="4"/>
+            </w:tcBorders>
+            <w:tcMar>
+              <w:top w:type="dxa" w:w="60"/>
+              <w:left w:type="dxa" w:w="100"/>
+              <w:bottom w:type="dxa" w:w="60"/>
+              <w:right w:type="dxa" w:w="100"/>
+            </w:tcMar>
+          </w:tcPr>
+          <w:p>
+            <w:r>
+              <w:rPr>
+                <w:b w:val="false"/>
+                <w:bCs w:val="false"/>
+                <w:sz w:val="19"/>
+                <w:szCs w:val="19"/>
+              </w:rPr>
+              <w:t xml:space="preserve">Behavior Type</w:t>
+            </w:r>
+          </w:p>
+        </w:tc>
+        <w:tc>
+          <w:tcPr>
+            <w:tcW w:type="dxa" w:w="2400"/>
+            <w:tcBorders>
+              <w:top w:val="single" w:color="BFC5CD" w:sz="4"/>
+              <w:left w:val="single" w:color="BFC5CD" w:sz="4"/>
+              <w:bottom w:val="single" w:color="BFC5CD" w:sz="4"/>
+              <w:right w:val="single" w:color="BFC5CD" w:sz="4"/>
+            </w:tcBorders>
+            <w:tcMar>
+              <w:top w:type="dxa" w:w="60"/>
+              <w:left w:type="dxa" w:w="100"/>
+              <w:bottom w:type="dxa" w:w="60"/>
+              <w:right w:type="dxa" w:w="100"/>
+            </w:tcMar>
+          </w:tcPr>
+          <w:p>
+            <w:r>
+              <w:rPr>
+                <w:b w:val="false"/>
+                <w:bCs w:val="false"/>
+                <w:sz w:val="19"/>
+                <w:szCs w:val="19"/>
+              </w:rPr>
+              <w:t xml:space="preserve">Default / Inference Only</w:t>
+            </w:r>
+          </w:p>
+        </w:tc>
+        <w:tc>
+          <w:tcPr>
+            <w:tcW w:type="dxa" w:w="3626"/>
+            <w:tcBorders>
+              <w:top w:val="single" w:color="BFC5CD" w:sz="4"/>
+              <w:left w:val="single" w:color="BFC5CD" w:sz="4"/>
+              <w:bottom w:val="single" w:color="BFC5CD" w:sz="4"/>
+              <w:right w:val="single" w:color="BFC5CD" w:sz="4"/>
+            </w:tcBorders>
+            <w:tcMar>
+              <w:top w:type="dxa" w:w="60"/>
+              <w:left w:type="dxa" w:w="100"/>
+              <w:bottom w:type="dxa" w:w="60"/>
+              <w:right w:type="dxa" w:w="100"/>
+            </w:tcMar>
+          </w:tcPr>
+          <w:p>
+            <w:r>
+              <w:rPr>
+                <w:b w:val="false"/>
+                <w:bCs w:val="false"/>
+                <w:sz w:val="19"/>
+                <w:szCs w:val="19"/>
+              </w:rPr>
+              <w:t xml:space="preserve">Eğitimde Default, modelle oynatırken Inference Only</w:t>
+            </w:r>
+          </w:p>
+        </w:tc>
+      </w:tr>
+      <w:tr>
+        <w:tc>
+          <w:tcPr>
+            <w:tcW w:type="dxa" w:w="3000"/>
+            <w:tcBorders>
+              <w:top w:val="single" w:color="BFC5CD" w:sz="4"/>
+              <w:left w:val="single" w:color="BFC5CD" w:sz="4"/>
+              <w:bottom w:val="single" w:color="BFC5CD" w:sz="4"/>
+              <w:right w:val="single" w:color="BFC5CD" w:sz="4"/>
+            </w:tcBorders>
+            <w:tcMar>
+              <w:top w:type="dxa" w:w="60"/>
+              <w:left w:type="dxa" w:w="100"/>
+              <w:bottom w:type="dxa" w:w="60"/>
+              <w:right w:type="dxa" w:w="100"/>
+            </w:tcMar>
+          </w:tcPr>
+          <w:p>
+            <w:r>
+              <w:rPr>
+                <w:b w:val="false"/>
+                <w:bCs w:val="false"/>
+                <w:sz w:val="19"/>
+                <w:szCs w:val="19"/>
+              </w:rPr>
+              <w:t xml:space="preserve">Decision Period</w:t>
+            </w:r>
+          </w:p>
+        </w:tc>
+        <w:tc>
+          <w:tcPr>
+            <w:tcW w:type="dxa" w:w="2400"/>
+            <w:tcBorders>
+              <w:top w:val="single" w:color="BFC5CD" w:sz="4"/>
+              <w:left w:val="single" w:color="BFC5CD" w:sz="4"/>
+              <w:bottom w:val="single" w:color="BFC5CD" w:sz="4"/>
+              <w:right w:val="single" w:color="BFC5CD" w:sz="4"/>
+            </w:tcBorders>
+            <w:tcMar>
+              <w:top w:type="dxa" w:w="60"/>
+              <w:left w:type="dxa" w:w="100"/>
+              <w:bottom w:type="dxa" w:w="60"/>
+              <w:right w:type="dxa" w:w="100"/>
+            </w:tcMar>
+          </w:tcPr>
+          <w:p>
+            <w:r>
+              <w:rPr>
+                <w:b w:val="false"/>
+                <w:bCs w:val="false"/>
+                <w:sz w:val="19"/>
+                <w:szCs w:val="19"/>
+              </w:rPr>
+              <w:t xml:space="preserve">1</w:t>
+            </w:r>
+          </w:p>
+        </w:tc>
+        <w:tc>
+          <w:tcPr>
+            <w:tcW w:type="dxa" w:w="3626"/>
+            <w:tcBorders>
+              <w:top w:val="single" w:color="BFC5CD" w:sz="4"/>
+              <w:left w:val="single" w:color="BFC5CD" w:sz="4"/>
+              <w:bottom w:val="single" w:color="BFC5CD" w:sz="4"/>
+              <w:right w:val="single" w:color="BFC5CD" w:sz="4"/>
+            </w:tcBorders>
+            <w:tcMar>
+              <w:top w:type="dxa" w:w="60"/>
+              <w:left w:type="dxa" w:w="100"/>
+              <w:bottom w:type="dxa" w:w="60"/>
+              <w:right w:type="dxa" w:w="100"/>
+            </w:tcMar>
+          </w:tcPr>
+          <w:p>
+            <w:r>
+              <w:rPr>
+                <w:b w:val="false"/>
+                <w:bCs w:val="false"/>
+                <w:sz w:val="19"/>
+                <w:szCs w:val="19"/>
+              </w:rPr>
+              <w:t xml:space="preserve">Her fizik adımında (0.02 s) karar</w:t>
+            </w:r>
+          </w:p>
+        </w:tc>
+      </w:tr>
+      <w:tr>
+        <w:tc>
+          <w:tcPr>
+            <w:tcW w:type="dxa" w:w="3000"/>
+            <w:tcBorders>
+              <w:top w:val="single" w:color="BFC5CD" w:sz="4"/>
+              <w:left w:val="single" w:color="BFC5CD" w:sz="4"/>
+              <w:bottom w:val="single" w:color="BFC5CD" w:sz="4"/>
+              <w:right w:val="single" w:color="BFC5CD" w:sz="4"/>
+            </w:tcBorders>
+            <w:tcMar>
+              <w:top w:type="dxa" w:w="60"/>
+              <w:left w:type="dxa" w:w="100"/>
+              <w:bottom w:type="dxa" w:w="60"/>
+              <w:right w:type="dxa" w:w="100"/>
+            </w:tcMar>
+          </w:tcPr>
+          <w:p>
+            <w:r>
+              <w:rPr>
+                <w:b w:val="false"/>
+                <w:bCs w:val="false"/>
+                <w:sz w:val="19"/>
+                <w:szCs w:val="19"/>
+              </w:rPr>
+              <w:t xml:space="preserve">Take Actions Between Decisions</w:t>
+            </w:r>
+          </w:p>
+        </w:tc>
+        <w:tc>
+          <w:tcPr>
+            <w:tcW w:type="dxa" w:w="2400"/>
+            <w:tcBorders>
+              <w:top w:val="single" w:color="BFC5CD" w:sz="4"/>
+              <w:left w:val="single" w:color="BFC5CD" w:sz="4"/>
+              <w:bottom w:val="single" w:color="BFC5CD" w:sz="4"/>
+              <w:right w:val="single" w:color="BFC5CD" w:sz="4"/>
+            </w:tcBorders>
+            <w:tcMar>
+              <w:top w:type="dxa" w:w="60"/>
+              <w:left w:type="dxa" w:w="100"/>
+              <w:bottom w:type="dxa" w:w="60"/>
+              <w:right w:type="dxa" w:w="100"/>
+            </w:tcMar>
+          </w:tcPr>
+          <w:p>
+            <w:r>
+              <w:rPr>
+                <w:b w:val="false"/>
+                <w:bCs w:val="false"/>
+                <w:sz w:val="19"/>
+                <w:szCs w:val="19"/>
+              </w:rPr>
+              <w:t xml:space="preserve">Açık</w:t>
+            </w:r>
+          </w:p>
+        </w:tc>
+        <w:tc>
+          <w:tcPr>
+            <w:tcW w:type="dxa" w:w="3626"/>
+            <w:tcBorders>
+              <w:top w:val="single" w:color="BFC5CD" w:sz="4"/>
+              <w:left w:val="single" w:color="BFC5CD" w:sz="4"/>
+              <w:bottom w:val="single" w:color="BFC5CD" w:sz="4"/>
+              <w:right w:val="single" w:color="BFC5CD" w:sz="4"/>
+            </w:tcBorders>
+            <w:tcMar>
+              <w:top w:type="dxa" w:w="60"/>
+              <w:left w:type="dxa" w:w="100"/>
+              <w:bottom w:type="dxa" w:w="60"/>
+              <w:right w:type="dxa" w:w="100"/>
+            </w:tcMar>
+          </w:tcPr>
+          <w:p>
+            <w:r>
+              <w:rPr>
+                <w:b w:val="false"/>
+                <w:bCs w:val="false"/>
+                <w:sz w:val="19"/>
+                <w:szCs w:val="19"/>
+              </w:rPr>
+              <w:t xml:space="preserve"/>
+            </w:r>
+          </w:p>
+        </w:tc>
+      </w:tr>
+      <w:tr>
+        <w:tc>
+          <w:tcPr>
+            <w:tcW w:type="dxa" w:w="3000"/>
+            <w:tcBorders>
+              <w:top w:val="single" w:color="BFC5CD" w:sz="4"/>
+              <w:left w:val="single" w:color="BFC5CD" w:sz="4"/>
+              <w:bottom w:val="single" w:color="BFC5CD" w:sz="4"/>
+              <w:right w:val="single" w:color="BFC5CD" w:sz="4"/>
+            </w:tcBorders>
+            <w:tcMar>
+              <w:top w:type="dxa" w:w="60"/>
+              <w:left w:type="dxa" w:w="100"/>
+              <w:bottom w:type="dxa" w:w="60"/>
+              <w:right w:type="dxa" w:w="100"/>
+            </w:tcMar>
+          </w:tcPr>
+          <w:p>
+            <w:r>
+              <w:rPr>
+                <w:b w:val="false"/>
+                <w:bCs w:val="false"/>
+                <w:sz w:val="19"/>
+                <w:szCs w:val="19"/>
+              </w:rPr>
+              <w:t xml:space="preserve">Agent Max Step</w:t>
+            </w:r>
+          </w:p>
+        </w:tc>
+        <w:tc>
+          <w:tcPr>
+            <w:tcW w:type="dxa" w:w="2400"/>
+            <w:tcBorders>
+              <w:top w:val="single" w:color="BFC5CD" w:sz="4"/>
+              <w:left w:val="single" w:color="BFC5CD" w:sz="4"/>
+              <w:bottom w:val="single" w:color="BFC5CD" w:sz="4"/>
+              <w:right w:val="single" w:color="BFC5CD" w:sz="4"/>
+            </w:tcBorders>
+            <w:tcMar>
+              <w:top w:type="dxa" w:w="60"/>
+              <w:left w:type="dxa" w:w="100"/>
+              <w:bottom w:type="dxa" w:w="60"/>
+              <w:right w:type="dxa" w:w="100"/>
+            </w:tcMar>
+          </w:tcPr>
+          <w:p>
+            <w:r>
+              <w:rPr>
+                <w:b w:val="false"/>
+                <w:bCs w:val="false"/>
+                <w:sz w:val="19"/>
+                <w:szCs w:val="19"/>
+              </w:rPr>
+              <w:t xml:space="preserve">500</w:t>
+            </w:r>
+          </w:p>
+        </w:tc>
+        <w:tc>
+          <w:tcPr>
+            <w:tcW w:type="dxa" w:w="3626"/>
+            <w:tcBorders>
+              <w:top w:val="single" w:color="BFC5CD" w:sz="4"/>
+              <w:left w:val="single" w:color="BFC5CD" w:sz="4"/>
+              <w:bottom w:val="single" w:color="BFC5CD" w:sz="4"/>
+              <w:right w:val="single" w:color="BFC5CD" w:sz="4"/>
+            </w:tcBorders>
+            <w:tcMar>
+              <w:top w:type="dxa" w:w="60"/>
+              <w:left w:type="dxa" w:w="100"/>
+              <w:bottom w:type="dxa" w:w="60"/>
+              <w:right w:type="dxa" w:w="100"/>
+            </w:tcMar>
+          </w:tcPr>
+          <w:p>
+            <w:r>
+              <w:rPr>
+                <w:b w:val="false"/>
+                <w:bCs w:val="false"/>
+                <w:sz w:val="19"/>
+                <w:szCs w:val="19"/>
+              </w:rPr>
+              <w:t xml:space="preserve">500 adımda (10 s) hedefe varamazsa episode biter</w:t>
+            </w:r>
+          </w:p>
+        </w:tc>
+      </w:tr>
+    </w:tbl>
+    <w:p>
+      <w:pPr>
+        <w:spacing w:before="60" w:after="200"/>
+      </w:pPr>
+      <w:r>
+        <w:rPr>
+          <w:i/>
+          <w:iCs/>
+          <w:color w:val="555555"/>
+          <w:sz w:val="19"/>
+          <w:szCs w:val="19"/>
+        </w:rPr>
+        <w:t xml:space="preserve">Tablo 4. Behavior Parameters, C# ve YAML arasındaki sözleşme</w:t>
+      </w:r>
+    </w:p>
+    <w:p>
+      <w:pPr>
+        <w:spacing w:before="120" w:after="60"/>
+        <w:jc w:val="center"/>
+      </w:pPr>
+      <w:r>
+        <w:drawing>
+          <wp:inline distT="0" distB="0" distL="0" distR="0">
+            <wp:extent cx="5715000" cy="2838450"/>
+            <wp:effectExtent t="0" r="0" b="0" l="0"/>
+            <wp:docPr id="1" name="editor/01_training_scene_inspector.png" descr="Şekil 7. Unity Editor: RollerBallTraining sahnesi. Solda Hierarchy (TrainingArea → Floor, Target, RollerAgent), sağda RollerAgent'ın Rigidbody ve Behavior Parameters ayarları (Space Size 8, Continuous Actions 2)" title="Şekil 7. Unity Editor: RollerBallTraining sahnesi. Solda Hierarchy (TrainingArea → Floor, Target, RollerAgent), sağda RollerAgent'ın Rigidbody ve Behavior Parameters ayarları (Space Size 8, Continuous Actions 2)"/>
+            <wp:cNvGraphicFramePr>
+              <a:graphicFrameLocks xmlns:a="http://schemas.openxmlformats.org/drawingml/2006/main" noChangeAspect="1"/>
+            </wp:cNvGraphicFramePr>
+            <a:graphic xmlns:a="http://schemas.openxmlformats.org/drawingml/2006/main">
+              <a:graphicData uri="http://schemas.openxmlformats.org/drawingml/2006/picture">
+                <pic:pic xmlns:pic="http://schemas.openxmlformats.org/drawingml/2006/picture">
+                  <pic:nvPicPr>
+                    <pic:cNvPr id="0" name="" descr=""/>
+                    <pic:cNvPicPr>
+                      <a:picLocks noChangeAspect="1" noChangeArrowheads="1"/>
+                    </pic:cNvPicPr>
+                  </pic:nvPicPr>
+                  <pic:blipFill>
+                    <a:blip r:embed="rId14" cstate="none"/>
+                    <a:srcRect/>
+                    <a:stretch>
+                      <a:fillRect/>
+                    </a:stretch>
+                  </pic:blipFill>
+                  <pic:spPr bwMode="auto">
+                    <a:xfrm>
+                      <a:off x="0" y="0"/>
+                      <a:ext cx="5715000" cy="2838450"/>
+                    </a:xfrm>
+                    <a:prstGeom prst="rect">
+                      <a:avLst/>
+                    </a:prstGeom>
+                  </pic:spPr>
+                </pic:pic>
+              </a:graphicData>
+            </a:graphic>
+          </wp:inline>
+        </w:drawing>
+      </w:r>
+    </w:p>
+    <w:p>
+      <w:pPr>
+        <w:spacing w:after="200"/>
+        <w:jc w:val="center"/>
+      </w:pPr>
+      <w:r>
+        <w:rPr>
+          <w:i/>
+          <w:iCs/>
+          <w:color w:val="555555"/>
+          <w:sz w:val="19"/>
+          <w:szCs w:val="19"/>
+        </w:rPr>
+        <w:t xml:space="preserve">Şekil 7. Unity Editor: RollerBallTraining sahnesi. Solda Hierarchy (TrainingArea → Floor, Target, RollerAgent), sağda RollerAgent'ın Rigidbody ve Behavior Parameters ayarları (Space Size 8, Continuous Actions 2)</w:t>
+      </w:r>
+    </w:p>
+    <w:p>
+      <w:pPr>
+        <w:pStyle w:val="Heading2"/>
+      </w:pPr>
+      <w:r>
+        <w:t xml:space="preserve">4.5 Heuristic: eğitimden önce ortam testi</w:t>
+      </w:r>
+    </w:p>
+    <w:p>
+      <w:pPr>
+        <w:spacing w:after="120" w:line="300"/>
+      </w:pPr>
+      <w:r>
+        <w:t xml:space="preserve">"RL öğrendi mi?" sorusundan önce "ortam doğru mu?" sorusu cevaplanmalıdır. Heuristic metodu, yeni Input System'in Keyboard.current API'siyle WASD ve ok tuşlarını iki aksiyona çevirir; eski Input.GetAxis kullanılmamıştır. Behavior Type = Heuristic Only yapılınca top klavyeyle sürülebilir.</w:t>
+      </w:r>
+    </w:p>
+    <w:p>
+      <w:pPr>
+        <w:spacing w:after="120" w:line="300"/>
+      </w:pPr>
+      <w:r>
+        <w:rPr>
+          <w:b/>
+          <w:bCs/>
+        </w:rPr>
+        <w:t xml:space="preserve">Manuel test sonucu (Aktivite 4): </w:t>
+      </w:r>
+      <w:r>
+        <w:t xml:space="preserve">Unity Editor'da Behavior Type = Heuristic Only yapılarak top WASD ile sürüldü. Üç senaryo da beklendiği gibi çalıştı: (1) top tuşlarla hareket ediyor; (2) hedefe değince episode bitiyor, top merkeze dönüyor ve hedef yeni bir yere taşınıyor; (3) zeminden düşünce episode bitiyor ve top merkeze dönüyor.</w:t>
+      </w:r>
+    </w:p>
+    <w:p>
+      <w:pPr>
+        <w:spacing w:before="120" w:after="60"/>
+        <w:jc w:val="center"/>
+      </w:pPr>
+      <w:r>
+        <w:drawing>
+          <wp:inline distT="0" distB="0" distL="0" distR="0">
+            <wp:extent cx="5715000" cy="2838450"/>
+            <wp:effectExtent t="0" r="0" b="0" l="0"/>
+            <wp:docPr id="1" name="editor/02_heuristic_play.png" descr="Şekil 8. Heuristic testi: Behavior Type = Heuristic Only, Play modunda top klavye ile sürülüyor" title="Şekil 8. Heuristic testi: Behavior Type = Heuristic Only, Play modunda top klavye ile sürülüyor"/>
+            <wp:cNvGraphicFramePr>
+              <a:graphicFrameLocks xmlns:a="http://schemas.openxmlformats.org/drawingml/2006/main" noChangeAspect="1"/>
+            </wp:cNvGraphicFramePr>
+            <a:graphic xmlns:a="http://schemas.openxmlformats.org/drawingml/2006/main">
+              <a:graphicData uri="http://schemas.openxmlformats.org/drawingml/2006/picture">
+                <pic:pic xmlns:pic="http://schemas.openxmlformats.org/drawingml/2006/picture">
+                  <pic:nvPicPr>
+                    <pic:cNvPr id="0" name="" descr=""/>
+                    <pic:cNvPicPr>
+                      <a:picLocks noChangeAspect="1" noChangeArrowheads="1"/>
+                    </pic:cNvPicPr>
+                  </pic:nvPicPr>
+                  <pic:blipFill>
+                    <a:blip r:embed="rId15" cstate="none"/>
+                    <a:srcRect/>
+                    <a:stretch>
+                      <a:fillRect/>
+                    </a:stretch>
+                  </pic:blipFill>
+                  <pic:spPr bwMode="auto">
+                    <a:xfrm>
+                      <a:off x="0" y="0"/>
+                      <a:ext cx="5715000" cy="2838450"/>
+                    </a:xfrm>
+                    <a:prstGeom prst="rect">
+                      <a:avLst/>
+                    </a:prstGeom>
+                  </pic:spPr>
+                </pic:pic>
+              </a:graphicData>
+            </a:graphic>
+          </wp:inline>
+        </w:drawing>
+      </w:r>
+    </w:p>
+    <w:p>
+      <w:pPr>
+        <w:spacing w:after="200"/>
+        <w:jc w:val="center"/>
+      </w:pPr>
+      <w:r>
+        <w:rPr>
+          <w:i/>
+          <w:iCs/>
+          <w:color w:val="555555"/>
+          <w:sz w:val="19"/>
+          <w:szCs w:val="19"/>
+        </w:rPr>
+        <w:t xml:space="preserve">Şekil 8. Heuristic testi: Behavior Type = Heuristic Only, Play modunda top klavye ile sürülüyor</w:t>
+      </w:r>
+    </w:p>
+    <w:p>
+      <w:pPr>
+        <w:spacing w:after="120" w:line="300"/>
+      </w:pPr>
+      <w:r>
+        <w:t xml:space="preserve">Ortam mantığı ayrıca otomatik olarak da test edilmiştir. Hedefe doğru iten basit bir kural tabanlı kontrolcü 200 denemenin tamamında hedefe ulaşmıştır; bu, başarı kontrolünün ve episode sıfırlamanın çalıştığını gösterir. Rastgele hareket eden bir politika ise denemelerin çoğunda zeminden düşmüştür; bu da düşme kontrolünün ve sıfırlamanın çalıştığını gösterir.</w:t>
+      </w:r>
+    </w:p>
+    <w:p>
+      <w:pPr>
+        <w:pStyle w:val="Heading2"/>
+      </w:pPr>
+      <w:r>
+        <w:t xml:space="preserve">4.6 Eğitim</w:t>
+      </w:r>
+    </w:p>
+    <w:p>
+      <w:pPr>
+        <w:spacing w:after="120" w:line="300"/>
+      </w:pPr>
+      <w:r>
+        <w:t xml:space="preserve">Sunudaki PPO yapılandırması (config/rollerball_2026.yaml) hiç değiştirilmeden kullanıldı:</w:t>
+      </w:r>
+    </w:p>
+    <w:tbl>
+      <w:tblPr>
+        <w:tblW w:type="dxa" w:w="9026"/>
+        <w:tblBorders>
+          <w:top w:val="single" w:color="auto" w:sz="4"/>
+          <w:left w:val="single" w:color="auto" w:sz="4"/>
+          <w:bottom w:val="single" w:color="auto" w:sz="4"/>
+          <w:right w:val="single" w:color="auto" w:sz="4"/>
+          <w:insideH w:val="single" w:color="auto" w:sz="4"/>
+          <w:insideV w:val="single" w:color="auto" w:sz="4"/>
+        </w:tblBorders>
+      </w:tblPr>
+      <w:tblGrid>
+        <w:gridCol w:w="2800"/>
+        <w:gridCol w:w="1800"/>
+        <w:gridCol w:w="4426"/>
+      </w:tblGrid>
+      <w:tr>
+        <w:trPr>
+          <w:tblHeader/>
+        </w:trPr>
+        <w:tc>
+          <w:tcPr>
+            <w:tcW w:type="dxa" w:w="2800"/>
+            <w:tcBorders>
+              <w:top w:val="single" w:color="BFC5CD" w:sz="4"/>
+              <w:left w:val="single" w:color="BFC5CD" w:sz="4"/>
+              <w:bottom w:val="single" w:color="BFC5CD" w:sz="4"/>
+              <w:right w:val="single" w:color="BFC5CD" w:sz="4"/>
+            </w:tcBorders>
+            <w:shd w:fill="DCE6F2" w:color="auto" w:val="clear"/>
+            <w:tcMar>
+              <w:top w:type="dxa" w:w="60"/>
+              <w:left w:type="dxa" w:w="100"/>
+              <w:bottom w:type="dxa" w:w="60"/>
+              <w:right w:type="dxa" w:w="100"/>
+            </w:tcMar>
+          </w:tcPr>
+          <w:p>
+            <w:r>
+              <w:rPr>
+                <w:b/>
+                <w:bCs/>
+                <w:sz w:val="19"/>
+                <w:szCs w:val="19"/>
+              </w:rPr>
+              <w:t xml:space="preserve">Hiperparametre</w:t>
+            </w:r>
+          </w:p>
+        </w:tc>
+        <w:tc>
+          <w:tcPr>
+            <w:tcW w:type="dxa" w:w="1800"/>
+            <w:tcBorders>
+              <w:top w:val="single" w:color="BFC5CD" w:sz="4"/>
+              <w:left w:val="single" w:color="BFC5CD" w:sz="4"/>
+              <w:bottom w:val="single" w:color="BFC5CD" w:sz="4"/>
+              <w:right w:val="single" w:color="BFC5CD" w:sz="4"/>
+            </w:tcBorders>
+            <w:shd w:fill="DCE6F2" w:color="auto" w:val="clear"/>
+            <w:tcMar>
+              <w:top w:type="dxa" w:w="60"/>
+              <w:left w:type="dxa" w:w="100"/>
+              <w:bottom w:type="dxa" w:w="60"/>
+              <w:right w:type="dxa" w:w="100"/>
+            </w:tcMar>
+          </w:tcPr>
+          <w:p>
+            <w:r>
+              <w:rPr>
+                <w:b/>
+                <w:bCs/>
+                <w:sz w:val="19"/>
+                <w:szCs w:val="19"/>
+              </w:rPr>
+              <w:t xml:space="preserve">Değer</w:t>
+            </w:r>
+          </w:p>
+        </w:tc>
+        <w:tc>
+          <w:tcPr>
+            <w:tcW w:type="dxa" w:w="4426"/>
+            <w:tcBorders>
+              <w:top w:val="single" w:color="BFC5CD" w:sz="4"/>
+              <w:left w:val="single" w:color="BFC5CD" w:sz="4"/>
+              <w:bottom w:val="single" w:color="BFC5CD" w:sz="4"/>
+              <w:right w:val="single" w:color="BFC5CD" w:sz="4"/>
+            </w:tcBorders>
+            <w:shd w:fill="DCE6F2" w:color="auto" w:val="clear"/>
+            <w:tcMar>
+              <w:top w:type="dxa" w:w="60"/>
+              <w:left w:type="dxa" w:w="100"/>
+              <w:bottom w:type="dxa" w:w="60"/>
+              <w:right w:type="dxa" w:w="100"/>
+            </w:tcMar>
+          </w:tcPr>
+          <w:p>
+            <w:r>
+              <w:rPr>
+                <w:b/>
+                <w:bCs/>
+                <w:sz w:val="19"/>
+                <w:szCs w:val="19"/>
+              </w:rPr>
+              <w:t xml:space="preserve">Ne işe yarar</w:t>
+            </w:r>
+          </w:p>
+        </w:tc>
+      </w:tr>
+      <w:tr>
+        <w:tc>
+          <w:tcPr>
+            <w:tcW w:type="dxa" w:w="2800"/>
+            <w:tcBorders>
+              <w:top w:val="single" w:color="BFC5CD" w:sz="4"/>
+              <w:left w:val="single" w:color="BFC5CD" w:sz="4"/>
+              <w:bottom w:val="single" w:color="BFC5CD" w:sz="4"/>
+              <w:right w:val="single" w:color="BFC5CD" w:sz="4"/>
+            </w:tcBorders>
+            <w:tcMar>
+              <w:top w:type="dxa" w:w="60"/>
+              <w:left w:type="dxa" w:w="100"/>
+              <w:bottom w:type="dxa" w:w="60"/>
+              <w:right w:type="dxa" w:w="100"/>
+            </w:tcMar>
+          </w:tcPr>
+          <w:p>
+            <w:r>
+              <w:rPr>
+                <w:b w:val="false"/>
+                <w:bCs w:val="false"/>
+                <w:sz w:val="19"/>
+                <w:szCs w:val="19"/>
+              </w:rPr>
+              <w:t xml:space="preserve">batch_size / buffer_size</w:t>
+            </w:r>
+          </w:p>
+        </w:tc>
+        <w:tc>
+          <w:tcPr>
+            <w:tcW w:type="dxa" w:w="1800"/>
+            <w:tcBorders>
+              <w:top w:val="single" w:color="BFC5CD" w:sz="4"/>
+              <w:left w:val="single" w:color="BFC5CD" w:sz="4"/>
+              <w:bottom w:val="single" w:color="BFC5CD" w:sz="4"/>
+              <w:right w:val="single" w:color="BFC5CD" w:sz="4"/>
+            </w:tcBorders>
+            <w:tcMar>
+              <w:top w:type="dxa" w:w="60"/>
+              <w:left w:type="dxa" w:w="100"/>
+              <w:bottom w:type="dxa" w:w="60"/>
+              <w:right w:type="dxa" w:w="100"/>
+            </w:tcMar>
+          </w:tcPr>
+          <w:p>
+            <w:r>
+              <w:rPr>
+                <w:b w:val="false"/>
+                <w:bCs w:val="false"/>
+                <w:sz w:val="19"/>
+                <w:szCs w:val="19"/>
+              </w:rPr>
+              <w:t xml:space="preserve">128 / 2048</w:t>
+            </w:r>
+          </w:p>
+        </w:tc>
+        <w:tc>
+          <w:tcPr>
+            <w:tcW w:type="dxa" w:w="4426"/>
+            <w:tcBorders>
+              <w:top w:val="single" w:color="BFC5CD" w:sz="4"/>
+              <w:left w:val="single" w:color="BFC5CD" w:sz="4"/>
+              <w:bottom w:val="single" w:color="BFC5CD" w:sz="4"/>
+              <w:right w:val="single" w:color="BFC5CD" w:sz="4"/>
+            </w:tcBorders>
+            <w:tcMar>
+              <w:top w:type="dxa" w:w="60"/>
+              <w:left w:type="dxa" w:w="100"/>
+              <w:bottom w:type="dxa" w:w="60"/>
+              <w:right w:type="dxa" w:w="100"/>
+            </w:tcMar>
+          </w:tcPr>
+          <w:p>
+            <w:r>
+              <w:rPr>
+                <w:b w:val="false"/>
+                <w:bCs w:val="false"/>
+                <w:sz w:val="19"/>
+                <w:szCs w:val="19"/>
+              </w:rPr>
+              <w:t xml:space="preserve">Her güncellemede kullanılan örnek sayısı / toplanan deneyim</w:t>
+            </w:r>
+          </w:p>
+        </w:tc>
+      </w:tr>
+      <w:tr>
+        <w:tc>
+          <w:tcPr>
+            <w:tcW w:type="dxa" w:w="2800"/>
+            <w:tcBorders>
+              <w:top w:val="single" w:color="BFC5CD" w:sz="4"/>
+              <w:left w:val="single" w:color="BFC5CD" w:sz="4"/>
+              <w:bottom w:val="single" w:color="BFC5CD" w:sz="4"/>
+              <w:right w:val="single" w:color="BFC5CD" w:sz="4"/>
+            </w:tcBorders>
+            <w:tcMar>
+              <w:top w:type="dxa" w:w="60"/>
+              <w:left w:type="dxa" w:w="100"/>
+              <w:bottom w:type="dxa" w:w="60"/>
+              <w:right w:type="dxa" w:w="100"/>
+            </w:tcMar>
+          </w:tcPr>
+          <w:p>
+            <w:r>
+              <w:rPr>
+                <w:b w:val="false"/>
+                <w:bCs w:val="false"/>
+                <w:sz w:val="19"/>
+                <w:szCs w:val="19"/>
+              </w:rPr>
+              <w:t xml:space="preserve">learning_rate</w:t>
+            </w:r>
+          </w:p>
+        </w:tc>
+        <w:tc>
+          <w:tcPr>
+            <w:tcW w:type="dxa" w:w="1800"/>
+            <w:tcBorders>
+              <w:top w:val="single" w:color="BFC5CD" w:sz="4"/>
+              <w:left w:val="single" w:color="BFC5CD" w:sz="4"/>
+              <w:bottom w:val="single" w:color="BFC5CD" w:sz="4"/>
+              <w:right w:val="single" w:color="BFC5CD" w:sz="4"/>
+            </w:tcBorders>
+            <w:tcMar>
+              <w:top w:type="dxa" w:w="60"/>
+              <w:left w:type="dxa" w:w="100"/>
+              <w:bottom w:type="dxa" w:w="60"/>
+              <w:right w:type="dxa" w:w="100"/>
+            </w:tcMar>
+          </w:tcPr>
+          <w:p>
+            <w:r>
+              <w:rPr>
+                <w:b w:val="false"/>
+                <w:bCs w:val="false"/>
+                <w:sz w:val="19"/>
+                <w:szCs w:val="19"/>
+              </w:rPr>
+              <w:t xml:space="preserve">3.0e-4</w:t>
+            </w:r>
+          </w:p>
+        </w:tc>
+        <w:tc>
+          <w:tcPr>
+            <w:tcW w:type="dxa" w:w="4426"/>
+            <w:tcBorders>
+              <w:top w:val="single" w:color="BFC5CD" w:sz="4"/>
+              <w:left w:val="single" w:color="BFC5CD" w:sz="4"/>
+              <w:bottom w:val="single" w:color="BFC5CD" w:sz="4"/>
+              <w:right w:val="single" w:color="BFC5CD" w:sz="4"/>
+            </w:tcBorders>
+            <w:tcMar>
+              <w:top w:type="dxa" w:w="60"/>
+              <w:left w:type="dxa" w:w="100"/>
+              <w:bottom w:type="dxa" w:w="60"/>
+              <w:right w:type="dxa" w:w="100"/>
+            </w:tcMar>
+          </w:tcPr>
+          <w:p>
+            <w:r>
+              <w:rPr>
+                <w:b w:val="false"/>
+                <w:bCs w:val="false"/>
+                <w:sz w:val="19"/>
+                <w:szCs w:val="19"/>
+              </w:rPr>
+              <w:t xml:space="preserve">Ağ ağırlıklarının ne kadar hızlı değiştiği</w:t>
+            </w:r>
+          </w:p>
+        </w:tc>
+      </w:tr>
+      <w:tr>
+        <w:tc>
+          <w:tcPr>
+            <w:tcW w:type="dxa" w:w="2800"/>
+            <w:tcBorders>
+              <w:top w:val="single" w:color="BFC5CD" w:sz="4"/>
+              <w:left w:val="single" w:color="BFC5CD" w:sz="4"/>
+              <w:bottom w:val="single" w:color="BFC5CD" w:sz="4"/>
+              <w:right w:val="single" w:color="BFC5CD" w:sz="4"/>
+            </w:tcBorders>
+            <w:tcMar>
+              <w:top w:type="dxa" w:w="60"/>
+              <w:left w:type="dxa" w:w="100"/>
+              <w:bottom w:type="dxa" w:w="60"/>
+              <w:right w:type="dxa" w:w="100"/>
+            </w:tcMar>
+          </w:tcPr>
+          <w:p>
+            <w:r>
+              <w:rPr>
+                <w:b w:val="false"/>
+                <w:bCs w:val="false"/>
+                <w:sz w:val="19"/>
+                <w:szCs w:val="19"/>
+              </w:rPr>
+              <w:t xml:space="preserve">beta</w:t>
+            </w:r>
+          </w:p>
+        </w:tc>
+        <w:tc>
+          <w:tcPr>
+            <w:tcW w:type="dxa" w:w="1800"/>
+            <w:tcBorders>
+              <w:top w:val="single" w:color="BFC5CD" w:sz="4"/>
+              <w:left w:val="single" w:color="BFC5CD" w:sz="4"/>
+              <w:bottom w:val="single" w:color="BFC5CD" w:sz="4"/>
+              <w:right w:val="single" w:color="BFC5CD" w:sz="4"/>
+            </w:tcBorders>
+            <w:tcMar>
+              <w:top w:type="dxa" w:w="60"/>
+              <w:left w:type="dxa" w:w="100"/>
+              <w:bottom w:type="dxa" w:w="60"/>
+              <w:right w:type="dxa" w:w="100"/>
+            </w:tcMar>
+          </w:tcPr>
+          <w:p>
+            <w:r>
+              <w:rPr>
+                <w:b w:val="false"/>
+                <w:bCs w:val="false"/>
+                <w:sz w:val="19"/>
+                <w:szCs w:val="19"/>
+              </w:rPr>
+              <w:t xml:space="preserve">5.0e-3</w:t>
+            </w:r>
+          </w:p>
+        </w:tc>
+        <w:tc>
+          <w:tcPr>
+            <w:tcW w:type="dxa" w:w="4426"/>
+            <w:tcBorders>
+              <w:top w:val="single" w:color="BFC5CD" w:sz="4"/>
+              <w:left w:val="single" w:color="BFC5CD" w:sz="4"/>
+              <w:bottom w:val="single" w:color="BFC5CD" w:sz="4"/>
+              <w:right w:val="single" w:color="BFC5CD" w:sz="4"/>
+            </w:tcBorders>
+            <w:tcMar>
+              <w:top w:type="dxa" w:w="60"/>
+              <w:left w:type="dxa" w:w="100"/>
+              <w:bottom w:type="dxa" w:w="60"/>
+              <w:right w:type="dxa" w:w="100"/>
+            </w:tcMar>
+          </w:tcPr>
+          <w:p>
+            <w:r>
+              <w:rPr>
+                <w:b w:val="false"/>
+                <w:bCs w:val="false"/>
+                <w:sz w:val="19"/>
+                <w:szCs w:val="19"/>
+              </w:rPr>
+              <w:t xml:space="preserve">Keşfi teşvik eden entropi katsayısı</w:t>
+            </w:r>
+          </w:p>
+        </w:tc>
+      </w:tr>
+      <w:tr>
+        <w:tc>
+          <w:tcPr>
+            <w:tcW w:type="dxa" w:w="2800"/>
+            <w:tcBorders>
+              <w:top w:val="single" w:color="BFC5CD" w:sz="4"/>
+              <w:left w:val="single" w:color="BFC5CD" w:sz="4"/>
+              <w:bottom w:val="single" w:color="BFC5CD" w:sz="4"/>
+              <w:right w:val="single" w:color="BFC5CD" w:sz="4"/>
+            </w:tcBorders>
+            <w:tcMar>
+              <w:top w:type="dxa" w:w="60"/>
+              <w:left w:type="dxa" w:w="100"/>
+              <w:bottom w:type="dxa" w:w="60"/>
+              <w:right w:type="dxa" w:w="100"/>
+            </w:tcMar>
+          </w:tcPr>
+          <w:p>
+            <w:r>
+              <w:rPr>
+                <w:b w:val="false"/>
+                <w:bCs w:val="false"/>
+                <w:sz w:val="19"/>
+                <w:szCs w:val="19"/>
+              </w:rPr>
+              <w:t xml:space="preserve">epsilon</w:t>
+            </w:r>
+          </w:p>
+        </w:tc>
+        <w:tc>
+          <w:tcPr>
+            <w:tcW w:type="dxa" w:w="1800"/>
+            <w:tcBorders>
+              <w:top w:val="single" w:color="BFC5CD" w:sz="4"/>
+              <w:left w:val="single" w:color="BFC5CD" w:sz="4"/>
+              <w:bottom w:val="single" w:color="BFC5CD" w:sz="4"/>
+              <w:right w:val="single" w:color="BFC5CD" w:sz="4"/>
+            </w:tcBorders>
+            <w:tcMar>
+              <w:top w:type="dxa" w:w="60"/>
+              <w:left w:type="dxa" w:w="100"/>
+              <w:bottom w:type="dxa" w:w="60"/>
+              <w:right w:type="dxa" w:w="100"/>
+            </w:tcMar>
+          </w:tcPr>
+          <w:p>
+            <w:r>
+              <w:rPr>
+                <w:b w:val="false"/>
+                <w:bCs w:val="false"/>
+                <w:sz w:val="19"/>
+                <w:szCs w:val="19"/>
+              </w:rPr>
+              <w:t xml:space="preserve">0.2</w:t>
+            </w:r>
+          </w:p>
+        </w:tc>
+        <w:tc>
+          <w:tcPr>
+            <w:tcW w:type="dxa" w:w="4426"/>
+            <w:tcBorders>
+              <w:top w:val="single" w:color="BFC5CD" w:sz="4"/>
+              <w:left w:val="single" w:color="BFC5CD" w:sz="4"/>
+              <w:bottom w:val="single" w:color="BFC5CD" w:sz="4"/>
+              <w:right w:val="single" w:color="BFC5CD" w:sz="4"/>
+            </w:tcBorders>
+            <w:tcMar>
+              <w:top w:type="dxa" w:w="60"/>
+              <w:left w:type="dxa" w:w="100"/>
+              <w:bottom w:type="dxa" w:w="60"/>
+              <w:right w:type="dxa" w:w="100"/>
+            </w:tcMar>
+          </w:tcPr>
+          <w:p>
+            <w:r>
+              <w:rPr>
+                <w:b w:val="false"/>
+                <w:bCs w:val="false"/>
+                <w:sz w:val="19"/>
+                <w:szCs w:val="19"/>
+              </w:rPr>
+              <w:t xml:space="preserve">PPO'nun bir güncellemede politikayı ne kadar değiştirebileceği</w:t>
+            </w:r>
+          </w:p>
+        </w:tc>
+      </w:tr>
+      <w:tr>
+        <w:tc>
+          <w:tcPr>
+            <w:tcW w:type="dxa" w:w="2800"/>
+            <w:tcBorders>
+              <w:top w:val="single" w:color="BFC5CD" w:sz="4"/>
+              <w:left w:val="single" w:color="BFC5CD" w:sz="4"/>
+              <w:bottom w:val="single" w:color="BFC5CD" w:sz="4"/>
+              <w:right w:val="single" w:color="BFC5CD" w:sz="4"/>
+            </w:tcBorders>
+            <w:tcMar>
+              <w:top w:type="dxa" w:w="60"/>
+              <w:left w:type="dxa" w:w="100"/>
+              <w:bottom w:type="dxa" w:w="60"/>
+              <w:right w:type="dxa" w:w="100"/>
+            </w:tcMar>
+          </w:tcPr>
+          <w:p>
+            <w:r>
+              <w:rPr>
+                <w:b w:val="false"/>
+                <w:bCs w:val="false"/>
+                <w:sz w:val="19"/>
+                <w:szCs w:val="19"/>
+              </w:rPr>
+              <w:t xml:space="preserve">lambd / gamma</w:t>
+            </w:r>
+          </w:p>
+        </w:tc>
+        <w:tc>
+          <w:tcPr>
+            <w:tcW w:type="dxa" w:w="1800"/>
+            <w:tcBorders>
+              <w:top w:val="single" w:color="BFC5CD" w:sz="4"/>
+              <w:left w:val="single" w:color="BFC5CD" w:sz="4"/>
+              <w:bottom w:val="single" w:color="BFC5CD" w:sz="4"/>
+              <w:right w:val="single" w:color="BFC5CD" w:sz="4"/>
+            </w:tcBorders>
+            <w:tcMar>
+              <w:top w:type="dxa" w:w="60"/>
+              <w:left w:type="dxa" w:w="100"/>
+              <w:bottom w:type="dxa" w:w="60"/>
+              <w:right w:type="dxa" w:w="100"/>
+            </w:tcMar>
+          </w:tcPr>
+          <w:p>
+            <w:r>
+              <w:rPr>
+                <w:b w:val="false"/>
+                <w:bCs w:val="false"/>
+                <w:sz w:val="19"/>
+                <w:szCs w:val="19"/>
+              </w:rPr>
+              <w:t xml:space="preserve">0.95 / 0.99</w:t>
+            </w:r>
+          </w:p>
+        </w:tc>
+        <w:tc>
+          <w:tcPr>
+            <w:tcW w:type="dxa" w:w="4426"/>
+            <w:tcBorders>
+              <w:top w:val="single" w:color="BFC5CD" w:sz="4"/>
+              <w:left w:val="single" w:color="BFC5CD" w:sz="4"/>
+              <w:bottom w:val="single" w:color="BFC5CD" w:sz="4"/>
+              <w:right w:val="single" w:color="BFC5CD" w:sz="4"/>
+            </w:tcBorders>
+            <w:tcMar>
+              <w:top w:type="dxa" w:w="60"/>
+              <w:left w:type="dxa" w:w="100"/>
+              <w:bottom w:type="dxa" w:w="60"/>
+              <w:right w:type="dxa" w:w="100"/>
+            </w:tcMar>
+          </w:tcPr>
+          <w:p>
+            <w:r>
+              <w:rPr>
+                <w:b w:val="false"/>
+                <w:bCs w:val="false"/>
+                <w:sz w:val="19"/>
+                <w:szCs w:val="19"/>
+              </w:rPr>
+              <w:t xml:space="preserve">Avantaj tahmini (GAE) / gelecekteki ödüllerin indirimi</w:t>
+            </w:r>
+          </w:p>
+        </w:tc>
+      </w:tr>
+      <w:tr>
+        <w:tc>
+          <w:tcPr>
+            <w:tcW w:type="dxa" w:w="2800"/>
+            <w:tcBorders>
+              <w:top w:val="single" w:color="BFC5CD" w:sz="4"/>
+              <w:left w:val="single" w:color="BFC5CD" w:sz="4"/>
+              <w:bottom w:val="single" w:color="BFC5CD" w:sz="4"/>
+              <w:right w:val="single" w:color="BFC5CD" w:sz="4"/>
+            </w:tcBorders>
+            <w:tcMar>
+              <w:top w:type="dxa" w:w="60"/>
+              <w:left w:type="dxa" w:w="100"/>
+              <w:bottom w:type="dxa" w:w="60"/>
+              <w:right w:type="dxa" w:w="100"/>
+            </w:tcMar>
+          </w:tcPr>
+          <w:p>
+            <w:r>
+              <w:rPr>
+                <w:b w:val="false"/>
+                <w:bCs w:val="false"/>
+                <w:sz w:val="19"/>
+                <w:szCs w:val="19"/>
+              </w:rPr>
+              <w:t xml:space="preserve">num_epoch</w:t>
+            </w:r>
+          </w:p>
+        </w:tc>
+        <w:tc>
+          <w:tcPr>
+            <w:tcW w:type="dxa" w:w="1800"/>
+            <w:tcBorders>
+              <w:top w:val="single" w:color="BFC5CD" w:sz="4"/>
+              <w:left w:val="single" w:color="BFC5CD" w:sz="4"/>
+              <w:bottom w:val="single" w:color="BFC5CD" w:sz="4"/>
+              <w:right w:val="single" w:color="BFC5CD" w:sz="4"/>
+            </w:tcBorders>
+            <w:tcMar>
+              <w:top w:type="dxa" w:w="60"/>
+              <w:left w:type="dxa" w:w="100"/>
+              <w:bottom w:type="dxa" w:w="60"/>
+              <w:right w:type="dxa" w:w="100"/>
+            </w:tcMar>
+          </w:tcPr>
+          <w:p>
+            <w:r>
+              <w:rPr>
+                <w:b w:val="false"/>
+                <w:bCs w:val="false"/>
+                <w:sz w:val="19"/>
+                <w:szCs w:val="19"/>
+              </w:rPr>
+              <w:t xml:space="preserve">3</w:t>
+            </w:r>
+          </w:p>
+        </w:tc>
+        <w:tc>
+          <w:tcPr>
+            <w:tcW w:type="dxa" w:w="4426"/>
+            <w:tcBorders>
+              <w:top w:val="single" w:color="BFC5CD" w:sz="4"/>
+              <w:left w:val="single" w:color="BFC5CD" w:sz="4"/>
+              <w:bottom w:val="single" w:color="BFC5CD" w:sz="4"/>
+              <w:right w:val="single" w:color="BFC5CD" w:sz="4"/>
+            </w:tcBorders>
+            <w:tcMar>
+              <w:top w:type="dxa" w:w="60"/>
+              <w:left w:type="dxa" w:w="100"/>
+              <w:bottom w:type="dxa" w:w="60"/>
+              <w:right w:type="dxa" w:w="100"/>
+            </w:tcMar>
+          </w:tcPr>
+          <w:p>
+            <w:r>
+              <w:rPr>
+                <w:b w:val="false"/>
+                <w:bCs w:val="false"/>
+                <w:sz w:val="19"/>
+                <w:szCs w:val="19"/>
+              </w:rPr>
+              <w:t xml:space="preserve">Aynı veriden kaç kez öğrenileceği</w:t>
+            </w:r>
+          </w:p>
+        </w:tc>
+      </w:tr>
+      <w:tr>
+        <w:tc>
+          <w:tcPr>
+            <w:tcW w:type="dxa" w:w="2800"/>
+            <w:tcBorders>
+              <w:top w:val="single" w:color="BFC5CD" w:sz="4"/>
+              <w:left w:val="single" w:color="BFC5CD" w:sz="4"/>
+              <w:bottom w:val="single" w:color="BFC5CD" w:sz="4"/>
+              <w:right w:val="single" w:color="BFC5CD" w:sz="4"/>
+            </w:tcBorders>
+            <w:tcMar>
+              <w:top w:type="dxa" w:w="60"/>
+              <w:left w:type="dxa" w:w="100"/>
+              <w:bottom w:type="dxa" w:w="60"/>
+              <w:right w:type="dxa" w:w="100"/>
+            </w:tcMar>
+          </w:tcPr>
+          <w:p>
+            <w:r>
+              <w:rPr>
+                <w:b w:val="false"/>
+                <w:bCs w:val="false"/>
+                <w:sz w:val="19"/>
+                <w:szCs w:val="19"/>
+              </w:rPr>
+              <w:t xml:space="preserve">hidden_units × num_layers</w:t>
+            </w:r>
+          </w:p>
+        </w:tc>
+        <w:tc>
+          <w:tcPr>
+            <w:tcW w:type="dxa" w:w="1800"/>
+            <w:tcBorders>
+              <w:top w:val="single" w:color="BFC5CD" w:sz="4"/>
+              <w:left w:val="single" w:color="BFC5CD" w:sz="4"/>
+              <w:bottom w:val="single" w:color="BFC5CD" w:sz="4"/>
+              <w:right w:val="single" w:color="BFC5CD" w:sz="4"/>
+            </w:tcBorders>
+            <w:tcMar>
+              <w:top w:type="dxa" w:w="60"/>
+              <w:left w:type="dxa" w:w="100"/>
+              <w:bottom w:type="dxa" w:w="60"/>
+              <w:right w:type="dxa" w:w="100"/>
+            </w:tcMar>
+          </w:tcPr>
+          <w:p>
+            <w:r>
+              <w:rPr>
+                <w:b w:val="false"/>
+                <w:bCs w:val="false"/>
+                <w:sz w:val="19"/>
+                <w:szCs w:val="19"/>
+              </w:rPr>
+              <w:t xml:space="preserve">128 × 2</w:t>
+            </w:r>
+          </w:p>
+        </w:tc>
+        <w:tc>
+          <w:tcPr>
+            <w:tcW w:type="dxa" w:w="4426"/>
+            <w:tcBorders>
+              <w:top w:val="single" w:color="BFC5CD" w:sz="4"/>
+              <w:left w:val="single" w:color="BFC5CD" w:sz="4"/>
+              <w:bottom w:val="single" w:color="BFC5CD" w:sz="4"/>
+              <w:right w:val="single" w:color="BFC5CD" w:sz="4"/>
+            </w:tcBorders>
+            <w:tcMar>
+              <w:top w:type="dxa" w:w="60"/>
+              <w:left w:type="dxa" w:w="100"/>
+              <w:bottom w:type="dxa" w:w="60"/>
+              <w:right w:type="dxa" w:w="100"/>
+            </w:tcMar>
+          </w:tcPr>
+          <w:p>
+            <w:r>
+              <w:rPr>
+                <w:b w:val="false"/>
+                <w:bCs w:val="false"/>
+                <w:sz w:val="19"/>
+                <w:szCs w:val="19"/>
+              </w:rPr>
+              <w:t xml:space="preserve">Sinir ağının boyutu</w:t>
+            </w:r>
+          </w:p>
+        </w:tc>
+      </w:tr>
+      <w:tr>
+        <w:tc>
+          <w:tcPr>
+            <w:tcW w:type="dxa" w:w="2800"/>
+            <w:tcBorders>
+              <w:top w:val="single" w:color="BFC5CD" w:sz="4"/>
+              <w:left w:val="single" w:color="BFC5CD" w:sz="4"/>
+              <w:bottom w:val="single" w:color="BFC5CD" w:sz="4"/>
+              <w:right w:val="single" w:color="BFC5CD" w:sz="4"/>
+            </w:tcBorders>
+            <w:tcMar>
+              <w:top w:type="dxa" w:w="60"/>
+              <w:left w:type="dxa" w:w="100"/>
+              <w:bottom w:type="dxa" w:w="60"/>
+              <w:right w:type="dxa" w:w="100"/>
+            </w:tcMar>
+          </w:tcPr>
+          <w:p>
+            <w:r>
+              <w:rPr>
+                <w:b w:val="false"/>
+                <w:bCs w:val="false"/>
+                <w:sz w:val="19"/>
+                <w:szCs w:val="19"/>
+              </w:rPr>
+              <w:t xml:space="preserve">max_steps / time_horizon</w:t>
+            </w:r>
+          </w:p>
+        </w:tc>
+        <w:tc>
+          <w:tcPr>
+            <w:tcW w:type="dxa" w:w="1800"/>
+            <w:tcBorders>
+              <w:top w:val="single" w:color="BFC5CD" w:sz="4"/>
+              <w:left w:val="single" w:color="BFC5CD" w:sz="4"/>
+              <w:bottom w:val="single" w:color="BFC5CD" w:sz="4"/>
+              <w:right w:val="single" w:color="BFC5CD" w:sz="4"/>
+            </w:tcBorders>
+            <w:tcMar>
+              <w:top w:type="dxa" w:w="60"/>
+              <w:left w:type="dxa" w:w="100"/>
+              <w:bottom w:type="dxa" w:w="60"/>
+              <w:right w:type="dxa" w:w="100"/>
+            </w:tcMar>
+          </w:tcPr>
+          <w:p>
+            <w:r>
+              <w:rPr>
+                <w:b w:val="false"/>
+                <w:bCs w:val="false"/>
+                <w:sz w:val="19"/>
+                <w:szCs w:val="19"/>
+              </w:rPr>
+              <w:t xml:space="preserve">200000 / 64</w:t>
+            </w:r>
+          </w:p>
+        </w:tc>
+        <w:tc>
+          <w:tcPr>
+            <w:tcW w:type="dxa" w:w="4426"/>
+            <w:tcBorders>
+              <w:top w:val="single" w:color="BFC5CD" w:sz="4"/>
+              <w:left w:val="single" w:color="BFC5CD" w:sz="4"/>
+              <w:bottom w:val="single" w:color="BFC5CD" w:sz="4"/>
+              <w:right w:val="single" w:color="BFC5CD" w:sz="4"/>
+            </w:tcBorders>
+            <w:tcMar>
+              <w:top w:type="dxa" w:w="60"/>
+              <w:left w:type="dxa" w:w="100"/>
+              <w:bottom w:type="dxa" w:w="60"/>
+              <w:right w:type="dxa" w:w="100"/>
+            </w:tcMar>
+          </w:tcPr>
+          <w:p>
+            <w:r>
+              <w:rPr>
+                <w:b w:val="false"/>
+                <w:bCs w:val="false"/>
+                <w:sz w:val="19"/>
+                <w:szCs w:val="19"/>
+              </w:rPr>
+              <w:t xml:space="preserve">Toplam eğitim bütçesi / deneyim parçası uzunluğu</w:t>
+            </w:r>
+          </w:p>
+        </w:tc>
+      </w:tr>
+    </w:tbl>
+    <w:p>
+      <w:pPr>
+        <w:spacing w:before="60" w:after="200"/>
+      </w:pPr>
+      <w:r>
+        <w:rPr>
+          <w:i/>
+          <w:iCs/>
+          <w:color w:val="555555"/>
+          <w:sz w:val="19"/>
+          <w:szCs w:val="19"/>
+        </w:rPr>
+        <w:t xml:space="preserve">Tablo 5. PPO hiperparametreleri</w:t>
+      </w:r>
+    </w:p>
+    <w:p>
+      <w:pPr>
+        <w:spacing w:after="120" w:line="300"/>
+      </w:pPr>
+      <w:r>
+        <w:t xml:space="preserve">Eğitim, Unity Editor'da Play'e basmak yerine standalone build üzerinden yapıldı. Bu yöntem grafiksiz ve 20 kat hızlı çalıştığı için birden fazla seed'i makul sürede eğitmeyi mümkün kıldı:</w:t>
+      </w:r>
+    </w:p>
+    <w:p>
+      <w:pPr>
+        <w:shd w:fill="F5F5F5" w:color="auto" w:val="clear"/>
+        <w:spacing w:after="0" w:line="240"/>
+        <w:ind w:left="200" w:right="200"/>
+      </w:pPr>
+      <w:r>
+        <w:rPr>
+          <w:rFonts w:ascii="Consolas" w:cs="Consolas" w:eastAsia="Consolas" w:hAnsi="Consolas"/>
+          <w:sz w:val="18"/>
+          <w:szCs w:val="18"/>
+        </w:rPr>
+        <w:t xml:space="preserve">mlagents-learn config/rollerball_2026.yaml --run-id=RB_Absolute8_s1 \</w:t>
+      </w:r>
+    </w:p>
+    <w:p>
+      <w:pPr>
+        <w:shd w:fill="F5F5F5" w:color="auto" w:val="clear"/>
+        <w:spacing w:after="0" w:line="240"/>
+        <w:ind w:left="200" w:right="200"/>
+      </w:pPr>
+      <w:r>
+        <w:rPr>
+          <w:rFonts w:ascii="Consolas" w:cs="Consolas" w:eastAsia="Consolas" w:hAnsi="Consolas"/>
+          <w:sz w:val="18"/>
+          <w:szCs w:val="18"/>
+        </w:rPr>
+        <w:t xml:space="preserve">  --env=Builds/RollerBall/RollerBall.exe --no-graphics --seed=1 --time-scale=20 \</w:t>
+      </w:r>
+    </w:p>
+    <w:p>
+      <w:pPr>
+        <w:shd w:fill="F5F5F5" w:color="auto" w:val="clear"/>
+        <w:spacing w:after="160" w:line="240"/>
+        <w:ind w:left="200" w:right="200"/>
+      </w:pPr>
+      <w:r>
+        <w:rPr>
+          <w:rFonts w:ascii="Consolas" w:cs="Consolas" w:eastAsia="Consolas" w:hAnsi="Consolas"/>
+          <w:sz w:val="18"/>
+          <w:szCs w:val="18"/>
+        </w:rPr>
+        <w:t xml:space="preserve">  --env-args -obsMode Absolute8 -areas 9</w:t>
+      </w:r>
+    </w:p>
+    <w:p>
+      <w:pPr>
+        <w:spacing w:after="120" w:line="300"/>
+      </w:pPr>
+      <w:r>
+        <w:t xml:space="preserve">-areas 9 argümanı, yazdığımız TrainingAreaReplicator.cs scripti ile sahnedeki eğitim alanını 9 kopyaya çıkarır. Dokuz ajan aynı politikayı paylaşarak paralel deneyim toplar. Bu sadece duvar saati süresini kısaltır; toplam adım bütçesi (200.000) değişmez. Her eğitim CPU üzerinde yaklaşık 4–13 dakika sürdü.</w:t>
+      </w:r>
+    </w:p>
+    <w:p>
+      <w:pPr>
+        <w:pStyle w:val="Heading2"/>
+      </w:pPr>
+      <w:r>
+        <w:t xml:space="preserve">4.7 Inference: modeli Unity'de çalıştırmak</w:t>
+      </w:r>
+    </w:p>
+    <w:p>
+      <w:pPr>
+        <w:pStyle w:val="ListParagraph"/>
+        <w:numPr>
+          <w:ilvl w:val="0"/>
+          <w:numId w:val="4"/>
+        </w:numPr>
+        <w:spacing w:after="60" w:line="288"/>
+      </w:pPr>
+      <w:r>
+        <w:t xml:space="preserve">Eğitim sonunda results/&lt;run-id&gt;/RollerBall_U63.onnx dosyası üretilir.</w:t>
+      </w:r>
+    </w:p>
+    <w:p>
+      <w:pPr>
+        <w:pStyle w:val="ListParagraph"/>
+        <w:numPr>
+          <w:ilvl w:val="0"/>
+          <w:numId w:val="4"/>
+        </w:numPr>
+        <w:spacing w:after="60" w:line="288"/>
+      </w:pPr>
+      <w:r>
+        <w:t xml:space="preserve">Dosya Assets/MLAgentsCourse/Models/ klasörüne kopyalanır.</w:t>
+      </w:r>
+    </w:p>
+    <w:p>
+      <w:pPr>
+        <w:pStyle w:val="ListParagraph"/>
+        <w:numPr>
+          <w:ilvl w:val="0"/>
+          <w:numId w:val="4"/>
+        </w:numPr>
+        <w:spacing w:after="60" w:line="288"/>
+      </w:pPr>
+      <w:r>
+        <w:t xml:space="preserve">Behavior Parameters → Model alanına atanır, Behavior Type = Inference Only yapılır.</w:t>
+      </w:r>
+    </w:p>
+    <w:p>
+      <w:pPr>
+        <w:pStyle w:val="ListParagraph"/>
+        <w:numPr>
+          <w:ilvl w:val="0"/>
+          <w:numId w:val="4"/>
+        </w:numPr>
+        <w:spacing w:after="60" w:line="288"/>
+      </w:pPr>
+      <w:r>
+        <w:t xml:space="preserve">Play'e basılır. Ajan artık Python olmadan, sadece Unity içindeki Inference Engine ile hareket eder.</w:t>
+      </w:r>
+    </w:p>
+    <w:p>
+      <w:pPr>
+        <w:spacing w:after="120" w:line="300"/>
+      </w:pPr>
+      <w:r>
+        <w:t xml:space="preserve">Bu adımlar sonucunda iki sahne hazırlandı: RollerBallInference.unity (baseline modeli) ve RollerBallInference_Relative5.unity (Deney B modeli, ajan rastgele yerlerden başlar).</w:t>
+      </w:r>
+    </w:p>
+    <w:p>
+      <w:pPr>
+        <w:spacing w:before="120" w:after="60"/>
+        <w:jc w:val="center"/>
+      </w:pPr>
+      <w:r>
+        <w:drawing>
+          <wp:inline distT="0" distB="0" distL="0" distR="0">
+            <wp:extent cx="5715000" cy="2838450"/>
+            <wp:effectExtent t="0" r="0" b="0" l="0"/>
+            <wp:docPr id="1" name="editor/03_inference_play.png" descr="Şekil 9. Inference: Behavior Parameters → Model = RollerBall_U63 (eğitilmiş ONNX), Behavior Type = Inference Only; Play modunda ajan Python olmadan hareket ediyor" title="Şekil 9. Inference: Behavior Parameters → Model = RollerBall_U63 (eğitilmiş ONNX), Behavior Type = Inference Only; Play modunda ajan Python olmadan hareket ediyor"/>
+            <wp:cNvGraphicFramePr>
+              <a:graphicFrameLocks xmlns:a="http://schemas.openxmlformats.org/drawingml/2006/main" noChangeAspect="1"/>
+            </wp:cNvGraphicFramePr>
+            <a:graphic xmlns:a="http://schemas.openxmlformats.org/drawingml/2006/main">
+              <a:graphicData uri="http://schemas.openxmlformats.org/drawingml/2006/picture">
+                <pic:pic xmlns:pic="http://schemas.openxmlformats.org/drawingml/2006/picture">
+                  <pic:nvPicPr>
+                    <pic:cNvPr id="0" name="" descr=""/>
+                    <pic:cNvPicPr>
+                      <a:picLocks noChangeAspect="1" noChangeArrowheads="1"/>
+                    </pic:cNvPicPr>
+                  </pic:nvPicPr>
+                  <pic:blipFill>
+                    <a:blip r:embed="rId16" cstate="none"/>
+                    <a:srcRect/>
+                    <a:stretch>
+                      <a:fillRect/>
+                    </a:stretch>
+                  </pic:blipFill>
+                  <pic:spPr bwMode="auto">
+                    <a:xfrm>
+                      <a:off x="0" y="0"/>
+                      <a:ext cx="5715000" cy="2838450"/>
+                    </a:xfrm>
+                    <a:prstGeom prst="rect">
+                      <a:avLst/>
+                    </a:prstGeom>
+                  </pic:spPr>
+                </pic:pic>
+              </a:graphicData>
+            </a:graphic>
+          </wp:inline>
+        </w:drawing>
+      </w:r>
+    </w:p>
+    <w:p>
+      <w:pPr>
+        <w:spacing w:after="200"/>
+        <w:jc w:val="center"/>
+      </w:pPr>
+      <w:r>
+        <w:rPr>
+          <w:i/>
+          <w:iCs/>
+          <w:color w:val="555555"/>
+          <w:sz w:val="19"/>
+          <w:szCs w:val="19"/>
+        </w:rPr>
+        <w:t xml:space="preserve">Şekil 9. Inference: Behavior Parameters → Model = RollerBall_U63 (eğitilmiş ONNX), Behavior Type = Inference Only; Play modunda ajan Python olmadan hareket ediyor</w:t>
+      </w:r>
+    </w:p>
+    <w:p>
+      <w:pPr>
+        <w:spacing w:before="120" w:after="60"/>
+        <w:jc w:val="center"/>
+      </w:pPr>
+      <w:r>
+        <w:drawing>
+          <wp:inline distT="0" distB="0" distL="0" distR="0">
+            <wp:extent cx="5715000" cy="2200275"/>
+            <wp:effectExtent t="0" r="0" b="0" l="0"/>
+            <wp:docPr id="1" name="trained_agent_filmstrip.png" descr="Şekil 10. Eğitilmiş ajan, 0.4 saniye aralıklarla. Her başarıdan sonra hedef yeni bir yere taşınıyor (3 s içinde 3 başarı)" title="Şekil 10. Eğitilmiş ajan, 0.4 saniye aralıklarla. Her başarıdan sonra hedef yeni bir yere taşınıyor (3 s içinde 3 başarı)"/>
+            <wp:cNvGraphicFramePr>
+              <a:graphicFrameLocks xmlns:a="http://schemas.openxmlformats.org/drawingml/2006/main" noChangeAspect="1"/>
+            </wp:cNvGraphicFramePr>
+            <a:graphic xmlns:a="http://schemas.openxmlformats.org/drawingml/2006/main">
+              <a:graphicData uri="http://schemas.openxmlformats.org/drawingml/2006/picture">
+                <pic:pic xmlns:pic="http://schemas.openxmlformats.org/drawingml/2006/picture">
+                  <pic:nvPicPr>
+                    <pic:cNvPr id="0" name="" descr=""/>
+                    <pic:cNvPicPr>
+                      <a:picLocks noChangeAspect="1" noChangeArrowheads="1"/>
+                    </pic:cNvPicPr>
+                  </pic:nvPicPr>
+                  <pic:blipFill>
+                    <a:blip r:embed="rId17" cstate="none"/>
+                    <a:srcRect/>
+                    <a:stretch>
+                      <a:fillRect/>
+                    </a:stretch>
+                  </pic:blipFill>
+                  <pic:spPr bwMode="auto">
+                    <a:xfrm>
+                      <a:off x="0" y="0"/>
                       <a:ext cx="5715000" cy="2200275"/>
                     </a:xfrm>
                     <a:prstGeom prst="rect">
@@ -5932,7 +6180,7 @@
           <w:sz w:val="19"/>
           <w:szCs w:val="19"/>
         </w:rPr>
-        <w:t xml:space="preserve">Şekil 6. Eğitilmiş ajan, 0.4 saniye aralıklarla. Her başarıdan sonra hedef yeni bir yere taşınıyor (3 s içinde 3 başarı)</w:t>
+        <w:t xml:space="preserve">Şekil 10. Eğitilmiş ajan, 0.4 saniye aralıklarla. Her başarıdan sonra hedef yeni bir yere taşınıyor (3 s içinde 3 başarı)</w:t>
       </w:r>
     </w:p>
     <w:p>
@@ -7135,7 +7383,7 @@
           <wp:inline distT="0" distB="0" distL="0" distR="0">
             <wp:extent cx="5905500" cy="3133725"/>
             <wp:effectExtent t="0" r="0" b="0" l="0"/>
-            <wp:docPr id="1" name="training_curves_all.png" descr="Şekil 7. Eğitim boyunca metrikler (çizgi: 3 seed ortalaması, gölge: en düşük–en yüksek seed)" title="Şekil 7. Eğitim boyunca metrikler (çizgi: 3 seed ortalaması, gölge: en düşük–en yüksek seed)"/>
+            <wp:docPr id="1" name="training_curves_all.png" descr="Şekil 11. Eğitim boyunca metrikler (çizgi: 3 seed ortalaması, gölge: en düşük–en yüksek seed)" title="Şekil 11. Eğitim boyunca metrikler (çizgi: 3 seed ortalaması, gölge: en düşük–en yüksek seed)"/>
             <wp:cNvGraphicFramePr>
               <a:graphicFrameLocks xmlns:a="http://schemas.openxmlformats.org/drawingml/2006/main" noChangeAspect="1"/>
             </wp:cNvGraphicFramePr>
@@ -7149,7 +7397,7 @@
                     </pic:cNvPicPr>
                   </pic:nvPicPr>
                   <pic:blipFill>
-                    <a:blip r:embed="rId14" cstate="none"/>
+                    <a:blip r:embed="rId18" cstate="none"/>
                     <a:srcRect/>
                     <a:stretch>
                       <a:fillRect/>
@@ -7184,7 +7432,7 @@
           <w:sz w:val="19"/>
           <w:szCs w:val="19"/>
         </w:rPr>
-        <w:t xml:space="preserve">Şekil 7. Eğitim boyunca metrikler (çizgi: 3 seed ortalaması, gölge: en düşük–en yüksek seed)</w:t>
+        <w:t xml:space="preserve">Şekil 11. Eğitim boyunca metrikler (çizgi: 3 seed ortalaması, gölge: en düşük–en yüksek seed)</w:t>
       </w:r>
     </w:p>
     <w:p>
@@ -9273,7 +9521,7 @@
           <wp:inline distT="0" distB="0" distL="0" distR="0">
             <wp:extent cx="5905500" cy="2190750"/>
             <wp:effectExtent t="0" r="0" b="0" l="0"/>
-            <wp:docPr id="1" name="eval_comparison.png" descr="Şekil 8. Başarı ve düşme oranları. Solda eğitimdeki koşul, sağda genelleme testi" title="Şekil 8. Başarı ve düşme oranları. Solda eğitimdeki koşul, sağda genelleme testi"/>
+            <wp:docPr id="1" name="eval_comparison.png" descr="Şekil 12. Başarı ve düşme oranları. Solda eğitimdeki koşul, sağda genelleme testi" title="Şekil 12. Başarı ve düşme oranları. Solda eğitimdeki koşul, sağda genelleme testi"/>
             <wp:cNvGraphicFramePr>
               <a:graphicFrameLocks xmlns:a="http://schemas.openxmlformats.org/drawingml/2006/main" noChangeAspect="1"/>
             </wp:cNvGraphicFramePr>
@@ -9287,7 +9535,7 @@
                     </pic:cNvPicPr>
                   </pic:nvPicPr>
                   <pic:blipFill>
-                    <a:blip r:embed="rId15" cstate="none"/>
+                    <a:blip r:embed="rId19" cstate="none"/>
                     <a:srcRect/>
                     <a:stretch>
                       <a:fillRect/>
@@ -9322,7 +9570,7 @@
           <w:sz w:val="19"/>
           <w:szCs w:val="19"/>
         </w:rPr>
-        <w:t xml:space="preserve">Şekil 8. Başarı ve düşme oranları. Solda eğitimdeki koşul, sağda genelleme testi</w:t>
+        <w:t xml:space="preserve">Şekil 12. Başarı ve düşme oranları. Solda eğitimdeki koşul, sağda genelleme testi</w:t>
       </w:r>
     </w:p>
     <w:p>
@@ -9335,7 +9583,7 @@
           <wp:inline distT="0" distB="0" distL="0" distR="0">
             <wp:extent cx="5715000" cy="2200275"/>
             <wp:effectExtent t="0" r="0" b="0" l="0"/>
-            <wp:docPr id="1" name="trained_agent_relative5_filmstrip.png" descr="Şekil 9. Deney B modeli: ajan her episode'a farklı bir yerden başlıyor ve yine hedefe gidiyor" title="Şekil 9. Deney B modeli: ajan her episode'a farklı bir yerden başlıyor ve yine hedefe gidiyor"/>
+            <wp:docPr id="1" name="trained_agent_relative5_filmstrip.png" descr="Şekil 13. Deney B modeli: ajan her episode'a farklı bir yerden başlıyor ve yine hedefe gidiyor" title="Şekil 13. Deney B modeli: ajan her episode'a farklı bir yerden başlıyor ve yine hedefe gidiyor"/>
             <wp:cNvGraphicFramePr>
               <a:graphicFrameLocks xmlns:a="http://schemas.openxmlformats.org/drawingml/2006/main" noChangeAspect="1"/>
             </wp:cNvGraphicFramePr>
@@ -9349,7 +9597,7 @@
                     </pic:cNvPicPr>
                   </pic:nvPicPr>
                   <pic:blipFill>
-                    <a:blip r:embed="rId16" cstate="none"/>
+                    <a:blip r:embed="rId20" cstate="none"/>
                     <a:srcRect/>
                     <a:stretch>
                       <a:fillRect/>
@@ -9384,7 +9632,69 @@
           <w:sz w:val="19"/>
           <w:szCs w:val="19"/>
         </w:rPr>
-        <w:t xml:space="preserve">Şekil 9. Deney B modeli: ajan her episode'a farklı bir yerden başlıyor ve yine hedefe gidiyor</w:t>
+        <w:t xml:space="preserve">Şekil 13. Deney B modeli: ajan her episode'a farklı bir yerden başlıyor ve yine hedefe gidiyor</w:t>
+      </w:r>
+    </w:p>
+    <w:p>
+      <w:pPr>
+        <w:spacing w:before="120" w:after="60"/>
+        <w:jc w:val="center"/>
+      </w:pPr>
+      <w:r>
+        <w:drawing>
+          <wp:inline distT="0" distB="0" distL="0" distR="0">
+            <wp:extent cx="5715000" cy="2838450"/>
+            <wp:effectExtent t="0" r="0" b="0" l="0"/>
+            <wp:docPr id="1" name="editor/05_console_relative5_play.png" descr="Şekil 14. Deney B sahnesi Unity Editor'da çalışırken: Space Size 5, Model = RollerBall_U63_Relative5. Console'da hata ve uyarı yok (yalnızca bilgi mesajları)" title="Şekil 14. Deney B sahnesi Unity Editor'da çalışırken: Space Size 5, Model = RollerBall_U63_Relative5. Console'da hata ve uyarı yok (yalnızca bilgi mesajları)"/>
+            <wp:cNvGraphicFramePr>
+              <a:graphicFrameLocks xmlns:a="http://schemas.openxmlformats.org/drawingml/2006/main" noChangeAspect="1"/>
+            </wp:cNvGraphicFramePr>
+            <a:graphic xmlns:a="http://schemas.openxmlformats.org/drawingml/2006/main">
+              <a:graphicData uri="http://schemas.openxmlformats.org/drawingml/2006/picture">
+                <pic:pic xmlns:pic="http://schemas.openxmlformats.org/drawingml/2006/picture">
+                  <pic:nvPicPr>
+                    <pic:cNvPr id="0" name="" descr=""/>
+                    <pic:cNvPicPr>
+                      <a:picLocks noChangeAspect="1" noChangeArrowheads="1"/>
+                    </pic:cNvPicPr>
+                  </pic:nvPicPr>
+                  <pic:blipFill>
+                    <a:blip r:embed="rId21" cstate="none"/>
+                    <a:srcRect/>
+                    <a:stretch>
+                      <a:fillRect/>
+                    </a:stretch>
+                  </pic:blipFill>
+                  <pic:spPr bwMode="auto">
+                    <a:xfrm>
+                      <a:off x="0" y="0"/>
+                      <a:ext cx="5715000" cy="2838450"/>
+                    </a:xfrm>
+                    <a:prstGeom prst="rect">
+                      <a:avLst/>
+                    </a:prstGeom>
+                  </pic:spPr>
+                </pic:pic>
+              </a:graphicData>
+            </a:graphic>
+          </wp:inline>
+        </w:drawing>
+      </w:r>
+    </w:p>
+    <w:p>
+      <w:pPr>
+        <w:spacing w:after="200"/>
+        <w:jc w:val="center"/>
+      </w:pPr>
+      <w:r>
+        <w:rPr>
+          <w:i/>
+          <w:iCs/>
+          <w:color w:val="555555"/>
+          <w:sz w:val="19"/>
+          <w:szCs w:val="19"/>
+        </w:rPr>
+        <w:t xml:space="preserve">Şekil 14. Deney B sahnesi Unity Editor'da çalışırken: Space Size 5, Model = RollerBall_U63_Relative5. Console'da hata ve uyarı yok (yalnızca bilgi mesajları)</w:t>
       </w:r>
     </w:p>
     <w:p>
@@ -9407,7 +9717,7 @@
         <w:t xml:space="preserve">Deney A (hız yok): </w:t>
       </w:r>
       <w:r>
-        <w:t xml:space="preserve">Hipotez doğrulanmadı. Hız çıkarıldığında başarı düşmedi ve 3 seed de %100'e ulaştı. Ajan her 0.02 saniyede yeniden karar verdiği için, kendi hareketinin sonucunu bir sonraki gözlemde görüp düzeltebiliyor. Görev hedefte durmayı değil yalnızca dokunmayı istediğinden fren de gerekmiyor. Ancak politika entropisi tüm eğitim boyunca belirgin şekilde yüksek kaldı (Şekil 7). Yani ajan, aynı başarıya daha belirsiz kararlarla ulaşıyor. Hedefte durmayı gerektiren bir görevde hız bilgisinin önemi artacaktır.</w:t>
+        <w:t xml:space="preserve">Hipotez doğrulanmadı. Hız çıkarıldığında başarı düşmedi ve 3 seed de %100'e ulaştı. Ajan her 0.02 saniyede yeniden karar verdiği için, kendi hareketinin sonucunu bir sonraki gözlemde görüp düzeltebiliyor. Görev hedefte durmayı değil yalnızca dokunmayı istediğinden fren de gerekmiyor. Ancak politika entropisi tüm eğitim boyunca belirgin şekilde yüksek kaldı (Şekil 11). Yani ajan, aynı başarıya daha belirsiz kararlarla ulaşıyor. Hedefte durmayı gerektiren bir görevde hız bilgisinin önemi artacaktır.</w:t>
       </w:r>
     </w:p>
     <w:p>
@@ -9522,7 +9832,7 @@
         <w:spacing w:after="120" w:line="300"/>
       </w:pPr>
       <w:r>
-        <w:t xml:space="preserve">Bu ortamda şart değil. Düşmek episode'u ödülsüz bitirdiği için zaten ödülden vazgeçmek demektir. Eğitimin ilk 10.000 adımında episode'ların %50–94'ü düşmeyle bitiyordu. Eğitim sonunda bu oran 9 eğitimin 8'inde %0–0.4'e indi; yalnızca baseline seed 2'de %24'te kaldı (Şekil 7). Düşmeye büyük bir ceza vermek, ajanın kenardan aşırı kaçmasına ve hedef kenardayken çekingen davranmasına yol açabilir. Küçük bir adım cezası ise hızlı gitmeyi teşvik eder; ajan kodunda bu seçenek (stepPenalty) eklendi ancak sunudaki temel tasarıma sadık kalmak için 0 bırakıldı.</w:t>
+        <w:t xml:space="preserve">Bu ortamda şart değil. Düşmek episode'u ödülsüz bitirdiği için zaten ödülden vazgeçmek demektir. Eğitimin ilk 10.000 adımında episode'ların %50–94'ü düşmeyle bitiyordu. Eğitim sonunda bu oran 9 eğitimin 8'inde %0–0.4'e indi; yalnızca baseline seed 2'de %24'te kaldı (Şekil 11). Düşmeye büyük bir ceza vermek, ajanın kenardan aşırı kaçmasına ve hedef kenardayken çekingen davranmasına yol açabilir. Küçük bir adım cezası ise hızlı gitmeyi teşvik eder; ajan kodunda bu seçenek (stepPenalty) eklendi ancak sunudaki temel tasarıma sadık kalmak için 0 bırakıldı.</w:t>
       </w:r>
     </w:p>
     <w:p>
@@ -10236,7 +10546,7 @@
         </w:rPr>
         <w:t xml:space="preserve">Depo: </w:t>
       </w:r>
-      <w:hyperlink w:history="1" r:id="rIdmyc-iwptv71ovf5ne9lpo">
+      <w:hyperlink w:history="1" r:id="rIdxrloskjfpanri7kotcpmi">
         <w:r>
           <w:rPr>
             <w:rStyle w:val="Hyperlink"/>
@@ -10307,7 +10617,7 @@
           <w:sz w:val="18"/>
           <w:szCs w:val="18"/>
         </w:rPr>
-        <w:t xml:space="preserve">  Editor/    RollerBallSceneBuilder.cs   (menü: ML Agents Course)</w:t>
+        <w:t xml:space="preserve">  Editor/    RollerBallSceneBuilder.cs, ReportScreenshots.cs   (menü: ML Agents Course)</w:t>
       </w:r>
     </w:p>
     <w:p>
@@ -10458,7 +10768,7 @@
       <w:r>
         <w:t xml:space="preserve">Unity Technologies, Unity ML-Agents Toolkit, GitHub deposu, </w:t>
       </w:r>
-      <w:hyperlink w:history="1" r:id="rIdna9iwvlx7qndjcqfocvi2">
+      <w:hyperlink w:history="1" r:id="rIdixr4qg6vf9aqtjh45l46x">
         <w:r>
           <w:rPr>
             <w:rStyle w:val="Hyperlink"/>
@@ -10549,7 +10859,7 @@
         <w:sz w:val="17"/>
         <w:szCs w:val="17"/>
       </w:rPr>
-      <w:t xml:space="preserve">BLM5026 · Hafta 5 · Unity ML-Agents · </w:t>
+      <w:t xml:space="preserve">BLM5026 · Rapor 4 (Hafta 5) · Unity ML-Agents · </w:t>
     </w:r>
     <w:r>
       <w:rPr>

--- a/docs/week05/Rapor4_Hafta5_ML-Agents.docx
+++ b/docs/week05/Rapor4_Hafta5_ML-Agents.docx
@@ -224,7 +224,7 @@
         </w:rPr>
         <w:t xml:space="preserve">GitHub deposu: </w:t>
       </w:r>
-      <w:hyperlink w:history="1" r:id="rIdr4qlxhspmnge05ntyhifn">
+      <w:hyperlink w:history="1" r:id="rIdmcsi7pbles3eu0ymgfzaw">
         <w:r>
           <w:rPr>
             <w:rStyle w:val="Hyperlink"/>
@@ -244,7 +244,7 @@
         </w:rPr>
         <w:t xml:space="preserve">Bu haftanın dalı: </w:t>
       </w:r>
-      <w:hyperlink w:history="1" r:id="rId_xtldylzp-6zwcahtgkeu">
+      <w:hyperlink w:history="1" r:id="rIdbi3k9hdletfdij9jwugtt">
         <w:r>
           <w:rPr>
             <w:rStyle w:val="Hyperlink"/>
@@ -288,18 +288,6 @@
         </w:p>
       </w:sdtContent>
     </w:sdt>
-    <w:p>
-      <w:pPr>
-        <w:spacing w:after="120" w:line="300"/>
-      </w:pPr>
-      <w:r>
-        <w:rPr>
-          <w:i/>
-          <w:iCs/>
-        </w:rPr>
-        <w:t xml:space="preserve">Not: İçindekiler tablosu Word'de açılınca otomatik dolar. Boş görünürse sağ tık → Alanı Güncelleştir.</w:t>
-      </w:r>
-    </w:p>
     <w:p>
       <w:pPr>
         <w:pStyle w:val="Heading1"/>
@@ -1472,7 +1460,7 @@
         <w:spacing w:after="120" w:line="300"/>
       </w:pPr>
       <w:r>
-        <w:t xml:space="preserve">Sunuda vurgulandığı gibi, Unity paketi ile Python trainer sürümleri rastgele bir araya getirilmemiş, tek bir eşleşen kaynak ağacı kullanılmıştır. Tercih edilen yol, Unity paketi 4.1.0'ın yayımlandığı repo revizyonudur (commit ee0a08c).</w:t>
+        <w:t xml:space="preserve">Sunudaki sürüm politikasına uyularak Unity paketi ve Python trainer aynı kaynak ağacından alınmıştır: Unity paketi 4.1.0'ın yayımlandığı repo revizyonu (commit ee0a08c).</w:t>
       </w:r>
     </w:p>
     <w:tbl>
@@ -2556,7 +2544,7 @@
         <w:t xml:space="preserve">Doğrulama: </w:t>
       </w:r>
       <w:r>
-        <w:t xml:space="preserve">Projede paket, Unity Package Registry'den (4.1.0) yüklendi. Bu paketin Runtime/ klasörü, klonlanan kaynaktaki com.unity.ml-agents/Runtime ile diff aracıyla karşılaştırıldı. Satır sonu (CRLF/LF) dışında hiçbir fark bulunmadı. Yani Unity tarafı ile Python tarafı aynı kaynak revizyonuna aittir.</w:t>
+        <w:t xml:space="preserve">Projede paket, Unity Package Registry'den (4.1.0) yüklendi. Bu paketin Runtime/ klasörü, klonlanan kaynaktaki com.unity.ml-agents/Runtime ile diff aracıyla karşılaştırıldı. Satır sonu (CRLF/LF) dışında fark bulunmadı, yani Unity tarafı ile Python tarafı aynı revizyondan geliyor.</w:t>
       </w:r>
     </w:p>
     <w:p>
@@ -3446,7 +3434,7 @@
         <w:spacing w:after="120" w:line="300"/>
       </w:pPr>
       <w:r>
-        <w:t xml:space="preserve">Ajan bir Rigidbody ile fizik motoruna bağlıdır. Sunuda vurgulandığı gibi, dinamik bir Rigidbody her karede transform.position ile değil, kuvvet uygulanarak hareket ettirilir. Böylece momentum, sürtünme ve düşme gibi etkileri fizik motoru hesaplar.</w:t>
+        <w:t xml:space="preserve">Ajanı fizik motoruna Rigidbody bileşeni bağlar. Sunudaki kurala göre dinamik bir Rigidbody'yi her karede transform.position ile taşımak yerine ona kuvvet uygulanır; momentumu, sürtünmeyi ve düşmeyi fizik motoru hesaplar.</w:t>
       </w:r>
     </w:p>
     <w:p>
@@ -4074,7 +4062,7 @@
         <w:t xml:space="preserve">Aksiyonu kuvvet olarak uygulamak: </w:t>
       </w:r>
       <w:r>
-        <w:t xml:space="preserve">Ajan konumu doğrudan değiştirmez, fiziksel bir itme uygular. Bu, Hafta 3'te işlenen F = m·a ilişkisinin doğrudan uygulamasıdır.</w:t>
+        <w:t xml:space="preserve">Aksiyon Rigidbody'ye bir itme kuvveti olarak verilir. Topun ne kadar hızlanacağını, Hafta 3'te işlenen F = m·a ilişkisine göre fizik motoru hesaplar.</w:t>
       </w:r>
     </w:p>
     <w:p>
@@ -5988,7 +5976,7 @@
         <w:spacing w:after="120" w:line="300"/>
       </w:pPr>
       <w:r>
-        <w:t xml:space="preserve">-areas 9 argümanı, yazdığımız TrainingAreaReplicator.cs scripti ile sahnedeki eğitim alanını 9 kopyaya çıkarır. Dokuz ajan aynı politikayı paylaşarak paralel deneyim toplar. Bu sadece duvar saati süresini kısaltır; toplam adım bütçesi (200.000) değişmez. Her eğitim CPU üzerinde yaklaşık 4–13 dakika sürdü.</w:t>
+        <w:t xml:space="preserve">-areas 9 argümanı, yazdığımız TrainingAreaReplicator.cs scripti ile sahnedeki eğitim alanını 9 kopyaya çıkarır. Dokuz ajan aynı politikayı paylaşarak paralel deneyim toplar. Bu sadece duvar saati süresini kısaltır; toplam adım bütçesi (200.000) değişmez. Her eğitim CPU üzerinde 4 ile 13 dakika arasında sürdü.</w:t>
       </w:r>
     </w:p>
     <w:p>
@@ -6197,7 +6185,7 @@
         <w:spacing w:after="120" w:line="300"/>
       </w:pPr>
       <w:r>
-        <w:t xml:space="preserve">Sunuda "öğrenme sürecinin çıktılarına bakmadan başarılı demiyoruz" ilkesi vurgulanmıştır. Bu nedenle sunudaki deney disiplini uygulanmıştır:</w:t>
+        <w:t xml:space="preserve">Sunu 2, öğrenme sürecinin çıktılarına bakmadan "başarılı" denmemesini ister ve bunun için bir deney düzeni önerir. Bu düzen şöyle uygulandı:</w:t>
       </w:r>
     </w:p>
     <w:p>
@@ -6210,13 +6198,6 @@
         <w:spacing w:after="60" w:line="288"/>
       </w:pPr>
       <w:r>
-        <w:rPr>
-          <w:b/>
-          <w:bCs/>
-        </w:rPr>
-        <w:t xml:space="preserve">Birkaç seed: </w:t>
-      </w:r>
-      <w:r>
         <w:t xml:space="preserve">Her yapılandırma 3 farklı rastgele tohumla (seed 1, 2, 3) baştan eğitildi.</w:t>
       </w:r>
     </w:p>
@@ -6230,14 +6211,7 @@
         <w:spacing w:after="60" w:line="288"/>
       </w:pPr>
       <w:r>
-        <w:rPr>
-          <w:b/>
-          <w:bCs/>
-        </w:rPr>
-        <w:t xml:space="preserve">Aynı eğitim bütçesi: </w:t>
-      </w:r>
-      <w:r>
-        <w:t xml:space="preserve">Her eğitim 200.000 adım.</w:t>
+        <w:t xml:space="preserve">Her eğitimin bütçesi 200.000 adımdı.</w:t>
       </w:r>
     </w:p>
     <w:p>
@@ -6250,14 +6224,7 @@
         <w:spacing w:after="60" w:line="288"/>
       </w:pPr>
       <w:r>
-        <w:rPr>
-          <w:b/>
-          <w:bCs/>
-        </w:rPr>
-        <w:t xml:space="preserve">Aynı başlangıç koşulları: </w:t>
-      </w:r>
-      <w:r>
-        <w:t xml:space="preserve">Her politika, Unity'ye aynı seed (12345) verilerek aynı 200 hedef konumunda test edildi. Böylece k. denemede her politika aynı hedefle karşılaştı.</w:t>
+        <w:t xml:space="preserve">Her politika, Unity'ye aynı seed (12345) verilerek aynı 200 hedef konumunda test edildi; k. denemede her politika aynı hedefle karşılaştı.</w:t>
       </w:r>
     </w:p>
     <w:p>
@@ -6270,14 +6237,7 @@
         <w:spacing w:after="60" w:line="288"/>
       </w:pPr>
       <w:r>
-        <w:rPr>
-          <w:b/>
-          <w:bCs/>
-        </w:rPr>
-        <w:t xml:space="preserve">Karşılaştırma: </w:t>
-      </w:r>
-      <w:r>
-        <w:t xml:space="preserve">Eğitimsiz rastgele politika (alt sınır) ve kural tabanlı bir kontrolcü ("hedefe doğru it, hız kadar fren yap"). Kural tabanlı kontrolcü, klavye heuristic'inin otomatik karşılığı olarak kullanıldı.</w:t>
+        <w:t xml:space="preserve">Karşılaştırma için eğitimsiz rastgele bir politika (alt sınır) ve kural tabanlı bir kontrolcü kullanıldı. Kontrolcü topu hedefe doğru itiyor ve hızı kadar fren yapıyor; klavye heuristic'inin otomatik karşılığıdır.</w:t>
       </w:r>
     </w:p>
     <w:p>
@@ -6290,14 +6250,7 @@
         <w:spacing w:after="60" w:line="288"/>
       </w:pPr>
       <w:r>
-        <w:rPr>
-          <w:b/>
-          <w:bCs/>
-        </w:rPr>
-        <w:t xml:space="preserve">Ölçütler: </w:t>
-      </w:r>
-      <w:r>
-        <w:t xml:space="preserve">Başarı oranı, düşme oranı, zaman aşımı oranı, ortalama episode uzunluğu ve hedefe ortalama varış süresi (1 adım = 0.02 s).</w:t>
+        <w:t xml:space="preserve">Ölçülenler: başarı, düşme ve zaman aşımı oranları, ortalama episode uzunluğu ve hedefe ortalama varış süresi (1 adım = 0.02 s).</w:t>
       </w:r>
     </w:p>
     <w:p>
@@ -7383,7 +7336,7 @@
           <wp:inline distT="0" distB="0" distL="0" distR="0">
             <wp:extent cx="5905500" cy="3133725"/>
             <wp:effectExtent t="0" r="0" b="0" l="0"/>
-            <wp:docPr id="1" name="training_curves_all.png" descr="Şekil 11. Eğitim boyunca metrikler (çizgi: 3 seed ortalaması, gölge: en düşük–en yüksek seed)" title="Şekil 11. Eğitim boyunca metrikler (çizgi: 3 seed ortalaması, gölge: en düşük–en yüksek seed)"/>
+            <wp:docPr id="1" name="training_curves_all.png" descr="Şekil 11. Eğitim boyunca metrikler (çizgi: 3 seed ortalaması, gölge: en düşük ile en yüksek seed arası)" title="Şekil 11. Eğitim boyunca metrikler (çizgi: 3 seed ortalaması, gölge: en düşük ile en yüksek seed arası)"/>
             <wp:cNvGraphicFramePr>
               <a:graphicFrameLocks xmlns:a="http://schemas.openxmlformats.org/drawingml/2006/main" noChangeAspect="1"/>
             </wp:cNvGraphicFramePr>
@@ -7432,7 +7385,7 @@
           <w:sz w:val="19"/>
           <w:szCs w:val="19"/>
         </w:rPr>
-        <w:t xml:space="preserve">Şekil 11. Eğitim boyunca metrikler (çizgi: 3 seed ortalaması, gölge: en düşük–en yüksek seed)</w:t>
+        <w:t xml:space="preserve">Şekil 11. Eğitim boyunca metrikler (çizgi: 3 seed ortalaması, gölge: en düşük ile en yüksek seed arası)</w:t>
       </w:r>
     </w:p>
     <w:p>
@@ -7515,14 +7468,7 @@
         <w:ind w:left="200" w:right="200"/>
       </w:pPr>
       <w:r>
-        <w:rPr>
-          <w:b/>
-          <w:bCs/>
-        </w:rPr>
-        <w:t xml:space="preserve">Çıkarım: </w:t>
-      </w:r>
-      <w:r>
-        <w:t xml:space="preserve">Aynı kod ve aynı ayarlarla yalnızca seed değiştiğinde sonuç %80 ile %100 arasında değişebiliyor. Sunudaki "tek run yeterli kanıt değildir" uyarısı bu deneyle doğrulanmış oldu. Raporlanan değerlerin ortalama ± sapma olarak verilmesinin nedeni budur.</w:t>
+        <w:t xml:space="preserve">Aynı kod ve ayarlarla yalnızca seed değiştiğinde başarı %80 ile %100 arasında değişti. Sunudaki "tek run yeterli kanıt değildir" uyarısı bu yüzden önemli; bu raporda PPO sonuçları 3 seed'in ortalaması ± standart sapması olarak verilmiştir.</w:t>
       </w:r>
     </w:p>
     <w:p>
@@ -7539,7 +7485,7 @@
         <w:spacing w:after="120" w:line="300"/>
       </w:pPr>
       <w:r>
-        <w:t xml:space="preserve">Sunu 2'nin son slaytında, hazır kodu değiştirmekten çok bilimsel bir hipotez kurup test etmek hedeflenmiştir. İki deney yapıldı. Kodda yalnızca CollectObservations ve Space Size değişti. Bunun için ajana bir ObservationMode ayarı eklendi; build'e komut satırından -obsMode argümanı verilerek seçilebiliyor.</w:t>
+        <w:t xml:space="preserve">Sunu 2'nin son slaytı, gözlem setini değiştirerek bir hipotezi test etmeyi ister. Bunun için iki deney yapıldı. Kodda yalnızca CollectObservations ve Space Size değişti. Bunun için ajana bir ObservationMode ayarı eklendi; build'e komut satırından -obsMode argümanı verilerek seçilebiliyor.</w:t>
       </w:r>
     </w:p>
     <w:tbl>
@@ -7790,7 +7736,7 @@
                 <w:sz w:val="19"/>
                 <w:szCs w:val="19"/>
               </w:rPr>
-              <w:t xml:space="preserve">–</w:t>
+              <w:t xml:space="preserve">(karşılaştırma tabanı)</w:t>
             </w:r>
           </w:p>
         </w:tc>
@@ -9754,7 +9700,7 @@
         <w:t xml:space="preserve">98.5 / %96.5 / %94.5</w:t>
       </w:r>
       <w:r>
-        <w:t xml:space="preserve">). Nedeni şudur: mutlak konumla eğitilen ajan hep merkezden başladığı için yalnızca "merkezden hedefe giden" durumları görmüştür; başka bir yerden başladığında ezberlediği durumların dışına çıkar. Göreli gözlemde "hedef 2 m sağımda" durumu zeminin neresinde olursa olsun aynı sayılarla ifade edilir. Öğrenilen davranış böylece her yere taşınabilir (öteleme değişmezliği).</w:t>
+        <w:t xml:space="preserve">). Mutlak konumla eğitilen ajan hep merkezden başladığı için yalnızca "merkezden hedefe giden" durumları görmüştür; başka bir yerden başladığında ezberlediği durumların dışına çıkar. Göreli gözlemde "hedef 2 m sağımda" durumu zeminin neresinde olursa olsun aynı sayılarla ifade edilir. Öğrenilen davranış böylece her yere taşınabilir (öteleme değişmezliği).</w:t>
       </w:r>
     </w:p>
     <w:p>
@@ -9832,7 +9778,7 @@
         <w:spacing w:after="120" w:line="300"/>
       </w:pPr>
       <w:r>
-        <w:t xml:space="preserve">Bu ortamda şart değil. Düşmek episode'u ödülsüz bitirdiği için zaten ödülden vazgeçmek demektir. Eğitimin ilk 10.000 adımında episode'ların %50–94'ü düşmeyle bitiyordu. Eğitim sonunda bu oran 9 eğitimin 8'inde %0–0.4'e indi; yalnızca baseline seed 2'de %24'te kaldı (Şekil 11). Düşmeye büyük bir ceza vermek, ajanın kenardan aşırı kaçmasına ve hedef kenardayken çekingen davranmasına yol açabilir. Küçük bir adım cezası ise hızlı gitmeyi teşvik eder; ajan kodunda bu seçenek (stepPenalty) eklendi ancak sunudaki temel tasarıma sadık kalmak için 0 bırakıldı.</w:t>
+        <w:t xml:space="preserve">Bu ortamda şart değil. Düşmek episode'u ödülsüz bitirdiği için zaten ödülden vazgeçmek demektir. Eğitimin ilk 10.000 adımında episode'ların %50 ile %94'ü düşmeyle bitiyordu. Eğitim sonunda bu oran 9 eğitimin 8'inde %0.4'ün altına indi; yalnızca baseline seed 2'de %24'te kaldı (Şekil 11). Düşmeye büyük bir ceza vermek, ajanın kenardan aşırı kaçmasına ve hedef kenardayken çekingen davranmasına yol açabilir. Küçük bir adım cezası ise hızlı gitmeyi teşvik eder; ajan kodunda bu seçenek (stepPenalty) eklendi ancak sunudaki temel tasarıma sadık kalmak için 0 bırakıldı.</w:t>
       </w:r>
     </w:p>
     <w:p>
@@ -9848,7 +9794,7 @@
         <w:spacing w:after="120" w:line="300"/>
       </w:pPr>
       <w:r>
-        <w:t xml:space="preserve">MaxStep olmasaydı, hiçbir şey yapmayan ya da hedefin etrafında dönen bir ajan sonsuza kadar aynı episode'da kalabilirdi. Eğitim yeni hedef konumları görmez ve öğrenme takılırdı. Eğitimin ilk 10.000 adımında episode'ların %0–6'sı (rastgele politikada %9.5'i) zaman aşımıyla bitiyordu; eğitim sonunda bu oran tüm eğitimlerde %0'a indi.</w:t>
+        <w:t xml:space="preserve">MaxStep olmasaydı, hiçbir şey yapmayan ya da hedefin etrafında dönen bir ajan sonsuza kadar aynı episode'da kalabilirdi. Eğitim yeni hedef konumları görmez ve öğrenme takılırdı. Eğitimin ilk 10.000 adımında episode'ların en fazla %6'sı (rastgele politikada %9.5'i) zaman aşımıyla bitiyordu; eğitim sonunda bu oran tüm eğitimlerde %0'a indi.</w:t>
       </w:r>
     </w:p>
     <w:p>
@@ -10296,7 +10242,7 @@
                 <w:sz w:val="19"/>
                 <w:szCs w:val="19"/>
               </w:rPr>
-              <w:t xml:space="preserve">–</w:t>
+              <w:t xml:space="preserve">Makinede Python 3.10 da yoktu</w:t>
             </w:r>
           </w:p>
         </w:tc>
@@ -10483,7 +10429,7 @@
         <w:spacing w:after="60" w:line="288"/>
       </w:pPr>
       <w:r>
-        <w:t xml:space="preserve">Seed'ler arasında belirgin bir sapma gözlenmiştir. Bu durum, RL sonuçlarının birden fazla seed ile raporlanması gerektiğini göstermektedir.</w:t>
+        <w:t xml:space="preserve">Baseline'da yalnızca seed değiştiğinde başarı %80 ile %100 arasında değişti; RL sonuçlarını tek bir eğitimle raporlamak yanıltıcı olur.</w:t>
       </w:r>
     </w:p>
     <w:p>
@@ -10496,7 +10442,7 @@
         <w:spacing w:after="60" w:line="288"/>
       </w:pPr>
       <w:r>
-        <w:t xml:space="preserve">Gözlem tasarımı, ödül kadar önemlidir. Göreli konum kullanmak, ajanın yeni durumlara genellemesini %</w:t>
+        <w:t xml:space="preserve">Gözlem tasarımı sonucu belirgin biçimde etkiledi: göreli konum kullanmak, ajanın yeni durumlara genellemesini %</w:t>
       </w:r>
       <w:r>
         <w:t xml:space="preserve">48.0</w:t>
@@ -10546,7 +10492,7 @@
         </w:rPr>
         <w:t xml:space="preserve">Depo: </w:t>
       </w:r>
-      <w:hyperlink w:history="1" r:id="rIdxrloskjfpanri7kotcpmi">
+      <w:hyperlink w:history="1" r:id="rIdb9m7cw7f4bufzefcgzxu3">
         <w:r>
           <w:rPr>
             <w:rStyle w:val="Hyperlink"/>
@@ -10560,7 +10506,7 @@
         <w:spacing w:after="120" w:line="300"/>
       </w:pPr>
       <w:r>
-        <w:t xml:space="preserve">Hocanın Lecture I'de tanımladığı akış izlenmiştir. main dalında temel Unity projesi bulunur. Bu haftanın işi </w:t>
+        <w:t xml:space="preserve">Lecture I'de tanımlanan akış izlenmiştir. main dalında temel Unity projesi bulunur. Bu haftanın işi </w:t>
       </w:r>
       <w:r>
         <w:rPr>
@@ -10572,7 +10518,7 @@
         <w:t xml:space="preserve">feature/week05-ml-agents</w:t>
       </w:r>
       <w:r>
-        <w:t xml:space="preserve"> dalında anlamlı commit'lerle geliştirilmiş, Pull Request şablonu (.github/pull_request_template.md) ile main dalına birleştirilmek üzere hazırlanmıştır. Unity'nin ürettiği Library, Temp, Logs ve Builds klasörleri .gitignore ile hariç tutulmuştur.</w:t>
+        <w:t xml:space="preserve"> dalında anlamlı commit'lerle geliştirilmiş ve Pull Request #1 ile (şablon: .github/pull_request_template.md) main dalına birleştirilmiştir. Unity'nin ürettiği Library, Temp, Logs ve Builds klasörleri .gitignore ile hariç tutulmuştur.</w:t>
       </w:r>
     </w:p>
     <w:p>
@@ -10768,7 +10714,7 @@
       <w:r>
         <w:t xml:space="preserve">Unity Technologies, Unity ML-Agents Toolkit, GitHub deposu, </w:t>
       </w:r>
-      <w:hyperlink w:history="1" r:id="rIdixr4qg6vf9aqtjh45l46x">
+      <w:hyperlink w:history="1" r:id="rIdwlk74k_utojtoyclzk8yk">
         <w:r>
           <w:rPr>
             <w:rStyle w:val="Hyperlink"/>
